--- a/tools/report_metodologi/versicompact/bab_2/Metodologi_Bab2_Kualitas_Lingkungan_Compact.docx
+++ b/tools/report_metodologi/versicompact/bab_2/Metodologi_Bab2_Kualitas_Lingkungan_Compact.docx
@@ -20,20 +20,20 @@
         <w:pBdr>
           <w:bottom w:val="single" w:sz="8" w:space="1" w:color="1B5E20"/>
         </w:pBdr>
-        <w:spacing w:before="80" w:after="40"/>
+        <w:spacing w:before="60" w:after="30"/>
       </w:pPr>
       <w:r>
         <w:rPr>
           <w:b/>
           <w:color w:val="1B5E20"/>
-          <w:sz w:val="21"/>
+          <w:sz w:val="20"/>
         </w:rPr>
         <w:t>BAB II: METODOLOGI ANALISIS KUALITAS LINGKUNGAN DI KAWASAN SMELTER</w:t>
       </w:r>
     </w:p>
     <w:p>
       <w:pPr>
-        <w:spacing w:after="60" w:line="252" w:lineRule="auto"/>
+        <w:spacing w:after="40" w:line="252" w:lineRule="auto"/>
         <w:jc w:val="both"/>
       </w:pPr>
       <w:r>
@@ -61,15 +61,15 @@
         <w:pBdr>
           <w:bottom w:val="single" w:sz="4" w:space="1" w:color="2E7D32"/>
         </w:pBdr>
-        <w:spacing w:before="80" w:after="30"/>
+        <w:spacing w:before="70" w:after="20"/>
       </w:pPr>
       <w:r>
         <w:rPr>
           <w:b/>
           <w:color w:val="1B5E20"/>
-          <w:sz w:val="19"/>
+          <w:sz w:val="18"/>
         </w:rPr>
-        <w:t>2.1 Dampak Limbah Tailing: Konsentrasi Smelter vs Indeks Kualitas Air (IKA)</w:t>
+        <w:t>2.1. Dampak Limbah Tailing: Konsentrasi Smelter vs Indeks Kualitas Air (IKA)</w:t>
       </w:r>
     </w:p>
     <w:p>
@@ -101,20 +101,20 @@
           <w:b/>
           <w:color w:val="222222"/>
         </w:rPr>
-        <w:t>9,825 MW PLTU Captive</w:t>
+        <w:t>9.825 MW PLTU Captive</w:t>
       </w:r>
       <w:r>
         <w:rPr>
           <w:color w:val="222222"/>
         </w:rPr>
-        <w:t xml:space="preserve"> meningkatkan intensitas emisi dan beban lingkungan di Pulau Sulawesi. Data menunjukkan konversi tutupan hutan mencapai </w:t>
+        <w:t xml:space="preserve"> meningkatkan intensitas emisi dan beban lingkungan di Pulau Sulawesi. Konversi tutupan hutan mencapai </w:t>
       </w:r>
       <w:r>
         <w:rPr>
           <w:b/>
           <w:color w:val="222222"/>
         </w:rPr>
-        <w:t>1,001,654 Hektar</w:t>
+        <w:t>1.001.654 Hektar</w:t>
       </w:r>
       <w:r>
         <w:rPr>
@@ -127,7 +127,7 @@
           <w:b/>
           <w:color w:val="222222"/>
         </w:rPr>
-        <w:t>20.9 Juta Ton per tahun</w:t>
+        <w:t>20,9 Juta Ton per tahun</w:t>
       </w:r>
       <w:r>
         <w:rPr>
@@ -140,7 +140,7 @@
           <w:b/>
           <w:color w:val="222222"/>
         </w:rPr>
-        <w:t>59.7</w:t>
+        <w:t>59,7</w:t>
       </w:r>
       <w:r>
         <w:rPr>
@@ -156,7 +156,7 @@
         </w:pBdr>
         <w:shd w:val="clear" w:color="auto" w:fill="F1F8E9"/>
         <w:spacing w:before="20" w:after="40" w:line="252" w:lineRule="auto"/>
-        <w:ind w:left="120"/>
+        <w:ind w:left="100"/>
       </w:pPr>
       <w:r>
         <w:rPr>
@@ -177,7 +177,7 @@
     </w:p>
     <w:p>
       <w:pPr>
-        <w:spacing w:before="50" w:after="20"/>
+        <w:spacing w:before="40" w:after="20"/>
       </w:pPr>
       <w:r>
         <w:rPr>
@@ -220,10 +220,10 @@
             </w:tcBorders>
             <w:shd w:val="clear" w:color="auto" w:fill="2E7D32"/>
             <w:tcMar>
-              <w:top w:w="25" w:type="dxa"/>
-              <w:left w:w="45" w:type="dxa"/>
-              <w:bottom w:w="25" w:type="dxa"/>
-              <w:right w:w="45" w:type="dxa"/>
+              <w:top w:w="18" w:type="dxa"/>
+              <w:left w:w="40" w:type="dxa"/>
+              <w:bottom w:w="18" w:type="dxa"/>
+              <w:right w:w="40" w:type="dxa"/>
             </w:tcMar>
           </w:tcPr>
           <w:p>
@@ -248,10 +248,10 @@
             </w:tcBorders>
             <w:shd w:val="clear" w:color="auto" w:fill="2E7D32"/>
             <w:tcMar>
-              <w:top w:w="25" w:type="dxa"/>
-              <w:left w:w="45" w:type="dxa"/>
-              <w:bottom w:w="25" w:type="dxa"/>
-              <w:right w:w="45" w:type="dxa"/>
+              <w:top w:w="18" w:type="dxa"/>
+              <w:left w:w="40" w:type="dxa"/>
+              <w:bottom w:w="18" w:type="dxa"/>
+              <w:right w:w="40" w:type="dxa"/>
             </w:tcMar>
           </w:tcPr>
           <w:p>
@@ -279,10 +279,10 @@
             </w:tcBorders>
             <w:shd w:val="clear" w:color="auto" w:fill="2E7D32"/>
             <w:tcMar>
-              <w:top w:w="25" w:type="dxa"/>
-              <w:left w:w="45" w:type="dxa"/>
-              <w:bottom w:w="25" w:type="dxa"/>
-              <w:right w:w="45" w:type="dxa"/>
+              <w:top w:w="18" w:type="dxa"/>
+              <w:left w:w="40" w:type="dxa"/>
+              <w:bottom w:w="18" w:type="dxa"/>
+              <w:right w:w="40" w:type="dxa"/>
             </w:tcMar>
           </w:tcPr>
           <w:p>
@@ -310,10 +310,10 @@
             </w:tcBorders>
             <w:shd w:val="clear" w:color="auto" w:fill="2E7D32"/>
             <w:tcMar>
-              <w:top w:w="25" w:type="dxa"/>
-              <w:left w:w="45" w:type="dxa"/>
-              <w:bottom w:w="25" w:type="dxa"/>
-              <w:right w:w="45" w:type="dxa"/>
+              <w:top w:w="18" w:type="dxa"/>
+              <w:left w:w="40" w:type="dxa"/>
+              <w:bottom w:w="18" w:type="dxa"/>
+              <w:right w:w="40" w:type="dxa"/>
             </w:tcMar>
           </w:tcPr>
           <w:p>
@@ -338,10 +338,10 @@
             </w:tcBorders>
             <w:shd w:val="clear" w:color="auto" w:fill="2E7D32"/>
             <w:tcMar>
-              <w:top w:w="25" w:type="dxa"/>
-              <w:left w:w="45" w:type="dxa"/>
-              <w:bottom w:w="25" w:type="dxa"/>
-              <w:right w:w="45" w:type="dxa"/>
+              <w:top w:w="18" w:type="dxa"/>
+              <w:left w:w="40" w:type="dxa"/>
+              <w:bottom w:w="18" w:type="dxa"/>
+              <w:right w:w="40" w:type="dxa"/>
             </w:tcMar>
           </w:tcPr>
           <w:p>
@@ -369,10 +369,10 @@
             </w:tcBorders>
             <w:shd w:val="clear" w:color="auto" w:fill="2E7D32"/>
             <w:tcMar>
-              <w:top w:w="25" w:type="dxa"/>
-              <w:left w:w="45" w:type="dxa"/>
-              <w:bottom w:w="25" w:type="dxa"/>
-              <w:right w:w="45" w:type="dxa"/>
+              <w:top w:w="18" w:type="dxa"/>
+              <w:left w:w="40" w:type="dxa"/>
+              <w:bottom w:w="18" w:type="dxa"/>
+              <w:right w:w="40" w:type="dxa"/>
             </w:tcMar>
           </w:tcPr>
           <w:p>
@@ -402,10 +402,10 @@
             </w:tcBorders>
             <w:shd w:val="clear" w:color="auto" w:fill="FFFFFF"/>
             <w:tcMar>
-              <w:top w:w="20" w:type="dxa"/>
-              <w:left w:w="45" w:type="dxa"/>
-              <w:bottom w:w="20" w:type="dxa"/>
-              <w:right w:w="45" w:type="dxa"/>
+              <w:top w:w="16" w:type="dxa"/>
+              <w:left w:w="40" w:type="dxa"/>
+              <w:bottom w:w="16" w:type="dxa"/>
+              <w:right w:w="40" w:type="dxa"/>
             </w:tcMar>
           </w:tcPr>
           <w:p>
@@ -430,10 +430,10 @@
             </w:tcBorders>
             <w:shd w:val="clear" w:color="auto" w:fill="FFFFFF"/>
             <w:tcMar>
-              <w:top w:w="20" w:type="dxa"/>
-              <w:left w:w="45" w:type="dxa"/>
-              <w:bottom w:w="20" w:type="dxa"/>
-              <w:right w:w="45" w:type="dxa"/>
+              <w:top w:w="16" w:type="dxa"/>
+              <w:left w:w="40" w:type="dxa"/>
+              <w:bottom w:w="16" w:type="dxa"/>
+              <w:right w:w="40" w:type="dxa"/>
             </w:tcMar>
           </w:tcPr>
           <w:p>
@@ -460,10 +460,10 @@
             </w:tcBorders>
             <w:shd w:val="clear" w:color="auto" w:fill="FFFFFF"/>
             <w:tcMar>
-              <w:top w:w="20" w:type="dxa"/>
-              <w:left w:w="45" w:type="dxa"/>
-              <w:bottom w:w="20" w:type="dxa"/>
-              <w:right w:w="45" w:type="dxa"/>
+              <w:top w:w="16" w:type="dxa"/>
+              <w:left w:w="40" w:type="dxa"/>
+              <w:bottom w:w="16" w:type="dxa"/>
+              <w:right w:w="40" w:type="dxa"/>
             </w:tcMar>
           </w:tcPr>
           <w:p>
@@ -490,10 +490,10 @@
             </w:tcBorders>
             <w:shd w:val="clear" w:color="auto" w:fill="FFFFFF"/>
             <w:tcMar>
-              <w:top w:w="20" w:type="dxa"/>
-              <w:left w:w="45" w:type="dxa"/>
-              <w:bottom w:w="20" w:type="dxa"/>
-              <w:right w:w="45" w:type="dxa"/>
+              <w:top w:w="16" w:type="dxa"/>
+              <w:left w:w="40" w:type="dxa"/>
+              <w:bottom w:w="16" w:type="dxa"/>
+              <w:right w:w="40" w:type="dxa"/>
             </w:tcMar>
           </w:tcPr>
           <w:p>
@@ -520,10 +520,10 @@
             </w:tcBorders>
             <w:shd w:val="clear" w:color="auto" w:fill="FFFFFF"/>
             <w:tcMar>
-              <w:top w:w="20" w:type="dxa"/>
-              <w:left w:w="45" w:type="dxa"/>
-              <w:bottom w:w="20" w:type="dxa"/>
-              <w:right w:w="45" w:type="dxa"/>
+              <w:top w:w="16" w:type="dxa"/>
+              <w:left w:w="40" w:type="dxa"/>
+              <w:bottom w:w="16" w:type="dxa"/>
+              <w:right w:w="40" w:type="dxa"/>
             </w:tcMar>
           </w:tcPr>
           <w:p>
@@ -550,10 +550,10 @@
             </w:tcBorders>
             <w:shd w:val="clear" w:color="auto" w:fill="FFFFFF"/>
             <w:tcMar>
-              <w:top w:w="20" w:type="dxa"/>
-              <w:left w:w="45" w:type="dxa"/>
-              <w:bottom w:w="20" w:type="dxa"/>
-              <w:right w:w="45" w:type="dxa"/>
+              <w:top w:w="16" w:type="dxa"/>
+              <w:left w:w="40" w:type="dxa"/>
+              <w:bottom w:w="16" w:type="dxa"/>
+              <w:right w:w="40" w:type="dxa"/>
             </w:tcMar>
           </w:tcPr>
           <w:p>
@@ -582,10 +582,10 @@
             </w:tcBorders>
             <w:shd w:val="clear" w:color="auto" w:fill="F9FBF9"/>
             <w:tcMar>
-              <w:top w:w="20" w:type="dxa"/>
-              <w:left w:w="45" w:type="dxa"/>
-              <w:bottom w:w="20" w:type="dxa"/>
-              <w:right w:w="45" w:type="dxa"/>
+              <w:top w:w="16" w:type="dxa"/>
+              <w:left w:w="40" w:type="dxa"/>
+              <w:bottom w:w="16" w:type="dxa"/>
+              <w:right w:w="40" w:type="dxa"/>
             </w:tcMar>
           </w:tcPr>
           <w:p>
@@ -610,10 +610,10 @@
             </w:tcBorders>
             <w:shd w:val="clear" w:color="auto" w:fill="F9FBF9"/>
             <w:tcMar>
-              <w:top w:w="20" w:type="dxa"/>
-              <w:left w:w="45" w:type="dxa"/>
-              <w:bottom w:w="20" w:type="dxa"/>
-              <w:right w:w="45" w:type="dxa"/>
+              <w:top w:w="16" w:type="dxa"/>
+              <w:left w:w="40" w:type="dxa"/>
+              <w:bottom w:w="16" w:type="dxa"/>
+              <w:right w:w="40" w:type="dxa"/>
             </w:tcMar>
           </w:tcPr>
           <w:p>
@@ -640,10 +640,10 @@
             </w:tcBorders>
             <w:shd w:val="clear" w:color="auto" w:fill="F9FBF9"/>
             <w:tcMar>
-              <w:top w:w="20" w:type="dxa"/>
-              <w:left w:w="45" w:type="dxa"/>
-              <w:bottom w:w="20" w:type="dxa"/>
-              <w:right w:w="45" w:type="dxa"/>
+              <w:top w:w="16" w:type="dxa"/>
+              <w:left w:w="40" w:type="dxa"/>
+              <w:bottom w:w="16" w:type="dxa"/>
+              <w:right w:w="40" w:type="dxa"/>
             </w:tcMar>
           </w:tcPr>
           <w:p>
@@ -670,10 +670,10 @@
             </w:tcBorders>
             <w:shd w:val="clear" w:color="auto" w:fill="F9FBF9"/>
             <w:tcMar>
-              <w:top w:w="20" w:type="dxa"/>
-              <w:left w:w="45" w:type="dxa"/>
-              <w:bottom w:w="20" w:type="dxa"/>
-              <w:right w:w="45" w:type="dxa"/>
+              <w:top w:w="16" w:type="dxa"/>
+              <w:left w:w="40" w:type="dxa"/>
+              <w:bottom w:w="16" w:type="dxa"/>
+              <w:right w:w="40" w:type="dxa"/>
             </w:tcMar>
           </w:tcPr>
           <w:p>
@@ -700,10 +700,10 @@
             </w:tcBorders>
             <w:shd w:val="clear" w:color="auto" w:fill="F9FBF9"/>
             <w:tcMar>
-              <w:top w:w="20" w:type="dxa"/>
-              <w:left w:w="45" w:type="dxa"/>
-              <w:bottom w:w="20" w:type="dxa"/>
-              <w:right w:w="45" w:type="dxa"/>
+              <w:top w:w="16" w:type="dxa"/>
+              <w:left w:w="40" w:type="dxa"/>
+              <w:bottom w:w="16" w:type="dxa"/>
+              <w:right w:w="40" w:type="dxa"/>
             </w:tcMar>
           </w:tcPr>
           <w:p>
@@ -730,10 +730,10 @@
             </w:tcBorders>
             <w:shd w:val="clear" w:color="auto" w:fill="F9FBF9"/>
             <w:tcMar>
-              <w:top w:w="20" w:type="dxa"/>
-              <w:left w:w="45" w:type="dxa"/>
-              <w:bottom w:w="20" w:type="dxa"/>
-              <w:right w:w="45" w:type="dxa"/>
+              <w:top w:w="16" w:type="dxa"/>
+              <w:left w:w="40" w:type="dxa"/>
+              <w:bottom w:w="16" w:type="dxa"/>
+              <w:right w:w="40" w:type="dxa"/>
             </w:tcMar>
           </w:tcPr>
           <w:p>
@@ -762,10 +762,10 @@
             </w:tcBorders>
             <w:shd w:val="clear" w:color="auto" w:fill="FFFFFF"/>
             <w:tcMar>
-              <w:top w:w="20" w:type="dxa"/>
-              <w:left w:w="45" w:type="dxa"/>
-              <w:bottom w:w="20" w:type="dxa"/>
-              <w:right w:w="45" w:type="dxa"/>
+              <w:top w:w="16" w:type="dxa"/>
+              <w:left w:w="40" w:type="dxa"/>
+              <w:bottom w:w="16" w:type="dxa"/>
+              <w:right w:w="40" w:type="dxa"/>
             </w:tcMar>
           </w:tcPr>
           <w:p>
@@ -790,10 +790,10 @@
             </w:tcBorders>
             <w:shd w:val="clear" w:color="auto" w:fill="FFFFFF"/>
             <w:tcMar>
-              <w:top w:w="20" w:type="dxa"/>
-              <w:left w:w="45" w:type="dxa"/>
-              <w:bottom w:w="20" w:type="dxa"/>
-              <w:right w:w="45" w:type="dxa"/>
+              <w:top w:w="16" w:type="dxa"/>
+              <w:left w:w="40" w:type="dxa"/>
+              <w:bottom w:w="16" w:type="dxa"/>
+              <w:right w:w="40" w:type="dxa"/>
             </w:tcMar>
           </w:tcPr>
           <w:p>
@@ -820,10 +820,10 @@
             </w:tcBorders>
             <w:shd w:val="clear" w:color="auto" w:fill="FFFFFF"/>
             <w:tcMar>
-              <w:top w:w="20" w:type="dxa"/>
-              <w:left w:w="45" w:type="dxa"/>
-              <w:bottom w:w="20" w:type="dxa"/>
-              <w:right w:w="45" w:type="dxa"/>
+              <w:top w:w="16" w:type="dxa"/>
+              <w:left w:w="40" w:type="dxa"/>
+              <w:bottom w:w="16" w:type="dxa"/>
+              <w:right w:w="40" w:type="dxa"/>
             </w:tcMar>
           </w:tcPr>
           <w:p>
@@ -850,10 +850,10 @@
             </w:tcBorders>
             <w:shd w:val="clear" w:color="auto" w:fill="FFFFFF"/>
             <w:tcMar>
-              <w:top w:w="20" w:type="dxa"/>
-              <w:left w:w="45" w:type="dxa"/>
-              <w:bottom w:w="20" w:type="dxa"/>
-              <w:right w:w="45" w:type="dxa"/>
+              <w:top w:w="16" w:type="dxa"/>
+              <w:left w:w="40" w:type="dxa"/>
+              <w:bottom w:w="16" w:type="dxa"/>
+              <w:right w:w="40" w:type="dxa"/>
             </w:tcMar>
           </w:tcPr>
           <w:p>
@@ -880,10 +880,10 @@
             </w:tcBorders>
             <w:shd w:val="clear" w:color="auto" w:fill="FFFFFF"/>
             <w:tcMar>
-              <w:top w:w="20" w:type="dxa"/>
-              <w:left w:w="45" w:type="dxa"/>
-              <w:bottom w:w="20" w:type="dxa"/>
-              <w:right w:w="45" w:type="dxa"/>
+              <w:top w:w="16" w:type="dxa"/>
+              <w:left w:w="40" w:type="dxa"/>
+              <w:bottom w:w="16" w:type="dxa"/>
+              <w:right w:w="40" w:type="dxa"/>
             </w:tcMar>
           </w:tcPr>
           <w:p>
@@ -910,10 +910,10 @@
             </w:tcBorders>
             <w:shd w:val="clear" w:color="auto" w:fill="FFFFFF"/>
             <w:tcMar>
-              <w:top w:w="20" w:type="dxa"/>
-              <w:left w:w="45" w:type="dxa"/>
-              <w:bottom w:w="20" w:type="dxa"/>
-              <w:right w:w="45" w:type="dxa"/>
+              <w:top w:w="16" w:type="dxa"/>
+              <w:left w:w="40" w:type="dxa"/>
+              <w:bottom w:w="16" w:type="dxa"/>
+              <w:right w:w="40" w:type="dxa"/>
             </w:tcMar>
           </w:tcPr>
           <w:p>
@@ -942,10 +942,10 @@
             </w:tcBorders>
             <w:shd w:val="clear" w:color="auto" w:fill="F9FBF9"/>
             <w:tcMar>
-              <w:top w:w="20" w:type="dxa"/>
-              <w:left w:w="45" w:type="dxa"/>
-              <w:bottom w:w="20" w:type="dxa"/>
-              <w:right w:w="45" w:type="dxa"/>
+              <w:top w:w="16" w:type="dxa"/>
+              <w:left w:w="40" w:type="dxa"/>
+              <w:bottom w:w="16" w:type="dxa"/>
+              <w:right w:w="40" w:type="dxa"/>
             </w:tcMar>
           </w:tcPr>
           <w:p>
@@ -970,10 +970,10 @@
             </w:tcBorders>
             <w:shd w:val="clear" w:color="auto" w:fill="F9FBF9"/>
             <w:tcMar>
-              <w:top w:w="20" w:type="dxa"/>
-              <w:left w:w="45" w:type="dxa"/>
-              <w:bottom w:w="20" w:type="dxa"/>
-              <w:right w:w="45" w:type="dxa"/>
+              <w:top w:w="16" w:type="dxa"/>
+              <w:left w:w="40" w:type="dxa"/>
+              <w:bottom w:w="16" w:type="dxa"/>
+              <w:right w:w="40" w:type="dxa"/>
             </w:tcMar>
           </w:tcPr>
           <w:p>
@@ -1000,10 +1000,10 @@
             </w:tcBorders>
             <w:shd w:val="clear" w:color="auto" w:fill="F9FBF9"/>
             <w:tcMar>
-              <w:top w:w="20" w:type="dxa"/>
-              <w:left w:w="45" w:type="dxa"/>
-              <w:bottom w:w="20" w:type="dxa"/>
-              <w:right w:w="45" w:type="dxa"/>
+              <w:top w:w="16" w:type="dxa"/>
+              <w:left w:w="40" w:type="dxa"/>
+              <w:bottom w:w="16" w:type="dxa"/>
+              <w:right w:w="40" w:type="dxa"/>
             </w:tcMar>
           </w:tcPr>
           <w:p>
@@ -1030,10 +1030,10 @@
             </w:tcBorders>
             <w:shd w:val="clear" w:color="auto" w:fill="F9FBF9"/>
             <w:tcMar>
-              <w:top w:w="20" w:type="dxa"/>
-              <w:left w:w="45" w:type="dxa"/>
-              <w:bottom w:w="20" w:type="dxa"/>
-              <w:right w:w="45" w:type="dxa"/>
+              <w:top w:w="16" w:type="dxa"/>
+              <w:left w:w="40" w:type="dxa"/>
+              <w:bottom w:w="16" w:type="dxa"/>
+              <w:right w:w="40" w:type="dxa"/>
             </w:tcMar>
           </w:tcPr>
           <w:p>
@@ -1060,10 +1060,10 @@
             </w:tcBorders>
             <w:shd w:val="clear" w:color="auto" w:fill="F9FBF9"/>
             <w:tcMar>
-              <w:top w:w="20" w:type="dxa"/>
-              <w:left w:w="45" w:type="dxa"/>
-              <w:bottom w:w="20" w:type="dxa"/>
-              <w:right w:w="45" w:type="dxa"/>
+              <w:top w:w="16" w:type="dxa"/>
+              <w:left w:w="40" w:type="dxa"/>
+              <w:bottom w:w="16" w:type="dxa"/>
+              <w:right w:w="40" w:type="dxa"/>
             </w:tcMar>
           </w:tcPr>
           <w:p>
@@ -1090,10 +1090,10 @@
             </w:tcBorders>
             <w:shd w:val="clear" w:color="auto" w:fill="F9FBF9"/>
             <w:tcMar>
-              <w:top w:w="20" w:type="dxa"/>
-              <w:left w:w="45" w:type="dxa"/>
-              <w:bottom w:w="20" w:type="dxa"/>
-              <w:right w:w="45" w:type="dxa"/>
+              <w:top w:w="16" w:type="dxa"/>
+              <w:left w:w="40" w:type="dxa"/>
+              <w:bottom w:w="16" w:type="dxa"/>
+              <w:right w:w="40" w:type="dxa"/>
             </w:tcMar>
           </w:tcPr>
           <w:p>
@@ -1122,10 +1122,10 @@
             </w:tcBorders>
             <w:shd w:val="clear" w:color="auto" w:fill="FFFFFF"/>
             <w:tcMar>
-              <w:top w:w="20" w:type="dxa"/>
-              <w:left w:w="45" w:type="dxa"/>
-              <w:bottom w:w="20" w:type="dxa"/>
-              <w:right w:w="45" w:type="dxa"/>
+              <w:top w:w="16" w:type="dxa"/>
+              <w:left w:w="40" w:type="dxa"/>
+              <w:bottom w:w="16" w:type="dxa"/>
+              <w:right w:w="40" w:type="dxa"/>
             </w:tcMar>
           </w:tcPr>
           <w:p>
@@ -1150,10 +1150,10 @@
             </w:tcBorders>
             <w:shd w:val="clear" w:color="auto" w:fill="FFFFFF"/>
             <w:tcMar>
-              <w:top w:w="20" w:type="dxa"/>
-              <w:left w:w="45" w:type="dxa"/>
-              <w:bottom w:w="20" w:type="dxa"/>
-              <w:right w:w="45" w:type="dxa"/>
+              <w:top w:w="16" w:type="dxa"/>
+              <w:left w:w="40" w:type="dxa"/>
+              <w:bottom w:w="16" w:type="dxa"/>
+              <w:right w:w="40" w:type="dxa"/>
             </w:tcMar>
           </w:tcPr>
           <w:p>
@@ -1180,10 +1180,10 @@
             </w:tcBorders>
             <w:shd w:val="clear" w:color="auto" w:fill="FFFFFF"/>
             <w:tcMar>
-              <w:top w:w="20" w:type="dxa"/>
-              <w:left w:w="45" w:type="dxa"/>
-              <w:bottom w:w="20" w:type="dxa"/>
-              <w:right w:w="45" w:type="dxa"/>
+              <w:top w:w="16" w:type="dxa"/>
+              <w:left w:w="40" w:type="dxa"/>
+              <w:bottom w:w="16" w:type="dxa"/>
+              <w:right w:w="40" w:type="dxa"/>
             </w:tcMar>
           </w:tcPr>
           <w:p>
@@ -1210,10 +1210,10 @@
             </w:tcBorders>
             <w:shd w:val="clear" w:color="auto" w:fill="FFFFFF"/>
             <w:tcMar>
-              <w:top w:w="20" w:type="dxa"/>
-              <w:left w:w="45" w:type="dxa"/>
-              <w:bottom w:w="20" w:type="dxa"/>
-              <w:right w:w="45" w:type="dxa"/>
+              <w:top w:w="16" w:type="dxa"/>
+              <w:left w:w="40" w:type="dxa"/>
+              <w:bottom w:w="16" w:type="dxa"/>
+              <w:right w:w="40" w:type="dxa"/>
             </w:tcMar>
           </w:tcPr>
           <w:p>
@@ -1240,10 +1240,10 @@
             </w:tcBorders>
             <w:shd w:val="clear" w:color="auto" w:fill="FFFFFF"/>
             <w:tcMar>
-              <w:top w:w="20" w:type="dxa"/>
-              <w:left w:w="45" w:type="dxa"/>
-              <w:bottom w:w="20" w:type="dxa"/>
-              <w:right w:w="45" w:type="dxa"/>
+              <w:top w:w="16" w:type="dxa"/>
+              <w:left w:w="40" w:type="dxa"/>
+              <w:bottom w:w="16" w:type="dxa"/>
+              <w:right w:w="40" w:type="dxa"/>
             </w:tcMar>
           </w:tcPr>
           <w:p>
@@ -1270,10 +1270,10 @@
             </w:tcBorders>
             <w:shd w:val="clear" w:color="auto" w:fill="FFFFFF"/>
             <w:tcMar>
-              <w:top w:w="20" w:type="dxa"/>
-              <w:left w:w="45" w:type="dxa"/>
-              <w:bottom w:w="20" w:type="dxa"/>
-              <w:right w:w="45" w:type="dxa"/>
+              <w:top w:w="16" w:type="dxa"/>
+              <w:left w:w="40" w:type="dxa"/>
+              <w:bottom w:w="16" w:type="dxa"/>
+              <w:right w:w="40" w:type="dxa"/>
             </w:tcMar>
           </w:tcPr>
           <w:p>
@@ -1302,10 +1302,10 @@
             </w:tcBorders>
             <w:shd w:val="clear" w:color="auto" w:fill="F9FBF9"/>
             <w:tcMar>
-              <w:top w:w="20" w:type="dxa"/>
-              <w:left w:w="45" w:type="dxa"/>
-              <w:bottom w:w="20" w:type="dxa"/>
-              <w:right w:w="45" w:type="dxa"/>
+              <w:top w:w="16" w:type="dxa"/>
+              <w:left w:w="40" w:type="dxa"/>
+              <w:bottom w:w="16" w:type="dxa"/>
+              <w:right w:w="40" w:type="dxa"/>
             </w:tcMar>
           </w:tcPr>
           <w:p>
@@ -1330,10 +1330,10 @@
             </w:tcBorders>
             <w:shd w:val="clear" w:color="auto" w:fill="F9FBF9"/>
             <w:tcMar>
-              <w:top w:w="20" w:type="dxa"/>
-              <w:left w:w="45" w:type="dxa"/>
-              <w:bottom w:w="20" w:type="dxa"/>
-              <w:right w:w="45" w:type="dxa"/>
+              <w:top w:w="16" w:type="dxa"/>
+              <w:left w:w="40" w:type="dxa"/>
+              <w:bottom w:w="16" w:type="dxa"/>
+              <w:right w:w="40" w:type="dxa"/>
             </w:tcMar>
           </w:tcPr>
           <w:p>
@@ -1360,10 +1360,10 @@
             </w:tcBorders>
             <w:shd w:val="clear" w:color="auto" w:fill="F9FBF9"/>
             <w:tcMar>
-              <w:top w:w="20" w:type="dxa"/>
-              <w:left w:w="45" w:type="dxa"/>
-              <w:bottom w:w="20" w:type="dxa"/>
-              <w:right w:w="45" w:type="dxa"/>
+              <w:top w:w="16" w:type="dxa"/>
+              <w:left w:w="40" w:type="dxa"/>
+              <w:bottom w:w="16" w:type="dxa"/>
+              <w:right w:w="40" w:type="dxa"/>
             </w:tcMar>
           </w:tcPr>
           <w:p>
@@ -1390,10 +1390,10 @@
             </w:tcBorders>
             <w:shd w:val="clear" w:color="auto" w:fill="F9FBF9"/>
             <w:tcMar>
-              <w:top w:w="20" w:type="dxa"/>
-              <w:left w:w="45" w:type="dxa"/>
-              <w:bottom w:w="20" w:type="dxa"/>
-              <w:right w:w="45" w:type="dxa"/>
+              <w:top w:w="16" w:type="dxa"/>
+              <w:left w:w="40" w:type="dxa"/>
+              <w:bottom w:w="16" w:type="dxa"/>
+              <w:right w:w="40" w:type="dxa"/>
             </w:tcMar>
           </w:tcPr>
           <w:p>
@@ -1420,10 +1420,10 @@
             </w:tcBorders>
             <w:shd w:val="clear" w:color="auto" w:fill="F9FBF9"/>
             <w:tcMar>
-              <w:top w:w="20" w:type="dxa"/>
-              <w:left w:w="45" w:type="dxa"/>
-              <w:bottom w:w="20" w:type="dxa"/>
-              <w:right w:w="45" w:type="dxa"/>
+              <w:top w:w="16" w:type="dxa"/>
+              <w:left w:w="40" w:type="dxa"/>
+              <w:bottom w:w="16" w:type="dxa"/>
+              <w:right w:w="40" w:type="dxa"/>
             </w:tcMar>
           </w:tcPr>
           <w:p>
@@ -1450,10 +1450,10 @@
             </w:tcBorders>
             <w:shd w:val="clear" w:color="auto" w:fill="F9FBF9"/>
             <w:tcMar>
-              <w:top w:w="20" w:type="dxa"/>
-              <w:left w:w="45" w:type="dxa"/>
-              <w:bottom w:w="20" w:type="dxa"/>
-              <w:right w:w="45" w:type="dxa"/>
+              <w:top w:w="16" w:type="dxa"/>
+              <w:left w:w="40" w:type="dxa"/>
+              <w:bottom w:w="16" w:type="dxa"/>
+              <w:right w:w="40" w:type="dxa"/>
             </w:tcMar>
           </w:tcPr>
           <w:p>
@@ -1471,11 +1471,11 @@
     <w:p>
       <w:pPr>
         <w:pBdr>
-          <w:left w:val="single" w:sz="12" w:space="4" w:color="43A047"/>
+          <w:left w:val="single" w:sz="12" w:space="4" w:color="2E7D32"/>
         </w:pBdr>
         <w:shd w:val="clear" w:color="auto" w:fill="EDF7EE"/>
-        <w:spacing w:before="20" w:after="40" w:line="252" w:lineRule="auto"/>
-        <w:ind w:left="120"/>
+        <w:spacing w:before="30" w:after="40" w:line="252" w:lineRule="auto"/>
+        <w:ind w:left="100"/>
       </w:pPr>
       <w:r>
         <w:rPr>
@@ -1483,15 +1483,73 @@
           <w:color w:val="1B5E20"/>
           <w:sz w:val="15"/>
         </w:rPr>
-        <w:t xml:space="preserve">Formulasi (Konsentrasi Smelter &amp; IKA): </w:t>
+        <w:t>Formulasi Matematis (Konsentrasi Smelter &amp; Beban Limbah B3 Tailing):</w:t>
+      </w:r>
+      <w:r>
+        <w:rPr>
+          <w:b/>
+          <w:color w:val="1B5E20"/>
+          <w:sz w:val="15"/>
+        </w:rPr>
+        <w:br/>
       </w:r>
       <w:r>
         <w:rPr>
           <w:rFonts w:ascii="Consolas" w:hAnsi="Consolas"/>
           <w:color w:val="104010"/>
+          <w:sz w:val="14"/>
+        </w:rPr>
+        <w:t>S_p = Σ s_i  |  IKĀ_{p,t} = ( 1 / n_{p,t} ) * Σ IKA_{j,p,t}</w:t>
+      </w:r>
+      <w:r>
+        <w:rPr>
+          <w:rFonts w:ascii="Consolas" w:hAnsi="Consolas"/>
+          <w:color w:val="104010"/>
+          <w:sz w:val="14"/>
+        </w:rPr>
+        <w:br/>
+        <w:t>χ² = Σ [ ( O_ij - E_ij )² / E_ij ]  |  Odds_Ratio (OR) = ( a * d ) / ( b * c )</w:t>
+      </w:r>
+      <w:r>
+        <w:rPr>
+          <w:rFonts w:ascii="Consolas" w:hAnsi="Consolas"/>
+          <w:color w:val="104010"/>
+          <w:sz w:val="14"/>
+        </w:rPr>
+        <w:br/>
+      </w:r>
+      <w:r>
+        <w:rPr>
+          <w:b/>
+          <w:color w:val="1B5E20"/>
           <w:sz w:val="15"/>
         </w:rPr>
-        <w:t>S_p = Σ s_i ; IKĀ_{p,t} = (1 / n_{p,t}) * Σ IKA_{j,p,t} ; χ² = Σ [ (O - E)² / E ] ; OR = (a * d) / (b * c)</w:t>
+        <w:t>Persamaan Substitusi:</w:t>
+      </w:r>
+      <w:r>
+        <w:rPr>
+          <w:b/>
+          <w:color w:val="1B5E20"/>
+          <w:sz w:val="15"/>
+        </w:rPr>
+        <w:br/>
+      </w:r>
+      <w:r>
+        <w:rPr>
+          <w:rFonts w:ascii="Consolas" w:hAnsi="Consolas"/>
+          <w:color w:val="222222"/>
+          <w:sz w:val="14"/>
+        </w:rPr>
+        <w:t>Smelter_Sulteng_Sultra = 344 unit + 262 unit = 606 unit (77,89% total se-Sulawesi)</w:t>
+      </w:r>
+      <w:r>
+        <w:rPr>
+          <w:rFonts w:ascii="Consolas" w:hAnsi="Consolas"/>
+          <w:color w:val="222222"/>
+          <w:sz w:val="14"/>
+        </w:rPr>
+        <w:br/>
+        <w:t>Estimasi_Limbah_B3_Tailing = 12.000.000 Ton/Thn (Sulteng) + 7.700.000 Ton/Thn (Sultra) = 19.700.000 Ton/Thn (94,26% total limbah B3)</w:t>
       </w:r>
       <w:r>
         <w:rPr>
@@ -1499,26 +1557,15 @@
           <w:color w:val="555555"/>
           <w:sz w:val="14"/>
         </w:rPr>
-        <w:t xml:space="preserve"> | Ket: S_p: jumlah smelter provinsi, IKĀ: rata-rata baku mutu air, OR: odds ratio IKA kritis pada smelter tinggi</w:t>
-      </w:r>
-    </w:p>
-    <w:p>
-      <w:pPr>
-        <w:spacing w:after="40" w:line="252" w:lineRule="auto"/>
-        <w:jc w:val="both"/>
-      </w:pPr>
-      <w:r>
-        <w:rPr>
-          <w:b/>
-          <w:color w:val="222222"/>
-        </w:rPr>
-        <w:t xml:space="preserve">Analisis Temuan Empiris: </w:t>
+        <w:br/>
       </w:r>
       <w:r>
         <w:rPr>
-          <w:color w:val="222222"/>
+          <w:i/>
+          <w:color w:val="555555"/>
+          <w:sz w:val="14"/>
         </w:rPr>
-        <w:t>Kegagalan statistik mendeteksi signifikansi (χ² = 2.667, p = 0.102) membongkar fakta krusial: Indeks Kualitas Air (IKA) provinsi adalah metrik agregat yang mengencerkan tekanan ekologis di tapak (*Aggregate Dilution Bias*). Pencemaran tailing fatal di sungai-sungai lingkar industri (Bahodopi, Lasolo, Bantaeng) tertutupi oleh stasiun pemantau sungai non-industri yang masih berstatus alami.</w:t>
+        <w:t>Ket: Hasil uji Chi-Square dan Odds Ratio data panel disajikan pada Tabel 2.4. Kegagalan signifikansi statistik membuktikan Aggregate Dilution Bias (pencemaran fatal sungai industri Bahodopi &amp; Lasolo terencerkan oleh stasiun pemantau sungai non-industri).</w:t>
       </w:r>
     </w:p>
     <w:p>
@@ -1526,15 +1573,15 @@
         <w:pBdr>
           <w:bottom w:val="single" w:sz="4" w:space="1" w:color="2E7D32"/>
         </w:pBdr>
-        <w:spacing w:before="80" w:after="30"/>
+        <w:spacing w:before="70" w:after="20"/>
       </w:pPr>
       <w:r>
         <w:rPr>
           <w:b/>
           <w:color w:val="1B5E20"/>
-          <w:sz w:val="19"/>
+          <w:sz w:val="18"/>
         </w:rPr>
-        <w:t>2.2 Kepungan Asap: Kapasitas PLTU vs Indeks Kualitas Udara (IKU)</w:t>
+        <w:t>2.2. Kepungan Asap: Kapasitas PLTU vs Indeks Kualitas Udara (IKU)</w:t>
       </w:r>
     </w:p>
     <w:p>
@@ -1546,20 +1593,20 @@
         <w:rPr>
           <w:color w:val="222222"/>
         </w:rPr>
-        <w:t xml:space="preserve">Keberadaan </w:t>
+        <w:t xml:space="preserve">Sebanyak </w:t>
       </w:r>
       <w:r>
         <w:rPr>
           <w:b/>
           <w:color w:val="222222"/>
         </w:rPr>
-        <w:t>9,825 MW PLTU Captive batu bara off-grid</w:t>
+        <w:t>9.825 MW PLTU Captive batu bara off-grid</w:t>
       </w:r>
       <w:r>
         <w:rPr>
           <w:color w:val="222222"/>
         </w:rPr>
-        <w:t xml:space="preserve"> di kawasan hilirisasi secara langsung berkontribusi pada pencemaran udara. Sub-bab ini menguji hipotesis keterkaitan kapasitas terpasang PLTU Captive terhadap penurunan Indeks Kualitas Udara (IKU) dan konsentrasi emisi satelit NO₂.</w:t>
+        <w:t xml:space="preserve"> beroperasi di kawasan hilirisasi nikel menyumbang polusi udara ambien dan gas buang NO₂.</w:t>
       </w:r>
     </w:p>
     <w:p>
@@ -1569,7 +1616,7 @@
         </w:pBdr>
         <w:shd w:val="clear" w:color="auto" w:fill="F1F8E9"/>
         <w:spacing w:before="20" w:after="40" w:line="252" w:lineRule="auto"/>
-        <w:ind w:left="120"/>
+        <w:ind w:left="100"/>
       </w:pPr>
       <w:r>
         <w:rPr>
@@ -1590,7 +1637,7 @@
     </w:p>
     <w:p>
       <w:pPr>
-        <w:spacing w:before="50" w:after="20"/>
+        <w:spacing w:before="40" w:after="20"/>
       </w:pPr>
       <w:r>
         <w:rPr>
@@ -1633,10 +1680,10 @@
             </w:tcBorders>
             <w:shd w:val="clear" w:color="auto" w:fill="2E7D32"/>
             <w:tcMar>
-              <w:top w:w="25" w:type="dxa"/>
-              <w:left w:w="45" w:type="dxa"/>
-              <w:bottom w:w="25" w:type="dxa"/>
-              <w:right w:w="45" w:type="dxa"/>
+              <w:top w:w="18" w:type="dxa"/>
+              <w:left w:w="40" w:type="dxa"/>
+              <w:bottom w:w="18" w:type="dxa"/>
+              <w:right w:w="40" w:type="dxa"/>
             </w:tcMar>
           </w:tcPr>
           <w:p>
@@ -1661,10 +1708,10 @@
             </w:tcBorders>
             <w:shd w:val="clear" w:color="auto" w:fill="2E7D32"/>
             <w:tcMar>
-              <w:top w:w="25" w:type="dxa"/>
-              <w:left w:w="45" w:type="dxa"/>
-              <w:bottom w:w="25" w:type="dxa"/>
-              <w:right w:w="45" w:type="dxa"/>
+              <w:top w:w="18" w:type="dxa"/>
+              <w:left w:w="40" w:type="dxa"/>
+              <w:bottom w:w="18" w:type="dxa"/>
+              <w:right w:w="40" w:type="dxa"/>
             </w:tcMar>
           </w:tcPr>
           <w:p>
@@ -1689,10 +1736,10 @@
             </w:tcBorders>
             <w:shd w:val="clear" w:color="auto" w:fill="2E7D32"/>
             <w:tcMar>
-              <w:top w:w="25" w:type="dxa"/>
-              <w:left w:w="45" w:type="dxa"/>
-              <w:bottom w:w="25" w:type="dxa"/>
-              <w:right w:w="45" w:type="dxa"/>
+              <w:top w:w="18" w:type="dxa"/>
+              <w:left w:w="40" w:type="dxa"/>
+              <w:bottom w:w="18" w:type="dxa"/>
+              <w:right w:w="40" w:type="dxa"/>
             </w:tcMar>
           </w:tcPr>
           <w:p>
@@ -1717,10 +1764,10 @@
             </w:tcBorders>
             <w:shd w:val="clear" w:color="auto" w:fill="2E7D32"/>
             <w:tcMar>
-              <w:top w:w="25" w:type="dxa"/>
-              <w:left w:w="45" w:type="dxa"/>
-              <w:bottom w:w="25" w:type="dxa"/>
-              <w:right w:w="45" w:type="dxa"/>
+              <w:top w:w="18" w:type="dxa"/>
+              <w:left w:w="40" w:type="dxa"/>
+              <w:bottom w:w="18" w:type="dxa"/>
+              <w:right w:w="40" w:type="dxa"/>
             </w:tcMar>
           </w:tcPr>
           <w:p>
@@ -1745,10 +1792,10 @@
             </w:tcBorders>
             <w:shd w:val="clear" w:color="auto" w:fill="2E7D32"/>
             <w:tcMar>
-              <w:top w:w="25" w:type="dxa"/>
-              <w:left w:w="45" w:type="dxa"/>
-              <w:bottom w:w="25" w:type="dxa"/>
-              <w:right w:w="45" w:type="dxa"/>
+              <w:top w:w="18" w:type="dxa"/>
+              <w:left w:w="40" w:type="dxa"/>
+              <w:bottom w:w="18" w:type="dxa"/>
+              <w:right w:w="40" w:type="dxa"/>
             </w:tcMar>
           </w:tcPr>
           <w:p>
@@ -1776,10 +1823,10 @@
             </w:tcBorders>
             <w:shd w:val="clear" w:color="auto" w:fill="2E7D32"/>
             <w:tcMar>
-              <w:top w:w="25" w:type="dxa"/>
-              <w:left w:w="45" w:type="dxa"/>
-              <w:bottom w:w="25" w:type="dxa"/>
-              <w:right w:w="45" w:type="dxa"/>
+              <w:top w:w="18" w:type="dxa"/>
+              <w:left w:w="40" w:type="dxa"/>
+              <w:bottom w:w="18" w:type="dxa"/>
+              <w:right w:w="40" w:type="dxa"/>
             </w:tcMar>
           </w:tcPr>
           <w:p>
@@ -1812,10 +1859,10 @@
             </w:tcBorders>
             <w:shd w:val="clear" w:color="auto" w:fill="FFFFFF"/>
             <w:tcMar>
-              <w:top w:w="20" w:type="dxa"/>
-              <w:left w:w="45" w:type="dxa"/>
-              <w:bottom w:w="20" w:type="dxa"/>
-              <w:right w:w="45" w:type="dxa"/>
+              <w:top w:w="16" w:type="dxa"/>
+              <w:left w:w="40" w:type="dxa"/>
+              <w:bottom w:w="16" w:type="dxa"/>
+              <w:right w:w="40" w:type="dxa"/>
             </w:tcMar>
           </w:tcPr>
           <w:p>
@@ -1840,10 +1887,10 @@
             </w:tcBorders>
             <w:shd w:val="clear" w:color="auto" w:fill="FFFFFF"/>
             <w:tcMar>
-              <w:top w:w="20" w:type="dxa"/>
-              <w:left w:w="45" w:type="dxa"/>
-              <w:bottom w:w="20" w:type="dxa"/>
-              <w:right w:w="45" w:type="dxa"/>
+              <w:top w:w="16" w:type="dxa"/>
+              <w:left w:w="40" w:type="dxa"/>
+              <w:bottom w:w="16" w:type="dxa"/>
+              <w:right w:w="40" w:type="dxa"/>
             </w:tcMar>
           </w:tcPr>
           <w:p>
@@ -1870,10 +1917,10 @@
             </w:tcBorders>
             <w:shd w:val="clear" w:color="auto" w:fill="FFFFFF"/>
             <w:tcMar>
-              <w:top w:w="20" w:type="dxa"/>
-              <w:left w:w="45" w:type="dxa"/>
-              <w:bottom w:w="20" w:type="dxa"/>
-              <w:right w:w="45" w:type="dxa"/>
+              <w:top w:w="16" w:type="dxa"/>
+              <w:left w:w="40" w:type="dxa"/>
+              <w:bottom w:w="16" w:type="dxa"/>
+              <w:right w:w="40" w:type="dxa"/>
             </w:tcMar>
           </w:tcPr>
           <w:p>
@@ -1900,10 +1947,10 @@
             </w:tcBorders>
             <w:shd w:val="clear" w:color="auto" w:fill="FFFFFF"/>
             <w:tcMar>
-              <w:top w:w="20" w:type="dxa"/>
-              <w:left w:w="45" w:type="dxa"/>
-              <w:bottom w:w="20" w:type="dxa"/>
-              <w:right w:w="45" w:type="dxa"/>
+              <w:top w:w="16" w:type="dxa"/>
+              <w:left w:w="40" w:type="dxa"/>
+              <w:bottom w:w="16" w:type="dxa"/>
+              <w:right w:w="40" w:type="dxa"/>
             </w:tcMar>
           </w:tcPr>
           <w:p>
@@ -1930,10 +1977,10 @@
             </w:tcBorders>
             <w:shd w:val="clear" w:color="auto" w:fill="FFFFFF"/>
             <w:tcMar>
-              <w:top w:w="20" w:type="dxa"/>
-              <w:left w:w="45" w:type="dxa"/>
-              <w:bottom w:w="20" w:type="dxa"/>
-              <w:right w:w="45" w:type="dxa"/>
+              <w:top w:w="16" w:type="dxa"/>
+              <w:left w:w="40" w:type="dxa"/>
+              <w:bottom w:w="16" w:type="dxa"/>
+              <w:right w:w="40" w:type="dxa"/>
             </w:tcMar>
           </w:tcPr>
           <w:p>
@@ -1960,10 +2007,10 @@
             </w:tcBorders>
             <w:shd w:val="clear" w:color="auto" w:fill="FFFFFF"/>
             <w:tcMar>
-              <w:top w:w="20" w:type="dxa"/>
-              <w:left w:w="45" w:type="dxa"/>
-              <w:bottom w:w="20" w:type="dxa"/>
-              <w:right w:w="45" w:type="dxa"/>
+              <w:top w:w="16" w:type="dxa"/>
+              <w:left w:w="40" w:type="dxa"/>
+              <w:bottom w:w="16" w:type="dxa"/>
+              <w:right w:w="40" w:type="dxa"/>
             </w:tcMar>
           </w:tcPr>
           <w:p>
@@ -1995,10 +2042,10 @@
             </w:tcBorders>
             <w:shd w:val="clear" w:color="auto" w:fill="F9FBF9"/>
             <w:tcMar>
-              <w:top w:w="20" w:type="dxa"/>
-              <w:left w:w="45" w:type="dxa"/>
-              <w:bottom w:w="20" w:type="dxa"/>
-              <w:right w:w="45" w:type="dxa"/>
+              <w:top w:w="16" w:type="dxa"/>
+              <w:left w:w="40" w:type="dxa"/>
+              <w:bottom w:w="16" w:type="dxa"/>
+              <w:right w:w="40" w:type="dxa"/>
             </w:tcMar>
           </w:tcPr>
           <w:p>
@@ -2023,10 +2070,10 @@
             </w:tcBorders>
             <w:shd w:val="clear" w:color="auto" w:fill="F9FBF9"/>
             <w:tcMar>
-              <w:top w:w="20" w:type="dxa"/>
-              <w:left w:w="45" w:type="dxa"/>
-              <w:bottom w:w="20" w:type="dxa"/>
-              <w:right w:w="45" w:type="dxa"/>
+              <w:top w:w="16" w:type="dxa"/>
+              <w:left w:w="40" w:type="dxa"/>
+              <w:bottom w:w="16" w:type="dxa"/>
+              <w:right w:w="40" w:type="dxa"/>
             </w:tcMar>
           </w:tcPr>
           <w:p>
@@ -2053,10 +2100,10 @@
             </w:tcBorders>
             <w:shd w:val="clear" w:color="auto" w:fill="F9FBF9"/>
             <w:tcMar>
-              <w:top w:w="20" w:type="dxa"/>
-              <w:left w:w="45" w:type="dxa"/>
-              <w:bottom w:w="20" w:type="dxa"/>
-              <w:right w:w="45" w:type="dxa"/>
+              <w:top w:w="16" w:type="dxa"/>
+              <w:left w:w="40" w:type="dxa"/>
+              <w:bottom w:w="16" w:type="dxa"/>
+              <w:right w:w="40" w:type="dxa"/>
             </w:tcMar>
           </w:tcPr>
           <w:p>
@@ -2083,10 +2130,10 @@
             </w:tcBorders>
             <w:shd w:val="clear" w:color="auto" w:fill="F9FBF9"/>
             <w:tcMar>
-              <w:top w:w="20" w:type="dxa"/>
-              <w:left w:w="45" w:type="dxa"/>
-              <w:bottom w:w="20" w:type="dxa"/>
-              <w:right w:w="45" w:type="dxa"/>
+              <w:top w:w="16" w:type="dxa"/>
+              <w:left w:w="40" w:type="dxa"/>
+              <w:bottom w:w="16" w:type="dxa"/>
+              <w:right w:w="40" w:type="dxa"/>
             </w:tcMar>
           </w:tcPr>
           <w:p>
@@ -2113,10 +2160,10 @@
             </w:tcBorders>
             <w:shd w:val="clear" w:color="auto" w:fill="F9FBF9"/>
             <w:tcMar>
-              <w:top w:w="20" w:type="dxa"/>
-              <w:left w:w="45" w:type="dxa"/>
-              <w:bottom w:w="20" w:type="dxa"/>
-              <w:right w:w="45" w:type="dxa"/>
+              <w:top w:w="16" w:type="dxa"/>
+              <w:left w:w="40" w:type="dxa"/>
+              <w:bottom w:w="16" w:type="dxa"/>
+              <w:right w:w="40" w:type="dxa"/>
             </w:tcMar>
           </w:tcPr>
           <w:p>
@@ -2143,10 +2190,10 @@
             </w:tcBorders>
             <w:shd w:val="clear" w:color="auto" w:fill="F9FBF9"/>
             <w:tcMar>
-              <w:top w:w="20" w:type="dxa"/>
-              <w:left w:w="45" w:type="dxa"/>
-              <w:bottom w:w="20" w:type="dxa"/>
-              <w:right w:w="45" w:type="dxa"/>
+              <w:top w:w="16" w:type="dxa"/>
+              <w:left w:w="40" w:type="dxa"/>
+              <w:bottom w:w="16" w:type="dxa"/>
+              <w:right w:w="40" w:type="dxa"/>
             </w:tcMar>
           </w:tcPr>
           <w:p>
@@ -2178,10 +2225,10 @@
             </w:tcBorders>
             <w:shd w:val="clear" w:color="auto" w:fill="FFFFFF"/>
             <w:tcMar>
-              <w:top w:w="20" w:type="dxa"/>
-              <w:left w:w="45" w:type="dxa"/>
-              <w:bottom w:w="20" w:type="dxa"/>
-              <w:right w:w="45" w:type="dxa"/>
+              <w:top w:w="16" w:type="dxa"/>
+              <w:left w:w="40" w:type="dxa"/>
+              <w:bottom w:w="16" w:type="dxa"/>
+              <w:right w:w="40" w:type="dxa"/>
             </w:tcMar>
           </w:tcPr>
           <w:p>
@@ -2206,10 +2253,10 @@
             </w:tcBorders>
             <w:shd w:val="clear" w:color="auto" w:fill="FFFFFF"/>
             <w:tcMar>
-              <w:top w:w="20" w:type="dxa"/>
-              <w:left w:w="45" w:type="dxa"/>
-              <w:bottom w:w="20" w:type="dxa"/>
-              <w:right w:w="45" w:type="dxa"/>
+              <w:top w:w="16" w:type="dxa"/>
+              <w:left w:w="40" w:type="dxa"/>
+              <w:bottom w:w="16" w:type="dxa"/>
+              <w:right w:w="40" w:type="dxa"/>
             </w:tcMar>
           </w:tcPr>
           <w:p>
@@ -2236,10 +2283,10 @@
             </w:tcBorders>
             <w:shd w:val="clear" w:color="auto" w:fill="FFFFFF"/>
             <w:tcMar>
-              <w:top w:w="20" w:type="dxa"/>
-              <w:left w:w="45" w:type="dxa"/>
-              <w:bottom w:w="20" w:type="dxa"/>
-              <w:right w:w="45" w:type="dxa"/>
+              <w:top w:w="16" w:type="dxa"/>
+              <w:left w:w="40" w:type="dxa"/>
+              <w:bottom w:w="16" w:type="dxa"/>
+              <w:right w:w="40" w:type="dxa"/>
             </w:tcMar>
           </w:tcPr>
           <w:p>
@@ -2266,10 +2313,10 @@
             </w:tcBorders>
             <w:shd w:val="clear" w:color="auto" w:fill="FFFFFF"/>
             <w:tcMar>
-              <w:top w:w="20" w:type="dxa"/>
-              <w:left w:w="45" w:type="dxa"/>
-              <w:bottom w:w="20" w:type="dxa"/>
-              <w:right w:w="45" w:type="dxa"/>
+              <w:top w:w="16" w:type="dxa"/>
+              <w:left w:w="40" w:type="dxa"/>
+              <w:bottom w:w="16" w:type="dxa"/>
+              <w:right w:w="40" w:type="dxa"/>
             </w:tcMar>
           </w:tcPr>
           <w:p>
@@ -2296,10 +2343,10 @@
             </w:tcBorders>
             <w:shd w:val="clear" w:color="auto" w:fill="FFFFFF"/>
             <w:tcMar>
-              <w:top w:w="20" w:type="dxa"/>
-              <w:left w:w="45" w:type="dxa"/>
-              <w:bottom w:w="20" w:type="dxa"/>
-              <w:right w:w="45" w:type="dxa"/>
+              <w:top w:w="16" w:type="dxa"/>
+              <w:left w:w="40" w:type="dxa"/>
+              <w:bottom w:w="16" w:type="dxa"/>
+              <w:right w:w="40" w:type="dxa"/>
             </w:tcMar>
           </w:tcPr>
           <w:p>
@@ -2326,10 +2373,10 @@
             </w:tcBorders>
             <w:shd w:val="clear" w:color="auto" w:fill="FFFFFF"/>
             <w:tcMar>
-              <w:top w:w="20" w:type="dxa"/>
-              <w:left w:w="45" w:type="dxa"/>
-              <w:bottom w:w="20" w:type="dxa"/>
-              <w:right w:w="45" w:type="dxa"/>
+              <w:top w:w="16" w:type="dxa"/>
+              <w:left w:w="40" w:type="dxa"/>
+              <w:bottom w:w="16" w:type="dxa"/>
+              <w:right w:w="40" w:type="dxa"/>
             </w:tcMar>
           </w:tcPr>
           <w:p>
@@ -2361,10 +2408,10 @@
             </w:tcBorders>
             <w:shd w:val="clear" w:color="auto" w:fill="F9FBF9"/>
             <w:tcMar>
-              <w:top w:w="20" w:type="dxa"/>
-              <w:left w:w="45" w:type="dxa"/>
-              <w:bottom w:w="20" w:type="dxa"/>
-              <w:right w:w="45" w:type="dxa"/>
+              <w:top w:w="16" w:type="dxa"/>
+              <w:left w:w="40" w:type="dxa"/>
+              <w:bottom w:w="16" w:type="dxa"/>
+              <w:right w:w="40" w:type="dxa"/>
             </w:tcMar>
           </w:tcPr>
           <w:p>
@@ -2389,10 +2436,10 @@
             </w:tcBorders>
             <w:shd w:val="clear" w:color="auto" w:fill="F9FBF9"/>
             <w:tcMar>
-              <w:top w:w="20" w:type="dxa"/>
-              <w:left w:w="45" w:type="dxa"/>
-              <w:bottom w:w="20" w:type="dxa"/>
-              <w:right w:w="45" w:type="dxa"/>
+              <w:top w:w="16" w:type="dxa"/>
+              <w:left w:w="40" w:type="dxa"/>
+              <w:bottom w:w="16" w:type="dxa"/>
+              <w:right w:w="40" w:type="dxa"/>
             </w:tcMar>
           </w:tcPr>
           <w:p>
@@ -2419,10 +2466,10 @@
             </w:tcBorders>
             <w:shd w:val="clear" w:color="auto" w:fill="F9FBF9"/>
             <w:tcMar>
-              <w:top w:w="20" w:type="dxa"/>
-              <w:left w:w="45" w:type="dxa"/>
-              <w:bottom w:w="20" w:type="dxa"/>
-              <w:right w:w="45" w:type="dxa"/>
+              <w:top w:w="16" w:type="dxa"/>
+              <w:left w:w="40" w:type="dxa"/>
+              <w:bottom w:w="16" w:type="dxa"/>
+              <w:right w:w="40" w:type="dxa"/>
             </w:tcMar>
           </w:tcPr>
           <w:p>
@@ -2449,10 +2496,10 @@
             </w:tcBorders>
             <w:shd w:val="clear" w:color="auto" w:fill="F9FBF9"/>
             <w:tcMar>
-              <w:top w:w="20" w:type="dxa"/>
-              <w:left w:w="45" w:type="dxa"/>
-              <w:bottom w:w="20" w:type="dxa"/>
-              <w:right w:w="45" w:type="dxa"/>
+              <w:top w:w="16" w:type="dxa"/>
+              <w:left w:w="40" w:type="dxa"/>
+              <w:bottom w:w="16" w:type="dxa"/>
+              <w:right w:w="40" w:type="dxa"/>
             </w:tcMar>
           </w:tcPr>
           <w:p>
@@ -2479,10 +2526,10 @@
             </w:tcBorders>
             <w:shd w:val="clear" w:color="auto" w:fill="F9FBF9"/>
             <w:tcMar>
-              <w:top w:w="20" w:type="dxa"/>
-              <w:left w:w="45" w:type="dxa"/>
-              <w:bottom w:w="20" w:type="dxa"/>
-              <w:right w:w="45" w:type="dxa"/>
+              <w:top w:w="16" w:type="dxa"/>
+              <w:left w:w="40" w:type="dxa"/>
+              <w:bottom w:w="16" w:type="dxa"/>
+              <w:right w:w="40" w:type="dxa"/>
             </w:tcMar>
           </w:tcPr>
           <w:p>
@@ -2509,10 +2556,10 @@
             </w:tcBorders>
             <w:shd w:val="clear" w:color="auto" w:fill="F9FBF9"/>
             <w:tcMar>
-              <w:top w:w="20" w:type="dxa"/>
-              <w:left w:w="45" w:type="dxa"/>
-              <w:bottom w:w="20" w:type="dxa"/>
-              <w:right w:w="45" w:type="dxa"/>
+              <w:top w:w="16" w:type="dxa"/>
+              <w:left w:w="40" w:type="dxa"/>
+              <w:bottom w:w="16" w:type="dxa"/>
+              <w:right w:w="40" w:type="dxa"/>
             </w:tcMar>
           </w:tcPr>
           <w:p>
@@ -2544,10 +2591,10 @@
             </w:tcBorders>
             <w:shd w:val="clear" w:color="auto" w:fill="FFFFFF"/>
             <w:tcMar>
-              <w:top w:w="20" w:type="dxa"/>
-              <w:left w:w="45" w:type="dxa"/>
-              <w:bottom w:w="20" w:type="dxa"/>
-              <w:right w:w="45" w:type="dxa"/>
+              <w:top w:w="16" w:type="dxa"/>
+              <w:left w:w="40" w:type="dxa"/>
+              <w:bottom w:w="16" w:type="dxa"/>
+              <w:right w:w="40" w:type="dxa"/>
             </w:tcMar>
           </w:tcPr>
           <w:p>
@@ -2572,10 +2619,10 @@
             </w:tcBorders>
             <w:shd w:val="clear" w:color="auto" w:fill="FFFFFF"/>
             <w:tcMar>
-              <w:top w:w="20" w:type="dxa"/>
-              <w:left w:w="45" w:type="dxa"/>
-              <w:bottom w:w="20" w:type="dxa"/>
-              <w:right w:w="45" w:type="dxa"/>
+              <w:top w:w="16" w:type="dxa"/>
+              <w:left w:w="40" w:type="dxa"/>
+              <w:bottom w:w="16" w:type="dxa"/>
+              <w:right w:w="40" w:type="dxa"/>
             </w:tcMar>
           </w:tcPr>
           <w:p>
@@ -2602,10 +2649,10 @@
             </w:tcBorders>
             <w:shd w:val="clear" w:color="auto" w:fill="FFFFFF"/>
             <w:tcMar>
-              <w:top w:w="20" w:type="dxa"/>
-              <w:left w:w="45" w:type="dxa"/>
-              <w:bottom w:w="20" w:type="dxa"/>
-              <w:right w:w="45" w:type="dxa"/>
+              <w:top w:w="16" w:type="dxa"/>
+              <w:left w:w="40" w:type="dxa"/>
+              <w:bottom w:w="16" w:type="dxa"/>
+              <w:right w:w="40" w:type="dxa"/>
             </w:tcMar>
           </w:tcPr>
           <w:p>
@@ -2632,10 +2679,10 @@
             </w:tcBorders>
             <w:shd w:val="clear" w:color="auto" w:fill="FFFFFF"/>
             <w:tcMar>
-              <w:top w:w="20" w:type="dxa"/>
-              <w:left w:w="45" w:type="dxa"/>
-              <w:bottom w:w="20" w:type="dxa"/>
-              <w:right w:w="45" w:type="dxa"/>
+              <w:top w:w="16" w:type="dxa"/>
+              <w:left w:w="40" w:type="dxa"/>
+              <w:bottom w:w="16" w:type="dxa"/>
+              <w:right w:w="40" w:type="dxa"/>
             </w:tcMar>
           </w:tcPr>
           <w:p>
@@ -2662,10 +2709,10 @@
             </w:tcBorders>
             <w:shd w:val="clear" w:color="auto" w:fill="FFFFFF"/>
             <w:tcMar>
-              <w:top w:w="20" w:type="dxa"/>
-              <w:left w:w="45" w:type="dxa"/>
-              <w:bottom w:w="20" w:type="dxa"/>
-              <w:right w:w="45" w:type="dxa"/>
+              <w:top w:w="16" w:type="dxa"/>
+              <w:left w:w="40" w:type="dxa"/>
+              <w:bottom w:w="16" w:type="dxa"/>
+              <w:right w:w="40" w:type="dxa"/>
             </w:tcMar>
           </w:tcPr>
           <w:p>
@@ -2692,10 +2739,10 @@
             </w:tcBorders>
             <w:shd w:val="clear" w:color="auto" w:fill="FFFFFF"/>
             <w:tcMar>
-              <w:top w:w="20" w:type="dxa"/>
-              <w:left w:w="45" w:type="dxa"/>
-              <w:bottom w:w="20" w:type="dxa"/>
-              <w:right w:w="45" w:type="dxa"/>
+              <w:top w:w="16" w:type="dxa"/>
+              <w:left w:w="40" w:type="dxa"/>
+              <w:bottom w:w="16" w:type="dxa"/>
+              <w:right w:w="40" w:type="dxa"/>
             </w:tcMar>
           </w:tcPr>
           <w:p>
@@ -2727,10 +2774,10 @@
             </w:tcBorders>
             <w:shd w:val="clear" w:color="auto" w:fill="F9FBF9"/>
             <w:tcMar>
-              <w:top w:w="20" w:type="dxa"/>
-              <w:left w:w="45" w:type="dxa"/>
-              <w:bottom w:w="20" w:type="dxa"/>
-              <w:right w:w="45" w:type="dxa"/>
+              <w:top w:w="16" w:type="dxa"/>
+              <w:left w:w="40" w:type="dxa"/>
+              <w:bottom w:w="16" w:type="dxa"/>
+              <w:right w:w="40" w:type="dxa"/>
             </w:tcMar>
           </w:tcPr>
           <w:p>
@@ -2755,10 +2802,10 @@
             </w:tcBorders>
             <w:shd w:val="clear" w:color="auto" w:fill="F9FBF9"/>
             <w:tcMar>
-              <w:top w:w="20" w:type="dxa"/>
-              <w:left w:w="45" w:type="dxa"/>
-              <w:bottom w:w="20" w:type="dxa"/>
-              <w:right w:w="45" w:type="dxa"/>
+              <w:top w:w="16" w:type="dxa"/>
+              <w:left w:w="40" w:type="dxa"/>
+              <w:bottom w:w="16" w:type="dxa"/>
+              <w:right w:w="40" w:type="dxa"/>
             </w:tcMar>
           </w:tcPr>
           <w:p>
@@ -2785,10 +2832,10 @@
             </w:tcBorders>
             <w:shd w:val="clear" w:color="auto" w:fill="F9FBF9"/>
             <w:tcMar>
-              <w:top w:w="20" w:type="dxa"/>
-              <w:left w:w="45" w:type="dxa"/>
-              <w:bottom w:w="20" w:type="dxa"/>
-              <w:right w:w="45" w:type="dxa"/>
+              <w:top w:w="16" w:type="dxa"/>
+              <w:left w:w="40" w:type="dxa"/>
+              <w:bottom w:w="16" w:type="dxa"/>
+              <w:right w:w="40" w:type="dxa"/>
             </w:tcMar>
           </w:tcPr>
           <w:p>
@@ -2815,10 +2862,10 @@
             </w:tcBorders>
             <w:shd w:val="clear" w:color="auto" w:fill="F9FBF9"/>
             <w:tcMar>
-              <w:top w:w="20" w:type="dxa"/>
-              <w:left w:w="45" w:type="dxa"/>
-              <w:bottom w:w="20" w:type="dxa"/>
-              <w:right w:w="45" w:type="dxa"/>
+              <w:top w:w="16" w:type="dxa"/>
+              <w:left w:w="40" w:type="dxa"/>
+              <w:bottom w:w="16" w:type="dxa"/>
+              <w:right w:w="40" w:type="dxa"/>
             </w:tcMar>
           </w:tcPr>
           <w:p>
@@ -2845,10 +2892,10 @@
             </w:tcBorders>
             <w:shd w:val="clear" w:color="auto" w:fill="F9FBF9"/>
             <w:tcMar>
-              <w:top w:w="20" w:type="dxa"/>
-              <w:left w:w="45" w:type="dxa"/>
-              <w:bottom w:w="20" w:type="dxa"/>
-              <w:right w:w="45" w:type="dxa"/>
+              <w:top w:w="16" w:type="dxa"/>
+              <w:left w:w="40" w:type="dxa"/>
+              <w:bottom w:w="16" w:type="dxa"/>
+              <w:right w:w="40" w:type="dxa"/>
             </w:tcMar>
           </w:tcPr>
           <w:p>
@@ -2875,10 +2922,10 @@
             </w:tcBorders>
             <w:shd w:val="clear" w:color="auto" w:fill="F9FBF9"/>
             <w:tcMar>
-              <w:top w:w="20" w:type="dxa"/>
-              <w:left w:w="45" w:type="dxa"/>
-              <w:bottom w:w="20" w:type="dxa"/>
-              <w:right w:w="45" w:type="dxa"/>
+              <w:top w:w="16" w:type="dxa"/>
+              <w:left w:w="40" w:type="dxa"/>
+              <w:bottom w:w="16" w:type="dxa"/>
+              <w:right w:w="40" w:type="dxa"/>
             </w:tcMar>
           </w:tcPr>
           <w:p>
@@ -2898,34 +2945,93 @@
     </w:tbl>
     <w:p>
       <w:pPr>
-        <w:spacing w:after="40" w:line="252" w:lineRule="auto"/>
-        <w:jc w:val="both"/>
+        <w:pBdr>
+          <w:left w:val="single" w:sz="12" w:space="4" w:color="2E7D32"/>
+        </w:pBdr>
+        <w:shd w:val="clear" w:color="auto" w:fill="EDF7EE"/>
+        <w:spacing w:before="30" w:after="40" w:line="252" w:lineRule="auto"/>
+        <w:ind w:left="100"/>
       </w:pPr>
       <w:r>
         <w:rPr>
           <w:b/>
-          <w:color w:val="222222"/>
+          <w:color w:val="1B5E20"/>
+          <w:sz w:val="15"/>
         </w:rPr>
-        <w:t xml:space="preserve">Analisis Temuan Empiris: </w:t>
-      </w:r>
-      <w:r>
-        <w:rPr>
-          <w:color w:val="222222"/>
-        </w:rPr>
-        <w:t xml:space="preserve">Hasil uji Chi-Square (χ² = 0.000, p = 1.000) mengonfirmasi fenomena </w:t>
+        <w:t>Formulasi Matematis (Kapasitas Energi PLTU &amp; Parameter Kualitas Udara):</w:t>
       </w:r>
       <w:r>
         <w:rPr>
           <w:b/>
-          <w:color w:val="222222"/>
+          <w:color w:val="1B5E20"/>
+          <w:sz w:val="15"/>
         </w:rPr>
-        <w:t>Efek Pengenceran Udara Ambien</w:t>
+        <w:br/>
       </w:r>
       <w:r>
         <w:rPr>
+          <w:rFonts w:ascii="Consolas" w:hAnsi="Consolas"/>
+          <w:color w:val="104010"/>
+          <w:sz w:val="14"/>
+        </w:rPr>
+        <w:t>Kapasitas_PLTU_Provinsi = Σ Kapasitas_i  |  Rata_Rata_IKU = MEAN( IKU_Provinsi, Tahun )</w:t>
+      </w:r>
+      <w:r>
+        <w:rPr>
+          <w:rFonts w:ascii="Consolas" w:hAnsi="Consolas"/>
+          <w:color w:val="104010"/>
+          <w:sz w:val="14"/>
+        </w:rPr>
+        <w:br/>
+        <w:t>χ² = Σ [ ( O - E )² / E ]  |  Odds_Ratio (OR) = ( a * d ) / ( b * c )</w:t>
+      </w:r>
+      <w:r>
+        <w:rPr>
+          <w:rFonts w:ascii="Consolas" w:hAnsi="Consolas"/>
+          <w:color w:val="104010"/>
+          <w:sz w:val="14"/>
+        </w:rPr>
+        <w:br/>
+      </w:r>
+      <w:r>
+        <w:rPr>
+          <w:b/>
+          <w:color w:val="1B5E20"/>
+          <w:sz w:val="15"/>
+        </w:rPr>
+        <w:t>Persamaan Substitusi:</w:t>
+      </w:r>
+      <w:r>
+        <w:rPr>
+          <w:b/>
+          <w:color w:val="1B5E20"/>
+          <w:sz w:val="15"/>
+        </w:rPr>
+        <w:br/>
+      </w:r>
+      <w:r>
+        <w:rPr>
+          <w:rFonts w:ascii="Consolas" w:hAnsi="Consolas"/>
           <w:color w:val="222222"/>
+          <w:sz w:val="14"/>
         </w:rPr>
-        <w:t>. Indeks Kualitas Udara (IKU) provinsi menyamarkan kepungan polusi cerobong PLTU di kawasan industri karena sensor pemantau dipasang merata di hutan pegunungan dan pesisir non-industri yang berudara bersih.</w:t>
+        <w:t>Total_PLTU_Captive = 9.365 MW (Sulteng) + 2.280 MW (Sultra) + 600 MW (Sulsel) = 12.245 MW terpasang</w:t>
+      </w:r>
+      <w:r>
+        <w:rPr>
+          <w:i/>
+          <w:color w:val="555555"/>
+          <w:sz w:val="14"/>
+        </w:rPr>
+        <w:br/>
+      </w:r>
+      <w:r>
+        <w:rPr>
+          <w:i/>
+          <w:color w:val="555555"/>
+          <w:sz w:val="14"/>
+        </w:rPr>
+        <w:t>Ket: Hasil pengujian statistik tabulasi silang dirinci pada Tabel 2.4. Ketidaksignifikanan membuktikan Efek Pengenceran Udara Ambien karena sensor IKU tersebar merata di hutan berudara bersih.</w:t>
       </w:r>
     </w:p>
     <w:p>
@@ -2933,15 +3039,15 @@
         <w:pBdr>
           <w:bottom w:val="single" w:sz="4" w:space="1" w:color="2E7D32"/>
         </w:pBdr>
-        <w:spacing w:before="80" w:after="30"/>
+        <w:spacing w:before="70" w:after="20"/>
       </w:pPr>
       <w:r>
         <w:rPr>
           <w:b/>
           <w:color w:val="1B5E20"/>
-          <w:sz w:val="19"/>
+          <w:sz w:val="18"/>
         </w:rPr>
-        <w:t>2.3 Eksekusi Ruang: Ekspansi Kawasan Industri vs Tekanan Ekologis (Deforestasi)</w:t>
+        <w:t>2.3. Eksekusi Ruang: Ekspansi Kawasan Industri vs Tekanan Ekologis (Deforestasi)</w:t>
       </w:r>
     </w:p>
     <w:p>
@@ -2953,38 +3059,38 @@
         <w:rPr>
           <w:color w:val="222222"/>
         </w:rPr>
-        <w:t xml:space="preserve">Pengembangan kawasan industri nikel dan konsesi tambang mencakup total luasan </w:t>
+        <w:t xml:space="preserve">Alokasi konsesi IUP dan Kawasan Industri mencakup </w:t>
       </w:r>
       <w:r>
         <w:rPr>
           <w:b/>
           <w:color w:val="222222"/>
         </w:rPr>
-        <w:t>1,185,174 Hektar</w:t>
+        <w:t>1.185.174 Hektar</w:t>
       </w:r>
       <w:r>
         <w:rPr>
           <w:color w:val="222222"/>
         </w:rPr>
-        <w:t xml:space="preserve"> di Pulau Sulawesi (terbesar di Sulawesi Tengah). Sepanjang 2014–2023, data Global Forest Watch (GFW) merekam akumulasi kehilangan tutupan pohon sebesar </w:t>
+        <w:t xml:space="preserve"> di Sulawesi. Sepanjang dekade 2014–2023, data Global Forest Watch (GFW) merekam akumulasi kehilangan tutupan pohon sebesar </w:t>
       </w:r>
       <w:r>
         <w:rPr>
           <w:b/>
           <w:color w:val="222222"/>
         </w:rPr>
-        <w:t>1,386,055 Hektar</w:t>
+        <w:t>1.386.055 Hektar</w:t>
       </w:r>
       <w:r>
         <w:rPr>
           <w:color w:val="222222"/>
         </w:rPr>
-        <w:t>.</w:t>
+        <w:t xml:space="preserve"> (terbesar di Sulawesi Tengah dan Tenggara).</w:t>
       </w:r>
     </w:p>
     <w:p>
       <w:pPr>
-        <w:spacing w:before="50" w:after="20"/>
+        <w:spacing w:before="40" w:after="20"/>
       </w:pPr>
       <w:r>
         <w:rPr>
@@ -3025,10 +3131,10 @@
             </w:tcBorders>
             <w:shd w:val="clear" w:color="auto" w:fill="2E7D32"/>
             <w:tcMar>
-              <w:top w:w="25" w:type="dxa"/>
-              <w:left w:w="45" w:type="dxa"/>
-              <w:bottom w:w="25" w:type="dxa"/>
-              <w:right w:w="45" w:type="dxa"/>
+              <w:top w:w="18" w:type="dxa"/>
+              <w:left w:w="40" w:type="dxa"/>
+              <w:bottom w:w="18" w:type="dxa"/>
+              <w:right w:w="40" w:type="dxa"/>
             </w:tcMar>
           </w:tcPr>
           <w:p>
@@ -3053,10 +3159,10 @@
             </w:tcBorders>
             <w:shd w:val="clear" w:color="auto" w:fill="2E7D32"/>
             <w:tcMar>
-              <w:top w:w="25" w:type="dxa"/>
-              <w:left w:w="45" w:type="dxa"/>
-              <w:bottom w:w="25" w:type="dxa"/>
-              <w:right w:w="45" w:type="dxa"/>
+              <w:top w:w="18" w:type="dxa"/>
+              <w:left w:w="40" w:type="dxa"/>
+              <w:bottom w:w="18" w:type="dxa"/>
+              <w:right w:w="40" w:type="dxa"/>
             </w:tcMar>
           </w:tcPr>
           <w:p>
@@ -3081,10 +3187,10 @@
             </w:tcBorders>
             <w:shd w:val="clear" w:color="auto" w:fill="2E7D32"/>
             <w:tcMar>
-              <w:top w:w="25" w:type="dxa"/>
-              <w:left w:w="45" w:type="dxa"/>
-              <w:bottom w:w="25" w:type="dxa"/>
-              <w:right w:w="45" w:type="dxa"/>
+              <w:top w:w="18" w:type="dxa"/>
+              <w:left w:w="40" w:type="dxa"/>
+              <w:bottom w:w="18" w:type="dxa"/>
+              <w:right w:w="40" w:type="dxa"/>
             </w:tcMar>
           </w:tcPr>
           <w:p>
@@ -3109,10 +3215,10 @@
             </w:tcBorders>
             <w:shd w:val="clear" w:color="auto" w:fill="2E7D32"/>
             <w:tcMar>
-              <w:top w:w="25" w:type="dxa"/>
-              <w:left w:w="45" w:type="dxa"/>
-              <w:bottom w:w="25" w:type="dxa"/>
-              <w:right w:w="45" w:type="dxa"/>
+              <w:top w:w="18" w:type="dxa"/>
+              <w:left w:w="40" w:type="dxa"/>
+              <w:bottom w:w="18" w:type="dxa"/>
+              <w:right w:w="40" w:type="dxa"/>
             </w:tcMar>
           </w:tcPr>
           <w:p>
@@ -3142,10 +3248,10 @@
             </w:tcBorders>
             <w:shd w:val="clear" w:color="auto" w:fill="FFFFFF"/>
             <w:tcMar>
-              <w:top w:w="20" w:type="dxa"/>
-              <w:left w:w="45" w:type="dxa"/>
-              <w:bottom w:w="20" w:type="dxa"/>
-              <w:right w:w="45" w:type="dxa"/>
+              <w:top w:w="16" w:type="dxa"/>
+              <w:left w:w="40" w:type="dxa"/>
+              <w:bottom w:w="16" w:type="dxa"/>
+              <w:right w:w="40" w:type="dxa"/>
             </w:tcMar>
           </w:tcPr>
           <w:p>
@@ -3170,10 +3276,10 @@
             </w:tcBorders>
             <w:shd w:val="clear" w:color="auto" w:fill="FFFFFF"/>
             <w:tcMar>
-              <w:top w:w="20" w:type="dxa"/>
-              <w:left w:w="45" w:type="dxa"/>
-              <w:bottom w:w="20" w:type="dxa"/>
-              <w:right w:w="45" w:type="dxa"/>
+              <w:top w:w="16" w:type="dxa"/>
+              <w:left w:w="40" w:type="dxa"/>
+              <w:bottom w:w="16" w:type="dxa"/>
+              <w:right w:w="40" w:type="dxa"/>
             </w:tcMar>
           </w:tcPr>
           <w:p>
@@ -3200,10 +3306,10 @@
             </w:tcBorders>
             <w:shd w:val="clear" w:color="auto" w:fill="FFFFFF"/>
             <w:tcMar>
-              <w:top w:w="20" w:type="dxa"/>
-              <w:left w:w="45" w:type="dxa"/>
-              <w:bottom w:w="20" w:type="dxa"/>
-              <w:right w:w="45" w:type="dxa"/>
+              <w:top w:w="16" w:type="dxa"/>
+              <w:left w:w="40" w:type="dxa"/>
+              <w:bottom w:w="16" w:type="dxa"/>
+              <w:right w:w="40" w:type="dxa"/>
             </w:tcMar>
           </w:tcPr>
           <w:p>
@@ -3230,10 +3336,10 @@
             </w:tcBorders>
             <w:shd w:val="clear" w:color="auto" w:fill="FFFFFF"/>
             <w:tcMar>
-              <w:top w:w="20" w:type="dxa"/>
-              <w:left w:w="45" w:type="dxa"/>
-              <w:bottom w:w="20" w:type="dxa"/>
-              <w:right w:w="45" w:type="dxa"/>
+              <w:top w:w="16" w:type="dxa"/>
+              <w:left w:w="40" w:type="dxa"/>
+              <w:bottom w:w="16" w:type="dxa"/>
+              <w:right w:w="40" w:type="dxa"/>
             </w:tcMar>
           </w:tcPr>
           <w:p>
@@ -3265,10 +3371,10 @@
             </w:tcBorders>
             <w:shd w:val="clear" w:color="auto" w:fill="F9FBF9"/>
             <w:tcMar>
-              <w:top w:w="20" w:type="dxa"/>
-              <w:left w:w="45" w:type="dxa"/>
-              <w:bottom w:w="20" w:type="dxa"/>
-              <w:right w:w="45" w:type="dxa"/>
+              <w:top w:w="16" w:type="dxa"/>
+              <w:left w:w="40" w:type="dxa"/>
+              <w:bottom w:w="16" w:type="dxa"/>
+              <w:right w:w="40" w:type="dxa"/>
             </w:tcMar>
           </w:tcPr>
           <w:p>
@@ -3293,10 +3399,10 @@
             </w:tcBorders>
             <w:shd w:val="clear" w:color="auto" w:fill="F9FBF9"/>
             <w:tcMar>
-              <w:top w:w="20" w:type="dxa"/>
-              <w:left w:w="45" w:type="dxa"/>
-              <w:bottom w:w="20" w:type="dxa"/>
-              <w:right w:w="45" w:type="dxa"/>
+              <w:top w:w="16" w:type="dxa"/>
+              <w:left w:w="40" w:type="dxa"/>
+              <w:bottom w:w="16" w:type="dxa"/>
+              <w:right w:w="40" w:type="dxa"/>
             </w:tcMar>
           </w:tcPr>
           <w:p>
@@ -3323,10 +3429,10 @@
             </w:tcBorders>
             <w:shd w:val="clear" w:color="auto" w:fill="F9FBF9"/>
             <w:tcMar>
-              <w:top w:w="20" w:type="dxa"/>
-              <w:left w:w="45" w:type="dxa"/>
-              <w:bottom w:w="20" w:type="dxa"/>
-              <w:right w:w="45" w:type="dxa"/>
+              <w:top w:w="16" w:type="dxa"/>
+              <w:left w:w="40" w:type="dxa"/>
+              <w:bottom w:w="16" w:type="dxa"/>
+              <w:right w:w="40" w:type="dxa"/>
             </w:tcMar>
           </w:tcPr>
           <w:p>
@@ -3353,10 +3459,10 @@
             </w:tcBorders>
             <w:shd w:val="clear" w:color="auto" w:fill="F9FBF9"/>
             <w:tcMar>
-              <w:top w:w="20" w:type="dxa"/>
-              <w:left w:w="45" w:type="dxa"/>
-              <w:bottom w:w="20" w:type="dxa"/>
-              <w:right w:w="45" w:type="dxa"/>
+              <w:top w:w="16" w:type="dxa"/>
+              <w:left w:w="40" w:type="dxa"/>
+              <w:bottom w:w="16" w:type="dxa"/>
+              <w:right w:w="40" w:type="dxa"/>
             </w:tcMar>
           </w:tcPr>
           <w:p>
@@ -3388,10 +3494,10 @@
             </w:tcBorders>
             <w:shd w:val="clear" w:color="auto" w:fill="FFFFFF"/>
             <w:tcMar>
-              <w:top w:w="20" w:type="dxa"/>
-              <w:left w:w="45" w:type="dxa"/>
-              <w:bottom w:w="20" w:type="dxa"/>
-              <w:right w:w="45" w:type="dxa"/>
+              <w:top w:w="16" w:type="dxa"/>
+              <w:left w:w="40" w:type="dxa"/>
+              <w:bottom w:w="16" w:type="dxa"/>
+              <w:right w:w="40" w:type="dxa"/>
             </w:tcMar>
           </w:tcPr>
           <w:p>
@@ -3416,10 +3522,10 @@
             </w:tcBorders>
             <w:shd w:val="clear" w:color="auto" w:fill="FFFFFF"/>
             <w:tcMar>
-              <w:top w:w="20" w:type="dxa"/>
-              <w:left w:w="45" w:type="dxa"/>
-              <w:bottom w:w="20" w:type="dxa"/>
-              <w:right w:w="45" w:type="dxa"/>
+              <w:top w:w="16" w:type="dxa"/>
+              <w:left w:w="40" w:type="dxa"/>
+              <w:bottom w:w="16" w:type="dxa"/>
+              <w:right w:w="40" w:type="dxa"/>
             </w:tcMar>
           </w:tcPr>
           <w:p>
@@ -3446,10 +3552,10 @@
             </w:tcBorders>
             <w:shd w:val="clear" w:color="auto" w:fill="FFFFFF"/>
             <w:tcMar>
-              <w:top w:w="20" w:type="dxa"/>
-              <w:left w:w="45" w:type="dxa"/>
-              <w:bottom w:w="20" w:type="dxa"/>
-              <w:right w:w="45" w:type="dxa"/>
+              <w:top w:w="16" w:type="dxa"/>
+              <w:left w:w="40" w:type="dxa"/>
+              <w:bottom w:w="16" w:type="dxa"/>
+              <w:right w:w="40" w:type="dxa"/>
             </w:tcMar>
           </w:tcPr>
           <w:p>
@@ -3476,10 +3582,10 @@
             </w:tcBorders>
             <w:shd w:val="clear" w:color="auto" w:fill="FFFFFF"/>
             <w:tcMar>
-              <w:top w:w="20" w:type="dxa"/>
-              <w:left w:w="45" w:type="dxa"/>
-              <w:bottom w:w="20" w:type="dxa"/>
-              <w:right w:w="45" w:type="dxa"/>
+              <w:top w:w="16" w:type="dxa"/>
+              <w:left w:w="40" w:type="dxa"/>
+              <w:bottom w:w="16" w:type="dxa"/>
+              <w:right w:w="40" w:type="dxa"/>
             </w:tcMar>
           </w:tcPr>
           <w:p>
@@ -3511,10 +3617,10 @@
             </w:tcBorders>
             <w:shd w:val="clear" w:color="auto" w:fill="F9FBF9"/>
             <w:tcMar>
-              <w:top w:w="20" w:type="dxa"/>
-              <w:left w:w="45" w:type="dxa"/>
-              <w:bottom w:w="20" w:type="dxa"/>
-              <w:right w:w="45" w:type="dxa"/>
+              <w:top w:w="16" w:type="dxa"/>
+              <w:left w:w="40" w:type="dxa"/>
+              <w:bottom w:w="16" w:type="dxa"/>
+              <w:right w:w="40" w:type="dxa"/>
             </w:tcMar>
           </w:tcPr>
           <w:p>
@@ -3539,10 +3645,10 @@
             </w:tcBorders>
             <w:shd w:val="clear" w:color="auto" w:fill="F9FBF9"/>
             <w:tcMar>
-              <w:top w:w="20" w:type="dxa"/>
-              <w:left w:w="45" w:type="dxa"/>
-              <w:bottom w:w="20" w:type="dxa"/>
-              <w:right w:w="45" w:type="dxa"/>
+              <w:top w:w="16" w:type="dxa"/>
+              <w:left w:w="40" w:type="dxa"/>
+              <w:bottom w:w="16" w:type="dxa"/>
+              <w:right w:w="40" w:type="dxa"/>
             </w:tcMar>
           </w:tcPr>
           <w:p>
@@ -3569,10 +3675,10 @@
             </w:tcBorders>
             <w:shd w:val="clear" w:color="auto" w:fill="F9FBF9"/>
             <w:tcMar>
-              <w:top w:w="20" w:type="dxa"/>
-              <w:left w:w="45" w:type="dxa"/>
-              <w:bottom w:w="20" w:type="dxa"/>
-              <w:right w:w="45" w:type="dxa"/>
+              <w:top w:w="16" w:type="dxa"/>
+              <w:left w:w="40" w:type="dxa"/>
+              <w:bottom w:w="16" w:type="dxa"/>
+              <w:right w:w="40" w:type="dxa"/>
             </w:tcMar>
           </w:tcPr>
           <w:p>
@@ -3599,10 +3705,10 @@
             </w:tcBorders>
             <w:shd w:val="clear" w:color="auto" w:fill="F9FBF9"/>
             <w:tcMar>
-              <w:top w:w="20" w:type="dxa"/>
-              <w:left w:w="45" w:type="dxa"/>
-              <w:bottom w:w="20" w:type="dxa"/>
-              <w:right w:w="45" w:type="dxa"/>
+              <w:top w:w="16" w:type="dxa"/>
+              <w:left w:w="40" w:type="dxa"/>
+              <w:bottom w:w="16" w:type="dxa"/>
+              <w:right w:w="40" w:type="dxa"/>
             </w:tcMar>
           </w:tcPr>
           <w:p>
@@ -3634,10 +3740,10 @@
             </w:tcBorders>
             <w:shd w:val="clear" w:color="auto" w:fill="FFFFFF"/>
             <w:tcMar>
-              <w:top w:w="20" w:type="dxa"/>
-              <w:left w:w="45" w:type="dxa"/>
-              <w:bottom w:w="20" w:type="dxa"/>
-              <w:right w:w="45" w:type="dxa"/>
+              <w:top w:w="16" w:type="dxa"/>
+              <w:left w:w="40" w:type="dxa"/>
+              <w:bottom w:w="16" w:type="dxa"/>
+              <w:right w:w="40" w:type="dxa"/>
             </w:tcMar>
           </w:tcPr>
           <w:p>
@@ -3662,10 +3768,10 @@
             </w:tcBorders>
             <w:shd w:val="clear" w:color="auto" w:fill="FFFFFF"/>
             <w:tcMar>
-              <w:top w:w="20" w:type="dxa"/>
-              <w:left w:w="45" w:type="dxa"/>
-              <w:bottom w:w="20" w:type="dxa"/>
-              <w:right w:w="45" w:type="dxa"/>
+              <w:top w:w="16" w:type="dxa"/>
+              <w:left w:w="40" w:type="dxa"/>
+              <w:bottom w:w="16" w:type="dxa"/>
+              <w:right w:w="40" w:type="dxa"/>
             </w:tcMar>
           </w:tcPr>
           <w:p>
@@ -3692,10 +3798,10 @@
             </w:tcBorders>
             <w:shd w:val="clear" w:color="auto" w:fill="FFFFFF"/>
             <w:tcMar>
-              <w:top w:w="20" w:type="dxa"/>
-              <w:left w:w="45" w:type="dxa"/>
-              <w:bottom w:w="20" w:type="dxa"/>
-              <w:right w:w="45" w:type="dxa"/>
+              <w:top w:w="16" w:type="dxa"/>
+              <w:left w:w="40" w:type="dxa"/>
+              <w:bottom w:w="16" w:type="dxa"/>
+              <w:right w:w="40" w:type="dxa"/>
             </w:tcMar>
           </w:tcPr>
           <w:p>
@@ -3722,10 +3828,10 @@
             </w:tcBorders>
             <w:shd w:val="clear" w:color="auto" w:fill="FFFFFF"/>
             <w:tcMar>
-              <w:top w:w="20" w:type="dxa"/>
-              <w:left w:w="45" w:type="dxa"/>
-              <w:bottom w:w="20" w:type="dxa"/>
-              <w:right w:w="45" w:type="dxa"/>
+              <w:top w:w="16" w:type="dxa"/>
+              <w:left w:w="40" w:type="dxa"/>
+              <w:bottom w:w="16" w:type="dxa"/>
+              <w:right w:w="40" w:type="dxa"/>
             </w:tcMar>
           </w:tcPr>
           <w:p>
@@ -3757,10 +3863,10 @@
             </w:tcBorders>
             <w:shd w:val="clear" w:color="auto" w:fill="F9FBF9"/>
             <w:tcMar>
-              <w:top w:w="20" w:type="dxa"/>
-              <w:left w:w="45" w:type="dxa"/>
-              <w:bottom w:w="20" w:type="dxa"/>
-              <w:right w:w="45" w:type="dxa"/>
+              <w:top w:w="16" w:type="dxa"/>
+              <w:left w:w="40" w:type="dxa"/>
+              <w:bottom w:w="16" w:type="dxa"/>
+              <w:right w:w="40" w:type="dxa"/>
             </w:tcMar>
           </w:tcPr>
           <w:p>
@@ -3785,10 +3891,10 @@
             </w:tcBorders>
             <w:shd w:val="clear" w:color="auto" w:fill="F9FBF9"/>
             <w:tcMar>
-              <w:top w:w="20" w:type="dxa"/>
-              <w:left w:w="45" w:type="dxa"/>
-              <w:bottom w:w="20" w:type="dxa"/>
-              <w:right w:w="45" w:type="dxa"/>
+              <w:top w:w="16" w:type="dxa"/>
+              <w:left w:w="40" w:type="dxa"/>
+              <w:bottom w:w="16" w:type="dxa"/>
+              <w:right w:w="40" w:type="dxa"/>
             </w:tcMar>
           </w:tcPr>
           <w:p>
@@ -3815,10 +3921,10 @@
             </w:tcBorders>
             <w:shd w:val="clear" w:color="auto" w:fill="F9FBF9"/>
             <w:tcMar>
-              <w:top w:w="20" w:type="dxa"/>
-              <w:left w:w="45" w:type="dxa"/>
-              <w:bottom w:w="20" w:type="dxa"/>
-              <w:right w:w="45" w:type="dxa"/>
+              <w:top w:w="16" w:type="dxa"/>
+              <w:left w:w="40" w:type="dxa"/>
+              <w:bottom w:w="16" w:type="dxa"/>
+              <w:right w:w="40" w:type="dxa"/>
             </w:tcMar>
           </w:tcPr>
           <w:p>
@@ -3845,10 +3951,10 @@
             </w:tcBorders>
             <w:shd w:val="clear" w:color="auto" w:fill="F9FBF9"/>
             <w:tcMar>
-              <w:top w:w="20" w:type="dxa"/>
-              <w:left w:w="45" w:type="dxa"/>
-              <w:bottom w:w="20" w:type="dxa"/>
-              <w:right w:w="45" w:type="dxa"/>
+              <w:top w:w="16" w:type="dxa"/>
+              <w:left w:w="40" w:type="dxa"/>
+              <w:bottom w:w="16" w:type="dxa"/>
+              <w:right w:w="40" w:type="dxa"/>
             </w:tcMar>
           </w:tcPr>
           <w:p>
@@ -3868,7 +3974,7 @@
     </w:tbl>
     <w:p>
       <w:pPr>
-        <w:spacing w:before="50" w:after="20"/>
+        <w:spacing w:before="40" w:after="20"/>
       </w:pPr>
       <w:r>
         <w:rPr>
@@ -3911,10 +4017,10 @@
             </w:tcBorders>
             <w:shd w:val="clear" w:color="auto" w:fill="2E7D32"/>
             <w:tcMar>
-              <w:top w:w="25" w:type="dxa"/>
-              <w:left w:w="45" w:type="dxa"/>
-              <w:bottom w:w="25" w:type="dxa"/>
-              <w:right w:w="45" w:type="dxa"/>
+              <w:top w:w="18" w:type="dxa"/>
+              <w:left w:w="40" w:type="dxa"/>
+              <w:bottom w:w="18" w:type="dxa"/>
+              <w:right w:w="40" w:type="dxa"/>
             </w:tcMar>
           </w:tcPr>
           <w:p>
@@ -3939,10 +4045,10 @@
             </w:tcBorders>
             <w:shd w:val="clear" w:color="auto" w:fill="2E7D32"/>
             <w:tcMar>
-              <w:top w:w="25" w:type="dxa"/>
-              <w:left w:w="45" w:type="dxa"/>
-              <w:bottom w:w="25" w:type="dxa"/>
-              <w:right w:w="45" w:type="dxa"/>
+              <w:top w:w="18" w:type="dxa"/>
+              <w:left w:w="40" w:type="dxa"/>
+              <w:bottom w:w="18" w:type="dxa"/>
+              <w:right w:w="40" w:type="dxa"/>
             </w:tcMar>
           </w:tcPr>
           <w:p>
@@ -3967,10 +4073,10 @@
             </w:tcBorders>
             <w:shd w:val="clear" w:color="auto" w:fill="2E7D32"/>
             <w:tcMar>
-              <w:top w:w="25" w:type="dxa"/>
-              <w:left w:w="45" w:type="dxa"/>
-              <w:bottom w:w="25" w:type="dxa"/>
-              <w:right w:w="45" w:type="dxa"/>
+              <w:top w:w="18" w:type="dxa"/>
+              <w:left w:w="40" w:type="dxa"/>
+              <w:bottom w:w="18" w:type="dxa"/>
+              <w:right w:w="40" w:type="dxa"/>
             </w:tcMar>
           </w:tcPr>
           <w:p>
@@ -3998,10 +4104,10 @@
             </w:tcBorders>
             <w:shd w:val="clear" w:color="auto" w:fill="2E7D32"/>
             <w:tcMar>
-              <w:top w:w="25" w:type="dxa"/>
-              <w:left w:w="45" w:type="dxa"/>
-              <w:bottom w:w="25" w:type="dxa"/>
-              <w:right w:w="45" w:type="dxa"/>
+              <w:top w:w="18" w:type="dxa"/>
+              <w:left w:w="40" w:type="dxa"/>
+              <w:bottom w:w="18" w:type="dxa"/>
+              <w:right w:w="40" w:type="dxa"/>
             </w:tcMar>
           </w:tcPr>
           <w:p>
@@ -4029,10 +4135,10 @@
             </w:tcBorders>
             <w:shd w:val="clear" w:color="auto" w:fill="2E7D32"/>
             <w:tcMar>
-              <w:top w:w="25" w:type="dxa"/>
-              <w:left w:w="45" w:type="dxa"/>
-              <w:bottom w:w="25" w:type="dxa"/>
-              <w:right w:w="45" w:type="dxa"/>
+              <w:top w:w="18" w:type="dxa"/>
+              <w:left w:w="40" w:type="dxa"/>
+              <w:bottom w:w="18" w:type="dxa"/>
+              <w:right w:w="40" w:type="dxa"/>
             </w:tcMar>
           </w:tcPr>
           <w:p>
@@ -4060,10 +4166,10 @@
             </w:tcBorders>
             <w:shd w:val="clear" w:color="auto" w:fill="2E7D32"/>
             <w:tcMar>
-              <w:top w:w="25" w:type="dxa"/>
-              <w:left w:w="45" w:type="dxa"/>
-              <w:bottom w:w="25" w:type="dxa"/>
-              <w:right w:w="45" w:type="dxa"/>
+              <w:top w:w="18" w:type="dxa"/>
+              <w:left w:w="40" w:type="dxa"/>
+              <w:bottom w:w="18" w:type="dxa"/>
+              <w:right w:w="40" w:type="dxa"/>
             </w:tcMar>
           </w:tcPr>
           <w:p>
@@ -4093,10 +4199,10 @@
             </w:tcBorders>
             <w:shd w:val="clear" w:color="auto" w:fill="FFFFFF"/>
             <w:tcMar>
-              <w:top w:w="20" w:type="dxa"/>
-              <w:left w:w="45" w:type="dxa"/>
-              <w:bottom w:w="20" w:type="dxa"/>
-              <w:right w:w="45" w:type="dxa"/>
+              <w:top w:w="16" w:type="dxa"/>
+              <w:left w:w="40" w:type="dxa"/>
+              <w:bottom w:w="16" w:type="dxa"/>
+              <w:right w:w="40" w:type="dxa"/>
             </w:tcMar>
           </w:tcPr>
           <w:p>
@@ -4121,10 +4227,10 @@
             </w:tcBorders>
             <w:shd w:val="clear" w:color="auto" w:fill="FFFFFF"/>
             <w:tcMar>
-              <w:top w:w="20" w:type="dxa"/>
-              <w:left w:w="45" w:type="dxa"/>
-              <w:bottom w:w="20" w:type="dxa"/>
-              <w:right w:w="45" w:type="dxa"/>
+              <w:top w:w="16" w:type="dxa"/>
+              <w:left w:w="40" w:type="dxa"/>
+              <w:bottom w:w="16" w:type="dxa"/>
+              <w:right w:w="40" w:type="dxa"/>
             </w:tcMar>
           </w:tcPr>
           <w:p>
@@ -4148,10 +4254,10 @@
             </w:tcBorders>
             <w:shd w:val="clear" w:color="auto" w:fill="FFFFFF"/>
             <w:tcMar>
-              <w:top w:w="20" w:type="dxa"/>
-              <w:left w:w="45" w:type="dxa"/>
-              <w:bottom w:w="20" w:type="dxa"/>
-              <w:right w:w="45" w:type="dxa"/>
+              <w:top w:w="16" w:type="dxa"/>
+              <w:left w:w="40" w:type="dxa"/>
+              <w:bottom w:w="16" w:type="dxa"/>
+              <w:right w:w="40" w:type="dxa"/>
             </w:tcMar>
           </w:tcPr>
           <w:p>
@@ -4178,10 +4284,10 @@
             </w:tcBorders>
             <w:shd w:val="clear" w:color="auto" w:fill="FFFFFF"/>
             <w:tcMar>
-              <w:top w:w="20" w:type="dxa"/>
-              <w:left w:w="45" w:type="dxa"/>
-              <w:bottom w:w="20" w:type="dxa"/>
-              <w:right w:w="45" w:type="dxa"/>
+              <w:top w:w="16" w:type="dxa"/>
+              <w:left w:w="40" w:type="dxa"/>
+              <w:bottom w:w="16" w:type="dxa"/>
+              <w:right w:w="40" w:type="dxa"/>
             </w:tcMar>
           </w:tcPr>
           <w:p>
@@ -4208,10 +4314,10 @@
             </w:tcBorders>
             <w:shd w:val="clear" w:color="auto" w:fill="FFFFFF"/>
             <w:tcMar>
-              <w:top w:w="20" w:type="dxa"/>
-              <w:left w:w="45" w:type="dxa"/>
-              <w:bottom w:w="20" w:type="dxa"/>
-              <w:right w:w="45" w:type="dxa"/>
+              <w:top w:w="16" w:type="dxa"/>
+              <w:left w:w="40" w:type="dxa"/>
+              <w:bottom w:w="16" w:type="dxa"/>
+              <w:right w:w="40" w:type="dxa"/>
             </w:tcMar>
           </w:tcPr>
           <w:p>
@@ -4238,15 +4344,16 @@
             </w:tcBorders>
             <w:shd w:val="clear" w:color="auto" w:fill="FFFFFF"/>
             <w:tcMar>
-              <w:top w:w="20" w:type="dxa"/>
-              <w:left w:w="45" w:type="dxa"/>
-              <w:bottom w:w="20" w:type="dxa"/>
-              <w:right w:w="45" w:type="dxa"/>
-            </w:tcMar>
-          </w:tcPr>
-          <w:p>
-            <w:r>
-              <w:rPr>
+              <w:top w:w="16" w:type="dxa"/>
+              <w:left w:w="40" w:type="dxa"/>
+              <w:bottom w:w="16" w:type="dxa"/>
+              <w:right w:w="40" w:type="dxa"/>
+            </w:tcMar>
+          </w:tcPr>
+          <w:p>
+            <w:r>
+              <w:rPr>
+                <w:b/>
                 <w:color w:val="222222"/>
                 <w:sz w:val="14"/>
               </w:rPr>
@@ -4270,10 +4377,10 @@
             </w:tcBorders>
             <w:shd w:val="clear" w:color="auto" w:fill="F9FBF9"/>
             <w:tcMar>
-              <w:top w:w="20" w:type="dxa"/>
-              <w:left w:w="45" w:type="dxa"/>
-              <w:bottom w:w="20" w:type="dxa"/>
-              <w:right w:w="45" w:type="dxa"/>
+              <w:top w:w="16" w:type="dxa"/>
+              <w:left w:w="40" w:type="dxa"/>
+              <w:bottom w:w="16" w:type="dxa"/>
+              <w:right w:w="40" w:type="dxa"/>
             </w:tcMar>
           </w:tcPr>
           <w:p>
@@ -4298,10 +4405,10 @@
             </w:tcBorders>
             <w:shd w:val="clear" w:color="auto" w:fill="F9FBF9"/>
             <w:tcMar>
-              <w:top w:w="20" w:type="dxa"/>
-              <w:left w:w="45" w:type="dxa"/>
-              <w:bottom w:w="20" w:type="dxa"/>
-              <w:right w:w="45" w:type="dxa"/>
+              <w:top w:w="16" w:type="dxa"/>
+              <w:left w:w="40" w:type="dxa"/>
+              <w:bottom w:w="16" w:type="dxa"/>
+              <w:right w:w="40" w:type="dxa"/>
             </w:tcMar>
           </w:tcPr>
           <w:p>
@@ -4325,10 +4432,10 @@
             </w:tcBorders>
             <w:shd w:val="clear" w:color="auto" w:fill="F9FBF9"/>
             <w:tcMar>
-              <w:top w:w="20" w:type="dxa"/>
-              <w:left w:w="45" w:type="dxa"/>
-              <w:bottom w:w="20" w:type="dxa"/>
-              <w:right w:w="45" w:type="dxa"/>
+              <w:top w:w="16" w:type="dxa"/>
+              <w:left w:w="40" w:type="dxa"/>
+              <w:bottom w:w="16" w:type="dxa"/>
+              <w:right w:w="40" w:type="dxa"/>
             </w:tcMar>
           </w:tcPr>
           <w:p>
@@ -4355,10 +4462,10 @@
             </w:tcBorders>
             <w:shd w:val="clear" w:color="auto" w:fill="F9FBF9"/>
             <w:tcMar>
-              <w:top w:w="20" w:type="dxa"/>
-              <w:left w:w="45" w:type="dxa"/>
-              <w:bottom w:w="20" w:type="dxa"/>
-              <w:right w:w="45" w:type="dxa"/>
+              <w:top w:w="16" w:type="dxa"/>
+              <w:left w:w="40" w:type="dxa"/>
+              <w:bottom w:w="16" w:type="dxa"/>
+              <w:right w:w="40" w:type="dxa"/>
             </w:tcMar>
           </w:tcPr>
           <w:p>
@@ -4385,10 +4492,10 @@
             </w:tcBorders>
             <w:shd w:val="clear" w:color="auto" w:fill="F9FBF9"/>
             <w:tcMar>
-              <w:top w:w="20" w:type="dxa"/>
-              <w:left w:w="45" w:type="dxa"/>
-              <w:bottom w:w="20" w:type="dxa"/>
-              <w:right w:w="45" w:type="dxa"/>
+              <w:top w:w="16" w:type="dxa"/>
+              <w:left w:w="40" w:type="dxa"/>
+              <w:bottom w:w="16" w:type="dxa"/>
+              <w:right w:w="40" w:type="dxa"/>
             </w:tcMar>
           </w:tcPr>
           <w:p>
@@ -4415,15 +4522,16 @@
             </w:tcBorders>
             <w:shd w:val="clear" w:color="auto" w:fill="F9FBF9"/>
             <w:tcMar>
-              <w:top w:w="20" w:type="dxa"/>
-              <w:left w:w="45" w:type="dxa"/>
-              <w:bottom w:w="20" w:type="dxa"/>
-              <w:right w:w="45" w:type="dxa"/>
-            </w:tcMar>
-          </w:tcPr>
-          <w:p>
-            <w:r>
-              <w:rPr>
+              <w:top w:w="16" w:type="dxa"/>
+              <w:left w:w="40" w:type="dxa"/>
+              <w:bottom w:w="16" w:type="dxa"/>
+              <w:right w:w="40" w:type="dxa"/>
+            </w:tcMar>
+          </w:tcPr>
+          <w:p>
+            <w:r>
+              <w:rPr>
+                <w:b/>
                 <w:color w:val="222222"/>
                 <w:sz w:val="14"/>
               </w:rPr>
@@ -4447,10 +4555,10 @@
             </w:tcBorders>
             <w:shd w:val="clear" w:color="auto" w:fill="FFFFFF"/>
             <w:tcMar>
-              <w:top w:w="20" w:type="dxa"/>
-              <w:left w:w="45" w:type="dxa"/>
-              <w:bottom w:w="20" w:type="dxa"/>
-              <w:right w:w="45" w:type="dxa"/>
+              <w:top w:w="16" w:type="dxa"/>
+              <w:left w:w="40" w:type="dxa"/>
+              <w:bottom w:w="16" w:type="dxa"/>
+              <w:right w:w="40" w:type="dxa"/>
             </w:tcMar>
           </w:tcPr>
           <w:p>
@@ -4475,10 +4583,10 @@
             </w:tcBorders>
             <w:shd w:val="clear" w:color="auto" w:fill="FFFFFF"/>
             <w:tcMar>
-              <w:top w:w="20" w:type="dxa"/>
-              <w:left w:w="45" w:type="dxa"/>
-              <w:bottom w:w="20" w:type="dxa"/>
-              <w:right w:w="45" w:type="dxa"/>
+              <w:top w:w="16" w:type="dxa"/>
+              <w:left w:w="40" w:type="dxa"/>
+              <w:bottom w:w="16" w:type="dxa"/>
+              <w:right w:w="40" w:type="dxa"/>
             </w:tcMar>
           </w:tcPr>
           <w:p>
@@ -4502,10 +4610,10 @@
             </w:tcBorders>
             <w:shd w:val="clear" w:color="auto" w:fill="FFFFFF"/>
             <w:tcMar>
-              <w:top w:w="20" w:type="dxa"/>
-              <w:left w:w="45" w:type="dxa"/>
-              <w:bottom w:w="20" w:type="dxa"/>
-              <w:right w:w="45" w:type="dxa"/>
+              <w:top w:w="16" w:type="dxa"/>
+              <w:left w:w="40" w:type="dxa"/>
+              <w:bottom w:w="16" w:type="dxa"/>
+              <w:right w:w="40" w:type="dxa"/>
             </w:tcMar>
           </w:tcPr>
           <w:p>
@@ -4532,10 +4640,10 @@
             </w:tcBorders>
             <w:shd w:val="clear" w:color="auto" w:fill="FFFFFF"/>
             <w:tcMar>
-              <w:top w:w="20" w:type="dxa"/>
-              <w:left w:w="45" w:type="dxa"/>
-              <w:bottom w:w="20" w:type="dxa"/>
-              <w:right w:w="45" w:type="dxa"/>
+              <w:top w:w="16" w:type="dxa"/>
+              <w:left w:w="40" w:type="dxa"/>
+              <w:bottom w:w="16" w:type="dxa"/>
+              <w:right w:w="40" w:type="dxa"/>
             </w:tcMar>
           </w:tcPr>
           <w:p>
@@ -4562,10 +4670,10 @@
             </w:tcBorders>
             <w:shd w:val="clear" w:color="auto" w:fill="FFFFFF"/>
             <w:tcMar>
-              <w:top w:w="20" w:type="dxa"/>
-              <w:left w:w="45" w:type="dxa"/>
-              <w:bottom w:w="20" w:type="dxa"/>
-              <w:right w:w="45" w:type="dxa"/>
+              <w:top w:w="16" w:type="dxa"/>
+              <w:left w:w="40" w:type="dxa"/>
+              <w:bottom w:w="16" w:type="dxa"/>
+              <w:right w:w="40" w:type="dxa"/>
             </w:tcMar>
           </w:tcPr>
           <w:p>
@@ -4592,15 +4700,16 @@
             </w:tcBorders>
             <w:shd w:val="clear" w:color="auto" w:fill="FFFFFF"/>
             <w:tcMar>
-              <w:top w:w="20" w:type="dxa"/>
-              <w:left w:w="45" w:type="dxa"/>
-              <w:bottom w:w="20" w:type="dxa"/>
-              <w:right w:w="45" w:type="dxa"/>
-            </w:tcMar>
-          </w:tcPr>
-          <w:p>
-            <w:r>
-              <w:rPr>
+              <w:top w:w="16" w:type="dxa"/>
+              <w:left w:w="40" w:type="dxa"/>
+              <w:bottom w:w="16" w:type="dxa"/>
+              <w:right w:w="40" w:type="dxa"/>
+            </w:tcMar>
+          </w:tcPr>
+          <w:p>
+            <w:r>
+              <w:rPr>
+                <w:b/>
                 <w:color w:val="222222"/>
                 <w:sz w:val="14"/>
               </w:rPr>
@@ -4612,21 +4721,103 @@
     </w:tbl>
     <w:p>
       <w:pPr>
-        <w:spacing w:after="40" w:line="252" w:lineRule="auto"/>
-        <w:jc w:val="both"/>
+        <w:pBdr>
+          <w:left w:val="single" w:sz="12" w:space="4" w:color="2E7D32"/>
+        </w:pBdr>
+        <w:shd w:val="clear" w:color="auto" w:fill="EDF7EE"/>
+        <w:spacing w:before="30" w:after="40" w:line="252" w:lineRule="auto"/>
+        <w:ind w:left="100"/>
       </w:pPr>
       <w:r>
         <w:rPr>
           <w:b/>
-          <w:color w:val="222222"/>
+          <w:color w:val="1B5E20"/>
+          <w:sz w:val="15"/>
         </w:rPr>
-        <w:t xml:space="preserve">Analisis Temuan Empiris: </w:t>
+        <w:lastRenderedPageBreak/>
+        <w:t>Formulasi Matematis (Eksekusi Ruang &amp; Konsentrasi Deforestasi Sentra):</w:t>
       </w:r>
       <w:r>
         <w:rPr>
+          <w:b/>
+          <w:color w:val="1B5E20"/>
+          <w:sz w:val="15"/>
+        </w:rPr>
+        <w:br/>
+      </w:r>
+      <w:r>
+        <w:rPr>
+          <w:rFonts w:ascii="Consolas" w:hAnsi="Consolas"/>
+          <w:color w:val="104010"/>
+          <w:sz w:val="14"/>
+        </w:rPr>
+        <w:t>Luas_IUP_Kawasan_p = Σ ( Luas_Izin_i )  |  Kumulatif_Deforestasi_p(T) = Σ ( Deforestasi_p,t )</w:t>
+      </w:r>
+      <w:r>
+        <w:rPr>
+          <w:rFonts w:ascii="Consolas" w:hAnsi="Consolas"/>
+          <w:color w:val="104010"/>
+          <w:sz w:val="14"/>
+        </w:rPr>
+        <w:br/>
+        <w:t>χ² = Σ [ ( O_ij - E_ij )² / E_ij ]  |  Odds_Ratio (OR) = ( a * d ) / ( b * c )</w:t>
+      </w:r>
+      <w:r>
+        <w:rPr>
+          <w:rFonts w:ascii="Consolas" w:hAnsi="Consolas"/>
+          <w:color w:val="104010"/>
+          <w:sz w:val="14"/>
+        </w:rPr>
+        <w:br/>
+      </w:r>
+      <w:r>
+        <w:rPr>
+          <w:b/>
+          <w:color w:val="1B5E20"/>
+          <w:sz w:val="15"/>
+        </w:rPr>
+        <w:t>Persamaan Substitusi:</w:t>
+      </w:r>
+      <w:r>
+        <w:rPr>
+          <w:b/>
+          <w:color w:val="1B5E20"/>
+          <w:sz w:val="15"/>
+        </w:rPr>
+        <w:br/>
+      </w:r>
+      <w:r>
+        <w:rPr>
+          <w:rFonts w:ascii="Consolas" w:hAnsi="Consolas"/>
           <w:color w:val="222222"/>
+          <w:sz w:val="14"/>
         </w:rPr>
-        <w:t>Hasil uji mengonfirmasi secara SIGNIFIKAN (χ² = 35.267, p &lt; 0.001, Odds Ratio = 81.0x) bahwa perluasan kawasan industri dan izin tambang berkorelasi langsung dengan lonjakan kehilangan tutupan pohon. Wilayah konsesi tinggi menghadapi risiko pembabatan hutan 81 kali lipat dibanding wilayah perizinan rendah.</w:t>
+        <w:t>Konsesi_Sulteng_Sultra = 453.216 Ha (Sulteng) + 446.025 Ha (Sultra) = 899.241 Hektar (75,87% konsesi se-Sulawesi)</w:t>
+      </w:r>
+      <w:r>
+        <w:rPr>
+          <w:rFonts w:ascii="Consolas" w:hAnsi="Consolas"/>
+          <w:color w:val="222222"/>
+          <w:sz w:val="14"/>
+        </w:rPr>
+        <w:br/>
+      </w:r>
+      <w:r>
+        <w:rPr>
+          <w:rFonts w:ascii="Consolas" w:hAnsi="Consolas"/>
+          <w:color w:val="222222"/>
+          <w:sz w:val="14"/>
+        </w:rPr>
+        <w:t>Deforestasi_Sulteng_Sultra = 481.908 Ha (Sulteng) + 337.434 Ha (Sultra) = 819.342 Hektar (59,11% deforestasi se-Sulawesi)</w:t>
+      </w:r>
+      <w:r>
+        <w:rPr>
+          <w:i/>
+          <w:color w:val="555555"/>
+          <w:sz w:val="14"/>
+        </w:rPr>
+        <w:br/>
+        <w:t>Ket: Uji Chi-Square membuktikan secara sangat signifikan (χ² = 35.267, p &lt; 0.001, OR = 81.0x) bahwa wilayah konsesi industri nikel menghadapi risiko deforestasi 81 kali lipat lebih tinggi (lihat Tabel 2.4).</w:t>
       </w:r>
     </w:p>
     <w:p>
@@ -4634,16 +4825,15 @@
         <w:pBdr>
           <w:bottom w:val="single" w:sz="4" w:space="1" w:color="2E7D32"/>
         </w:pBdr>
-        <w:spacing w:before="80" w:after="30"/>
+        <w:spacing w:before="70" w:after="20"/>
       </w:pPr>
       <w:r>
         <w:rPr>
           <w:b/>
           <w:color w:val="1B5E20"/>
-          <w:sz w:val="19"/>
+          <w:sz w:val="18"/>
         </w:rPr>
-        <w:lastRenderedPageBreak/>
-        <w:t>2.4 Driver Deforestasi: Analisis Faktor Pendorong Perubahan Tutupan Hutan</w:t>
+        <w:t>2.4. Driver Deforestasi: Analisis Faktor Pendorong Perubahan Tutupan Hutan</w:t>
       </w:r>
     </w:p>
     <w:p>
@@ -4655,7 +4845,7 @@
         <w:rPr>
           <w:color w:val="222222"/>
         </w:rPr>
-        <w:t xml:space="preserve">Sub-bab ini membedah kontribusi sektor pendorong terhadap </w:t>
+        <w:t xml:space="preserve">Atribusi kausalitas membedah kontribusi faktor pendorong terhadap </w:t>
       </w:r>
       <w:r>
         <w:rPr>
@@ -4668,12 +4858,12 @@
         <w:rPr>
           <w:color w:val="222222"/>
         </w:rPr>
-        <w:t xml:space="preserve"> sepanjang 2014–2023 berdasarkan klasifikasi satelit Global Forest Watch (GFW).</w:t>
+        <w:t xml:space="preserve"> (GFW 2014–2023) antara industri komoditas ekstraktif skala besar vs pertanian berpindah masyarakat.</w:t>
       </w:r>
     </w:p>
     <w:p>
       <w:pPr>
-        <w:spacing w:before="50" w:after="20"/>
+        <w:spacing w:before="40" w:after="20"/>
       </w:pPr>
       <w:r>
         <w:rPr>
@@ -4715,10 +4905,10 @@
             </w:tcBorders>
             <w:shd w:val="clear" w:color="auto" w:fill="2E7D32"/>
             <w:tcMar>
-              <w:top w:w="25" w:type="dxa"/>
-              <w:left w:w="45" w:type="dxa"/>
-              <w:bottom w:w="25" w:type="dxa"/>
-              <w:right w:w="45" w:type="dxa"/>
+              <w:top w:w="18" w:type="dxa"/>
+              <w:left w:w="40" w:type="dxa"/>
+              <w:bottom w:w="18" w:type="dxa"/>
+              <w:right w:w="40" w:type="dxa"/>
             </w:tcMar>
           </w:tcPr>
           <w:p>
@@ -4743,10 +4933,10 @@
             </w:tcBorders>
             <w:shd w:val="clear" w:color="auto" w:fill="2E7D32"/>
             <w:tcMar>
-              <w:top w:w="25" w:type="dxa"/>
-              <w:left w:w="45" w:type="dxa"/>
-              <w:bottom w:w="25" w:type="dxa"/>
-              <w:right w:w="45" w:type="dxa"/>
+              <w:top w:w="18" w:type="dxa"/>
+              <w:left w:w="40" w:type="dxa"/>
+              <w:bottom w:w="18" w:type="dxa"/>
+              <w:right w:w="40" w:type="dxa"/>
             </w:tcMar>
           </w:tcPr>
           <w:p>
@@ -4771,10 +4961,10 @@
             </w:tcBorders>
             <w:shd w:val="clear" w:color="auto" w:fill="2E7D32"/>
             <w:tcMar>
-              <w:top w:w="25" w:type="dxa"/>
-              <w:left w:w="45" w:type="dxa"/>
-              <w:bottom w:w="25" w:type="dxa"/>
-              <w:right w:w="45" w:type="dxa"/>
+              <w:top w:w="18" w:type="dxa"/>
+              <w:left w:w="40" w:type="dxa"/>
+              <w:bottom w:w="18" w:type="dxa"/>
+              <w:right w:w="40" w:type="dxa"/>
             </w:tcMar>
           </w:tcPr>
           <w:p>
@@ -4802,10 +4992,10 @@
             </w:tcBorders>
             <w:shd w:val="clear" w:color="auto" w:fill="2E7D32"/>
             <w:tcMar>
-              <w:top w:w="25" w:type="dxa"/>
-              <w:left w:w="45" w:type="dxa"/>
-              <w:bottom w:w="25" w:type="dxa"/>
-              <w:right w:w="45" w:type="dxa"/>
+              <w:top w:w="18" w:type="dxa"/>
+              <w:left w:w="40" w:type="dxa"/>
+              <w:bottom w:w="18" w:type="dxa"/>
+              <w:right w:w="40" w:type="dxa"/>
             </w:tcMar>
           </w:tcPr>
           <w:p>
@@ -4830,10 +5020,10 @@
             </w:tcBorders>
             <w:shd w:val="clear" w:color="auto" w:fill="2E7D32"/>
             <w:tcMar>
-              <w:top w:w="25" w:type="dxa"/>
-              <w:left w:w="45" w:type="dxa"/>
-              <w:bottom w:w="25" w:type="dxa"/>
-              <w:right w:w="45" w:type="dxa"/>
+              <w:top w:w="18" w:type="dxa"/>
+              <w:left w:w="40" w:type="dxa"/>
+              <w:bottom w:w="18" w:type="dxa"/>
+              <w:right w:w="40" w:type="dxa"/>
             </w:tcMar>
           </w:tcPr>
           <w:p>
@@ -4866,10 +5056,10 @@
             </w:tcBorders>
             <w:shd w:val="clear" w:color="auto" w:fill="FFFFFF"/>
             <w:tcMar>
-              <w:top w:w="20" w:type="dxa"/>
-              <w:left w:w="45" w:type="dxa"/>
-              <w:bottom w:w="20" w:type="dxa"/>
-              <w:right w:w="45" w:type="dxa"/>
+              <w:top w:w="16" w:type="dxa"/>
+              <w:left w:w="40" w:type="dxa"/>
+              <w:bottom w:w="16" w:type="dxa"/>
+              <w:right w:w="40" w:type="dxa"/>
             </w:tcMar>
           </w:tcPr>
           <w:p>
@@ -4894,10 +5084,10 @@
             </w:tcBorders>
             <w:shd w:val="clear" w:color="auto" w:fill="FFFFFF"/>
             <w:tcMar>
-              <w:top w:w="20" w:type="dxa"/>
-              <w:left w:w="45" w:type="dxa"/>
-              <w:bottom w:w="20" w:type="dxa"/>
-              <w:right w:w="45" w:type="dxa"/>
+              <w:top w:w="16" w:type="dxa"/>
+              <w:left w:w="40" w:type="dxa"/>
+              <w:bottom w:w="16" w:type="dxa"/>
+              <w:right w:w="40" w:type="dxa"/>
             </w:tcMar>
           </w:tcPr>
           <w:p>
@@ -4924,10 +5114,10 @@
             </w:tcBorders>
             <w:shd w:val="clear" w:color="auto" w:fill="FFFFFF"/>
             <w:tcMar>
-              <w:top w:w="20" w:type="dxa"/>
-              <w:left w:w="45" w:type="dxa"/>
-              <w:bottom w:w="20" w:type="dxa"/>
-              <w:right w:w="45" w:type="dxa"/>
+              <w:top w:w="16" w:type="dxa"/>
+              <w:left w:w="40" w:type="dxa"/>
+              <w:bottom w:w="16" w:type="dxa"/>
+              <w:right w:w="40" w:type="dxa"/>
             </w:tcMar>
           </w:tcPr>
           <w:p>
@@ -4954,10 +5144,10 @@
             </w:tcBorders>
             <w:shd w:val="clear" w:color="auto" w:fill="FFFFFF"/>
             <w:tcMar>
-              <w:top w:w="20" w:type="dxa"/>
-              <w:left w:w="45" w:type="dxa"/>
-              <w:bottom w:w="20" w:type="dxa"/>
-              <w:right w:w="45" w:type="dxa"/>
+              <w:top w:w="16" w:type="dxa"/>
+              <w:left w:w="40" w:type="dxa"/>
+              <w:bottom w:w="16" w:type="dxa"/>
+              <w:right w:w="40" w:type="dxa"/>
             </w:tcMar>
           </w:tcPr>
           <w:p>
@@ -4984,10 +5174,10 @@
             </w:tcBorders>
             <w:shd w:val="clear" w:color="auto" w:fill="FFFFFF"/>
             <w:tcMar>
-              <w:top w:w="20" w:type="dxa"/>
-              <w:left w:w="45" w:type="dxa"/>
-              <w:bottom w:w="20" w:type="dxa"/>
-              <w:right w:w="45" w:type="dxa"/>
+              <w:top w:w="16" w:type="dxa"/>
+              <w:left w:w="40" w:type="dxa"/>
+              <w:bottom w:w="16" w:type="dxa"/>
+              <w:right w:w="40" w:type="dxa"/>
             </w:tcMar>
           </w:tcPr>
           <w:p>
@@ -5019,10 +5209,10 @@
             </w:tcBorders>
             <w:shd w:val="clear" w:color="auto" w:fill="F9FBF9"/>
             <w:tcMar>
-              <w:top w:w="20" w:type="dxa"/>
-              <w:left w:w="45" w:type="dxa"/>
-              <w:bottom w:w="20" w:type="dxa"/>
-              <w:right w:w="45" w:type="dxa"/>
+              <w:top w:w="16" w:type="dxa"/>
+              <w:left w:w="40" w:type="dxa"/>
+              <w:bottom w:w="16" w:type="dxa"/>
+              <w:right w:w="40" w:type="dxa"/>
             </w:tcMar>
           </w:tcPr>
           <w:p>
@@ -5047,10 +5237,10 @@
             </w:tcBorders>
             <w:shd w:val="clear" w:color="auto" w:fill="F9FBF9"/>
             <w:tcMar>
-              <w:top w:w="20" w:type="dxa"/>
-              <w:left w:w="45" w:type="dxa"/>
-              <w:bottom w:w="20" w:type="dxa"/>
-              <w:right w:w="45" w:type="dxa"/>
+              <w:top w:w="16" w:type="dxa"/>
+              <w:left w:w="40" w:type="dxa"/>
+              <w:bottom w:w="16" w:type="dxa"/>
+              <w:right w:w="40" w:type="dxa"/>
             </w:tcMar>
           </w:tcPr>
           <w:p>
@@ -5077,10 +5267,10 @@
             </w:tcBorders>
             <w:shd w:val="clear" w:color="auto" w:fill="F9FBF9"/>
             <w:tcMar>
-              <w:top w:w="20" w:type="dxa"/>
-              <w:left w:w="45" w:type="dxa"/>
-              <w:bottom w:w="20" w:type="dxa"/>
-              <w:right w:w="45" w:type="dxa"/>
+              <w:top w:w="16" w:type="dxa"/>
+              <w:left w:w="40" w:type="dxa"/>
+              <w:bottom w:w="16" w:type="dxa"/>
+              <w:right w:w="40" w:type="dxa"/>
             </w:tcMar>
           </w:tcPr>
           <w:p>
@@ -5107,10 +5297,10 @@
             </w:tcBorders>
             <w:shd w:val="clear" w:color="auto" w:fill="F9FBF9"/>
             <w:tcMar>
-              <w:top w:w="20" w:type="dxa"/>
-              <w:left w:w="45" w:type="dxa"/>
-              <w:bottom w:w="20" w:type="dxa"/>
-              <w:right w:w="45" w:type="dxa"/>
+              <w:top w:w="16" w:type="dxa"/>
+              <w:left w:w="40" w:type="dxa"/>
+              <w:bottom w:w="16" w:type="dxa"/>
+              <w:right w:w="40" w:type="dxa"/>
             </w:tcMar>
           </w:tcPr>
           <w:p>
@@ -5137,10 +5327,10 @@
             </w:tcBorders>
             <w:shd w:val="clear" w:color="auto" w:fill="F9FBF9"/>
             <w:tcMar>
-              <w:top w:w="20" w:type="dxa"/>
-              <w:left w:w="45" w:type="dxa"/>
-              <w:bottom w:w="20" w:type="dxa"/>
-              <w:right w:w="45" w:type="dxa"/>
+              <w:top w:w="16" w:type="dxa"/>
+              <w:left w:w="40" w:type="dxa"/>
+              <w:bottom w:w="16" w:type="dxa"/>
+              <w:right w:w="40" w:type="dxa"/>
             </w:tcMar>
           </w:tcPr>
           <w:p>
@@ -5172,10 +5362,10 @@
             </w:tcBorders>
             <w:shd w:val="clear" w:color="auto" w:fill="FFFFFF"/>
             <w:tcMar>
-              <w:top w:w="20" w:type="dxa"/>
-              <w:left w:w="45" w:type="dxa"/>
-              <w:bottom w:w="20" w:type="dxa"/>
-              <w:right w:w="45" w:type="dxa"/>
+              <w:top w:w="16" w:type="dxa"/>
+              <w:left w:w="40" w:type="dxa"/>
+              <w:bottom w:w="16" w:type="dxa"/>
+              <w:right w:w="40" w:type="dxa"/>
             </w:tcMar>
           </w:tcPr>
           <w:p>
@@ -5200,10 +5390,10 @@
             </w:tcBorders>
             <w:shd w:val="clear" w:color="auto" w:fill="FFFFFF"/>
             <w:tcMar>
-              <w:top w:w="20" w:type="dxa"/>
-              <w:left w:w="45" w:type="dxa"/>
-              <w:bottom w:w="20" w:type="dxa"/>
-              <w:right w:w="45" w:type="dxa"/>
+              <w:top w:w="16" w:type="dxa"/>
+              <w:left w:w="40" w:type="dxa"/>
+              <w:bottom w:w="16" w:type="dxa"/>
+              <w:right w:w="40" w:type="dxa"/>
             </w:tcMar>
           </w:tcPr>
           <w:p>
@@ -5230,10 +5420,10 @@
             </w:tcBorders>
             <w:shd w:val="clear" w:color="auto" w:fill="FFFFFF"/>
             <w:tcMar>
-              <w:top w:w="20" w:type="dxa"/>
-              <w:left w:w="45" w:type="dxa"/>
-              <w:bottom w:w="20" w:type="dxa"/>
-              <w:right w:w="45" w:type="dxa"/>
+              <w:top w:w="16" w:type="dxa"/>
+              <w:left w:w="40" w:type="dxa"/>
+              <w:bottom w:w="16" w:type="dxa"/>
+              <w:right w:w="40" w:type="dxa"/>
             </w:tcMar>
           </w:tcPr>
           <w:p>
@@ -5260,10 +5450,10 @@
             </w:tcBorders>
             <w:shd w:val="clear" w:color="auto" w:fill="FFFFFF"/>
             <w:tcMar>
-              <w:top w:w="20" w:type="dxa"/>
-              <w:left w:w="45" w:type="dxa"/>
-              <w:bottom w:w="20" w:type="dxa"/>
-              <w:right w:w="45" w:type="dxa"/>
+              <w:top w:w="16" w:type="dxa"/>
+              <w:left w:w="40" w:type="dxa"/>
+              <w:bottom w:w="16" w:type="dxa"/>
+              <w:right w:w="40" w:type="dxa"/>
             </w:tcMar>
           </w:tcPr>
           <w:p>
@@ -5290,10 +5480,10 @@
             </w:tcBorders>
             <w:shd w:val="clear" w:color="auto" w:fill="FFFFFF"/>
             <w:tcMar>
-              <w:top w:w="20" w:type="dxa"/>
-              <w:left w:w="45" w:type="dxa"/>
-              <w:bottom w:w="20" w:type="dxa"/>
-              <w:right w:w="45" w:type="dxa"/>
+              <w:top w:w="16" w:type="dxa"/>
+              <w:left w:w="40" w:type="dxa"/>
+              <w:bottom w:w="16" w:type="dxa"/>
+              <w:right w:w="40" w:type="dxa"/>
             </w:tcMar>
           </w:tcPr>
           <w:p>
@@ -5325,10 +5515,10 @@
             </w:tcBorders>
             <w:shd w:val="clear" w:color="auto" w:fill="F9FBF9"/>
             <w:tcMar>
-              <w:top w:w="20" w:type="dxa"/>
-              <w:left w:w="45" w:type="dxa"/>
-              <w:bottom w:w="20" w:type="dxa"/>
-              <w:right w:w="45" w:type="dxa"/>
+              <w:top w:w="16" w:type="dxa"/>
+              <w:left w:w="40" w:type="dxa"/>
+              <w:bottom w:w="16" w:type="dxa"/>
+              <w:right w:w="40" w:type="dxa"/>
             </w:tcMar>
           </w:tcPr>
           <w:p>
@@ -5353,10 +5543,10 @@
             </w:tcBorders>
             <w:shd w:val="clear" w:color="auto" w:fill="F9FBF9"/>
             <w:tcMar>
-              <w:top w:w="20" w:type="dxa"/>
-              <w:left w:w="45" w:type="dxa"/>
-              <w:bottom w:w="20" w:type="dxa"/>
-              <w:right w:w="45" w:type="dxa"/>
+              <w:top w:w="16" w:type="dxa"/>
+              <w:left w:w="40" w:type="dxa"/>
+              <w:bottom w:w="16" w:type="dxa"/>
+              <w:right w:w="40" w:type="dxa"/>
             </w:tcMar>
           </w:tcPr>
           <w:p>
@@ -5383,10 +5573,10 @@
             </w:tcBorders>
             <w:shd w:val="clear" w:color="auto" w:fill="F9FBF9"/>
             <w:tcMar>
-              <w:top w:w="20" w:type="dxa"/>
-              <w:left w:w="45" w:type="dxa"/>
-              <w:bottom w:w="20" w:type="dxa"/>
-              <w:right w:w="45" w:type="dxa"/>
+              <w:top w:w="16" w:type="dxa"/>
+              <w:left w:w="40" w:type="dxa"/>
+              <w:bottom w:w="16" w:type="dxa"/>
+              <w:right w:w="40" w:type="dxa"/>
             </w:tcMar>
           </w:tcPr>
           <w:p>
@@ -5413,10 +5603,10 @@
             </w:tcBorders>
             <w:shd w:val="clear" w:color="auto" w:fill="F9FBF9"/>
             <w:tcMar>
-              <w:top w:w="20" w:type="dxa"/>
-              <w:left w:w="45" w:type="dxa"/>
-              <w:bottom w:w="20" w:type="dxa"/>
-              <w:right w:w="45" w:type="dxa"/>
+              <w:top w:w="16" w:type="dxa"/>
+              <w:left w:w="40" w:type="dxa"/>
+              <w:bottom w:w="16" w:type="dxa"/>
+              <w:right w:w="40" w:type="dxa"/>
             </w:tcMar>
           </w:tcPr>
           <w:p>
@@ -5443,10 +5633,10 @@
             </w:tcBorders>
             <w:shd w:val="clear" w:color="auto" w:fill="F9FBF9"/>
             <w:tcMar>
-              <w:top w:w="20" w:type="dxa"/>
-              <w:left w:w="45" w:type="dxa"/>
-              <w:bottom w:w="20" w:type="dxa"/>
-              <w:right w:w="45" w:type="dxa"/>
+              <w:top w:w="16" w:type="dxa"/>
+              <w:left w:w="40" w:type="dxa"/>
+              <w:bottom w:w="16" w:type="dxa"/>
+              <w:right w:w="40" w:type="dxa"/>
             </w:tcMar>
           </w:tcPr>
           <w:p>
@@ -5478,10 +5668,10 @@
             </w:tcBorders>
             <w:shd w:val="clear" w:color="auto" w:fill="FFFFFF"/>
             <w:tcMar>
-              <w:top w:w="20" w:type="dxa"/>
-              <w:left w:w="45" w:type="dxa"/>
-              <w:bottom w:w="20" w:type="dxa"/>
-              <w:right w:w="45" w:type="dxa"/>
+              <w:top w:w="16" w:type="dxa"/>
+              <w:left w:w="40" w:type="dxa"/>
+              <w:bottom w:w="16" w:type="dxa"/>
+              <w:right w:w="40" w:type="dxa"/>
             </w:tcMar>
           </w:tcPr>
           <w:p>
@@ -5506,10 +5696,10 @@
             </w:tcBorders>
             <w:shd w:val="clear" w:color="auto" w:fill="FFFFFF"/>
             <w:tcMar>
-              <w:top w:w="20" w:type="dxa"/>
-              <w:left w:w="45" w:type="dxa"/>
-              <w:bottom w:w="20" w:type="dxa"/>
-              <w:right w:w="45" w:type="dxa"/>
+              <w:top w:w="16" w:type="dxa"/>
+              <w:left w:w="40" w:type="dxa"/>
+              <w:bottom w:w="16" w:type="dxa"/>
+              <w:right w:w="40" w:type="dxa"/>
             </w:tcMar>
           </w:tcPr>
           <w:p>
@@ -5536,10 +5726,10 @@
             </w:tcBorders>
             <w:shd w:val="clear" w:color="auto" w:fill="FFFFFF"/>
             <w:tcMar>
-              <w:top w:w="20" w:type="dxa"/>
-              <w:left w:w="45" w:type="dxa"/>
-              <w:bottom w:w="20" w:type="dxa"/>
-              <w:right w:w="45" w:type="dxa"/>
+              <w:top w:w="16" w:type="dxa"/>
+              <w:left w:w="40" w:type="dxa"/>
+              <w:bottom w:w="16" w:type="dxa"/>
+              <w:right w:w="40" w:type="dxa"/>
             </w:tcMar>
           </w:tcPr>
           <w:p>
@@ -5566,10 +5756,10 @@
             </w:tcBorders>
             <w:shd w:val="clear" w:color="auto" w:fill="FFFFFF"/>
             <w:tcMar>
-              <w:top w:w="20" w:type="dxa"/>
-              <w:left w:w="45" w:type="dxa"/>
-              <w:bottom w:w="20" w:type="dxa"/>
-              <w:right w:w="45" w:type="dxa"/>
+              <w:top w:w="16" w:type="dxa"/>
+              <w:left w:w="40" w:type="dxa"/>
+              <w:bottom w:w="16" w:type="dxa"/>
+              <w:right w:w="40" w:type="dxa"/>
             </w:tcMar>
           </w:tcPr>
           <w:p>
@@ -5596,10 +5786,10 @@
             </w:tcBorders>
             <w:shd w:val="clear" w:color="auto" w:fill="FFFFFF"/>
             <w:tcMar>
-              <w:top w:w="20" w:type="dxa"/>
-              <w:left w:w="45" w:type="dxa"/>
-              <w:bottom w:w="20" w:type="dxa"/>
-              <w:right w:w="45" w:type="dxa"/>
+              <w:top w:w="16" w:type="dxa"/>
+              <w:left w:w="40" w:type="dxa"/>
+              <w:bottom w:w="16" w:type="dxa"/>
+              <w:right w:w="40" w:type="dxa"/>
             </w:tcMar>
           </w:tcPr>
           <w:p>
@@ -5620,11 +5810,11 @@
     <w:p>
       <w:pPr>
         <w:pBdr>
-          <w:left w:val="single" w:sz="12" w:space="4" w:color="43A047"/>
+          <w:left w:val="single" w:sz="12" w:space="4" w:color="2E7D32"/>
         </w:pBdr>
         <w:shd w:val="clear" w:color="auto" w:fill="EDF7EE"/>
-        <w:spacing w:before="20" w:after="40" w:line="252" w:lineRule="auto"/>
-        <w:ind w:left="120"/>
+        <w:spacing w:before="30" w:after="40" w:line="252" w:lineRule="auto"/>
+        <w:ind w:left="100"/>
       </w:pPr>
       <w:r>
         <w:rPr>
@@ -5632,15 +5822,82 @@
           <w:color w:val="1B5E20"/>
           <w:sz w:val="15"/>
         </w:rPr>
-        <w:t xml:space="preserve">Formulasi (Rasio Atribusi Driver &amp; Emisi CO2): </w:t>
+        <w:t>Formulasi Matematis (Atribusi Deforestasi Komoditas &amp; Pelepasan Karbon):</w:t>
+      </w:r>
+      <w:r>
+        <w:rPr>
+          <w:b/>
+          <w:color w:val="1B5E20"/>
+          <w:sz w:val="15"/>
+        </w:rPr>
+        <w:br/>
       </w:r>
       <w:r>
         <w:rPr>
           <w:rFonts w:ascii="Consolas" w:hAnsi="Consolas"/>
           <w:color w:val="104010"/>
+          <w:sz w:val="14"/>
+        </w:rPr>
+        <w:t>Proporsi_Driver_k (%) = ( Total_Deforestasi_k / Total_Deforestasi_Kumulatif ) * 100</w:t>
+      </w:r>
+      <w:r>
+        <w:rPr>
+          <w:rFonts w:ascii="Consolas" w:hAnsi="Consolas"/>
+          <w:color w:val="104010"/>
+          <w:sz w:val="14"/>
+        </w:rPr>
+        <w:br/>
+        <w:t>Rasio_Kerusakan = Total_Deforestasi_Tambang_Sawit / Total_Deforestasi_Pertanian_Rakyat</w:t>
+      </w:r>
+      <w:r>
+        <w:rPr>
+          <w:rFonts w:ascii="Consolas" w:hAnsi="Consolas"/>
+          <w:color w:val="104010"/>
+          <w:sz w:val="14"/>
+        </w:rPr>
+        <w:br/>
+      </w:r>
+      <w:r>
+        <w:rPr>
+          <w:b/>
+          <w:color w:val="1B5E20"/>
           <w:sz w:val="15"/>
         </w:rPr>
-        <w:t>Proporsi_Driver_k (%) = (Deforestasi_k / Total_Deforestasi) * 100 ; Rasio = Tambang_Sawit / Pertanian_Rakyat = 17.92x</w:t>
+        <w:t>Persamaan Substitusi:</w:t>
+      </w:r>
+      <w:r>
+        <w:rPr>
+          <w:b/>
+          <w:color w:val="1B5E20"/>
+          <w:sz w:val="15"/>
+        </w:rPr>
+        <w:br/>
+      </w:r>
+      <w:r>
+        <w:rPr>
+          <w:rFonts w:ascii="Consolas" w:hAnsi="Consolas"/>
+          <w:color w:val="222222"/>
+          <w:sz w:val="14"/>
+        </w:rPr>
+        <w:t>Proporsi_Tambang_Sawit = ( 1.001.654 Ha / 1.217.934 Ha ) * 100% = 82,24% (Emisi: 664.472.885 Mg CO2 / 82,64%)</w:t>
+      </w:r>
+      <w:r>
+        <w:rPr>
+          <w:rFonts w:ascii="Consolas" w:hAnsi="Consolas"/>
+          <w:color w:val="222222"/>
+          <w:sz w:val="14"/>
+        </w:rPr>
+        <w:br/>
+        <w:t>Proporsi_Pertanian_Rakyat = ( 55.905 Ha / 1.217.934 Ha ) * 100% = 4,59% (Emisi: 38.215.565 Mg CO2 / 4,75%)</w:t>
+      </w:r>
+      <w:r>
+        <w:rPr>
+          <w:rFonts w:ascii="Consolas" w:hAnsi="Consolas"/>
+          <w:color w:val="222222"/>
+          <w:sz w:val="14"/>
+        </w:rPr>
+        <w:br/>
+        <w:t>Rasio_Kerusakan = 1.001.654 Ha / 55.905 Ha = 17,92 Kali Lipat Lebih Masif</w:t>
       </w:r>
       <w:r>
         <w:rPr>
@@ -5648,26 +5905,8 @@
           <w:color w:val="555555"/>
           <w:sz w:val="14"/>
         </w:rPr>
-        <w:t xml:space="preserve"> | Ket: Emisi CO2 dihitung berbasis biomassa pohon hutan hujan tropis data satelit GFW baseline 2000</w:t>
-      </w:r>
-    </w:p>
-    <w:p>
-      <w:pPr>
-        <w:spacing w:after="40" w:line="252" w:lineRule="auto"/>
-        <w:jc w:val="both"/>
-      </w:pPr>
-      <w:r>
-        <w:rPr>
-          <w:b/>
-          <w:color w:val="222222"/>
-        </w:rPr>
-        <w:t xml:space="preserve">Analisis Temuan Empiris: </w:t>
-      </w:r>
-      <w:r>
-        <w:rPr>
-          <w:color w:val="222222"/>
-        </w:rPr>
-        <w:t>1. Dominasi Sektor Ekstraktif: Pertambangan dan sawit menyumbang 82.2% (1,001,654 Ha) deforestasi dan 82.6% (664,47 Juta Ton) emisi CO2. 2. Porsi Minor Pertanian Rakyat: Pertanian berpindah hanya menyumbang 4.6% (55,905 Ha). Kerusakan akibat industri komoditas ekstraktif 18 KALI LEBIH BESAR dibanding pertanian masyarakat lokal.</w:t>
+        <w:br/>
+        <w:t>Ket: Fakta empiris membantah tudingan deforestasi akibat perladangan rakyat: industri tambang &amp; sawit merusak hutan 18 kali lipat lebih masif.</w:t>
       </w:r>
     </w:p>
     <w:p>
@@ -5675,15 +5914,15 @@
         <w:pBdr>
           <w:bottom w:val="single" w:sz="4" w:space="1" w:color="2E7D32"/>
         </w:pBdr>
-        <w:spacing w:before="80" w:after="30"/>
+        <w:spacing w:before="70" w:after="20"/>
       </w:pPr>
       <w:r>
         <w:rPr>
           <w:b/>
           <w:color w:val="1B5E20"/>
-          <w:sz w:val="19"/>
+          <w:sz w:val="18"/>
         </w:rPr>
-        <w:t>2.5 Kehancuran Biodiversitas: Dampak Terhadap Habitat Satwa Endemik</w:t>
+        <w:t>2.5. Kehancuran Biodiversitas: Dampak Terhadap Habitat Satwa Endemik</w:t>
       </w:r>
     </w:p>
     <w:p>
@@ -5752,7 +5991,7 @@
     </w:p>
     <w:p>
       <w:pPr>
-        <w:spacing w:before="50" w:after="20"/>
+        <w:spacing w:before="40" w:after="20"/>
       </w:pPr>
       <w:r>
         <w:rPr>
@@ -5795,10 +6034,10 @@
             </w:tcBorders>
             <w:shd w:val="clear" w:color="auto" w:fill="2E7D32"/>
             <w:tcMar>
-              <w:top w:w="25" w:type="dxa"/>
-              <w:left w:w="45" w:type="dxa"/>
-              <w:bottom w:w="25" w:type="dxa"/>
-              <w:right w:w="45" w:type="dxa"/>
+              <w:top w:w="18" w:type="dxa"/>
+              <w:left w:w="40" w:type="dxa"/>
+              <w:bottom w:w="18" w:type="dxa"/>
+              <w:right w:w="40" w:type="dxa"/>
             </w:tcMar>
           </w:tcPr>
           <w:p>
@@ -5823,10 +6062,10 @@
             </w:tcBorders>
             <w:shd w:val="clear" w:color="auto" w:fill="2E7D32"/>
             <w:tcMar>
-              <w:top w:w="25" w:type="dxa"/>
-              <w:left w:w="45" w:type="dxa"/>
-              <w:bottom w:w="25" w:type="dxa"/>
-              <w:right w:w="45" w:type="dxa"/>
+              <w:top w:w="18" w:type="dxa"/>
+              <w:left w:w="40" w:type="dxa"/>
+              <w:bottom w:w="18" w:type="dxa"/>
+              <w:right w:w="40" w:type="dxa"/>
             </w:tcMar>
           </w:tcPr>
           <w:p>
@@ -5851,10 +6090,10 @@
             </w:tcBorders>
             <w:shd w:val="clear" w:color="auto" w:fill="2E7D32"/>
             <w:tcMar>
-              <w:top w:w="25" w:type="dxa"/>
-              <w:left w:w="45" w:type="dxa"/>
-              <w:bottom w:w="25" w:type="dxa"/>
-              <w:right w:w="45" w:type="dxa"/>
+              <w:top w:w="18" w:type="dxa"/>
+              <w:left w:w="40" w:type="dxa"/>
+              <w:bottom w:w="18" w:type="dxa"/>
+              <w:right w:w="40" w:type="dxa"/>
             </w:tcMar>
           </w:tcPr>
           <w:p>
@@ -5882,10 +6121,10 @@
             </w:tcBorders>
             <w:shd w:val="clear" w:color="auto" w:fill="2E7D32"/>
             <w:tcMar>
-              <w:top w:w="25" w:type="dxa"/>
-              <w:left w:w="45" w:type="dxa"/>
-              <w:bottom w:w="25" w:type="dxa"/>
-              <w:right w:w="45" w:type="dxa"/>
+              <w:top w:w="18" w:type="dxa"/>
+              <w:left w:w="40" w:type="dxa"/>
+              <w:bottom w:w="18" w:type="dxa"/>
+              <w:right w:w="40" w:type="dxa"/>
             </w:tcMar>
           </w:tcPr>
           <w:p>
@@ -5913,10 +6152,10 @@
             </w:tcBorders>
             <w:shd w:val="clear" w:color="auto" w:fill="2E7D32"/>
             <w:tcMar>
-              <w:top w:w="25" w:type="dxa"/>
-              <w:left w:w="45" w:type="dxa"/>
-              <w:bottom w:w="25" w:type="dxa"/>
-              <w:right w:w="45" w:type="dxa"/>
+              <w:top w:w="18" w:type="dxa"/>
+              <w:left w:w="40" w:type="dxa"/>
+              <w:bottom w:w="18" w:type="dxa"/>
+              <w:right w:w="40" w:type="dxa"/>
             </w:tcMar>
           </w:tcPr>
           <w:p>
@@ -5944,10 +6183,10 @@
             </w:tcBorders>
             <w:shd w:val="clear" w:color="auto" w:fill="2E7D32"/>
             <w:tcMar>
-              <w:top w:w="25" w:type="dxa"/>
-              <w:left w:w="45" w:type="dxa"/>
-              <w:bottom w:w="25" w:type="dxa"/>
-              <w:right w:w="45" w:type="dxa"/>
+              <w:top w:w="18" w:type="dxa"/>
+              <w:left w:w="40" w:type="dxa"/>
+              <w:bottom w:w="18" w:type="dxa"/>
+              <w:right w:w="40" w:type="dxa"/>
             </w:tcMar>
           </w:tcPr>
           <w:p>
@@ -5980,10 +6219,10 @@
             </w:tcBorders>
             <w:shd w:val="clear" w:color="auto" w:fill="FFFFFF"/>
             <w:tcMar>
-              <w:top w:w="20" w:type="dxa"/>
-              <w:left w:w="45" w:type="dxa"/>
-              <w:bottom w:w="20" w:type="dxa"/>
-              <w:right w:w="45" w:type="dxa"/>
+              <w:top w:w="16" w:type="dxa"/>
+              <w:left w:w="40" w:type="dxa"/>
+              <w:bottom w:w="16" w:type="dxa"/>
+              <w:right w:w="40" w:type="dxa"/>
             </w:tcMar>
           </w:tcPr>
           <w:p>
@@ -6008,10 +6247,10 @@
             </w:tcBorders>
             <w:shd w:val="clear" w:color="auto" w:fill="FFFFFF"/>
             <w:tcMar>
-              <w:top w:w="20" w:type="dxa"/>
-              <w:left w:w="45" w:type="dxa"/>
-              <w:bottom w:w="20" w:type="dxa"/>
-              <w:right w:w="45" w:type="dxa"/>
+              <w:top w:w="16" w:type="dxa"/>
+              <w:left w:w="40" w:type="dxa"/>
+              <w:bottom w:w="16" w:type="dxa"/>
+              <w:right w:w="40" w:type="dxa"/>
             </w:tcMar>
           </w:tcPr>
           <w:p>
@@ -6035,10 +6274,10 @@
             </w:tcBorders>
             <w:shd w:val="clear" w:color="auto" w:fill="FFFFFF"/>
             <w:tcMar>
-              <w:top w:w="20" w:type="dxa"/>
-              <w:left w:w="45" w:type="dxa"/>
-              <w:bottom w:w="20" w:type="dxa"/>
-              <w:right w:w="45" w:type="dxa"/>
+              <w:top w:w="16" w:type="dxa"/>
+              <w:left w:w="40" w:type="dxa"/>
+              <w:bottom w:w="16" w:type="dxa"/>
+              <w:right w:w="40" w:type="dxa"/>
             </w:tcMar>
           </w:tcPr>
           <w:p>
@@ -6065,10 +6304,10 @@
             </w:tcBorders>
             <w:shd w:val="clear" w:color="auto" w:fill="FFFFFF"/>
             <w:tcMar>
-              <w:top w:w="20" w:type="dxa"/>
-              <w:left w:w="45" w:type="dxa"/>
-              <w:bottom w:w="20" w:type="dxa"/>
-              <w:right w:w="45" w:type="dxa"/>
+              <w:top w:w="16" w:type="dxa"/>
+              <w:left w:w="40" w:type="dxa"/>
+              <w:bottom w:w="16" w:type="dxa"/>
+              <w:right w:w="40" w:type="dxa"/>
             </w:tcMar>
           </w:tcPr>
           <w:p>
@@ -6095,10 +6334,10 @@
             </w:tcBorders>
             <w:shd w:val="clear" w:color="auto" w:fill="FFFFFF"/>
             <w:tcMar>
-              <w:top w:w="20" w:type="dxa"/>
-              <w:left w:w="45" w:type="dxa"/>
-              <w:bottom w:w="20" w:type="dxa"/>
-              <w:right w:w="45" w:type="dxa"/>
+              <w:top w:w="16" w:type="dxa"/>
+              <w:left w:w="40" w:type="dxa"/>
+              <w:bottom w:w="16" w:type="dxa"/>
+              <w:right w:w="40" w:type="dxa"/>
             </w:tcMar>
           </w:tcPr>
           <w:p>
@@ -6125,10 +6364,10 @@
             </w:tcBorders>
             <w:shd w:val="clear" w:color="auto" w:fill="FFFFFF"/>
             <w:tcMar>
-              <w:top w:w="20" w:type="dxa"/>
-              <w:left w:w="45" w:type="dxa"/>
-              <w:bottom w:w="20" w:type="dxa"/>
-              <w:right w:w="45" w:type="dxa"/>
+              <w:top w:w="16" w:type="dxa"/>
+              <w:left w:w="40" w:type="dxa"/>
+              <w:bottom w:w="16" w:type="dxa"/>
+              <w:right w:w="40" w:type="dxa"/>
             </w:tcMar>
           </w:tcPr>
           <w:p>
@@ -6160,10 +6399,10 @@
             </w:tcBorders>
             <w:shd w:val="clear" w:color="auto" w:fill="F9FBF9"/>
             <w:tcMar>
-              <w:top w:w="20" w:type="dxa"/>
-              <w:left w:w="45" w:type="dxa"/>
-              <w:bottom w:w="20" w:type="dxa"/>
-              <w:right w:w="45" w:type="dxa"/>
+              <w:top w:w="16" w:type="dxa"/>
+              <w:left w:w="40" w:type="dxa"/>
+              <w:bottom w:w="16" w:type="dxa"/>
+              <w:right w:w="40" w:type="dxa"/>
             </w:tcMar>
           </w:tcPr>
           <w:p>
@@ -6188,10 +6427,10 @@
             </w:tcBorders>
             <w:shd w:val="clear" w:color="auto" w:fill="F9FBF9"/>
             <w:tcMar>
-              <w:top w:w="20" w:type="dxa"/>
-              <w:left w:w="45" w:type="dxa"/>
-              <w:bottom w:w="20" w:type="dxa"/>
-              <w:right w:w="45" w:type="dxa"/>
+              <w:top w:w="16" w:type="dxa"/>
+              <w:left w:w="40" w:type="dxa"/>
+              <w:bottom w:w="16" w:type="dxa"/>
+              <w:right w:w="40" w:type="dxa"/>
             </w:tcMar>
           </w:tcPr>
           <w:p>
@@ -6215,10 +6454,10 @@
             </w:tcBorders>
             <w:shd w:val="clear" w:color="auto" w:fill="F9FBF9"/>
             <w:tcMar>
-              <w:top w:w="20" w:type="dxa"/>
-              <w:left w:w="45" w:type="dxa"/>
-              <w:bottom w:w="20" w:type="dxa"/>
-              <w:right w:w="45" w:type="dxa"/>
+              <w:top w:w="16" w:type="dxa"/>
+              <w:left w:w="40" w:type="dxa"/>
+              <w:bottom w:w="16" w:type="dxa"/>
+              <w:right w:w="40" w:type="dxa"/>
             </w:tcMar>
           </w:tcPr>
           <w:p>
@@ -6245,10 +6484,10 @@
             </w:tcBorders>
             <w:shd w:val="clear" w:color="auto" w:fill="F9FBF9"/>
             <w:tcMar>
-              <w:top w:w="20" w:type="dxa"/>
-              <w:left w:w="45" w:type="dxa"/>
-              <w:bottom w:w="20" w:type="dxa"/>
-              <w:right w:w="45" w:type="dxa"/>
+              <w:top w:w="16" w:type="dxa"/>
+              <w:left w:w="40" w:type="dxa"/>
+              <w:bottom w:w="16" w:type="dxa"/>
+              <w:right w:w="40" w:type="dxa"/>
             </w:tcMar>
           </w:tcPr>
           <w:p>
@@ -6275,10 +6514,10 @@
             </w:tcBorders>
             <w:shd w:val="clear" w:color="auto" w:fill="F9FBF9"/>
             <w:tcMar>
-              <w:top w:w="20" w:type="dxa"/>
-              <w:left w:w="45" w:type="dxa"/>
-              <w:bottom w:w="20" w:type="dxa"/>
-              <w:right w:w="45" w:type="dxa"/>
+              <w:top w:w="16" w:type="dxa"/>
+              <w:left w:w="40" w:type="dxa"/>
+              <w:bottom w:w="16" w:type="dxa"/>
+              <w:right w:w="40" w:type="dxa"/>
             </w:tcMar>
           </w:tcPr>
           <w:p>
@@ -6305,10 +6544,10 @@
             </w:tcBorders>
             <w:shd w:val="clear" w:color="auto" w:fill="F9FBF9"/>
             <w:tcMar>
-              <w:top w:w="20" w:type="dxa"/>
-              <w:left w:w="45" w:type="dxa"/>
-              <w:bottom w:w="20" w:type="dxa"/>
-              <w:right w:w="45" w:type="dxa"/>
+              <w:top w:w="16" w:type="dxa"/>
+              <w:left w:w="40" w:type="dxa"/>
+              <w:bottom w:w="16" w:type="dxa"/>
+              <w:right w:w="40" w:type="dxa"/>
             </w:tcMar>
           </w:tcPr>
           <w:p>
@@ -6340,10 +6579,10 @@
             </w:tcBorders>
             <w:shd w:val="clear" w:color="auto" w:fill="FFFFFF"/>
             <w:tcMar>
-              <w:top w:w="20" w:type="dxa"/>
-              <w:left w:w="45" w:type="dxa"/>
-              <w:bottom w:w="20" w:type="dxa"/>
-              <w:right w:w="45" w:type="dxa"/>
+              <w:top w:w="16" w:type="dxa"/>
+              <w:left w:w="40" w:type="dxa"/>
+              <w:bottom w:w="16" w:type="dxa"/>
+              <w:right w:w="40" w:type="dxa"/>
             </w:tcMar>
           </w:tcPr>
           <w:p>
@@ -6368,10 +6607,10 @@
             </w:tcBorders>
             <w:shd w:val="clear" w:color="auto" w:fill="FFFFFF"/>
             <w:tcMar>
-              <w:top w:w="20" w:type="dxa"/>
-              <w:left w:w="45" w:type="dxa"/>
-              <w:bottom w:w="20" w:type="dxa"/>
-              <w:right w:w="45" w:type="dxa"/>
+              <w:top w:w="16" w:type="dxa"/>
+              <w:left w:w="40" w:type="dxa"/>
+              <w:bottom w:w="16" w:type="dxa"/>
+              <w:right w:w="40" w:type="dxa"/>
             </w:tcMar>
           </w:tcPr>
           <w:p>
@@ -6395,10 +6634,10 @@
             </w:tcBorders>
             <w:shd w:val="clear" w:color="auto" w:fill="FFFFFF"/>
             <w:tcMar>
-              <w:top w:w="20" w:type="dxa"/>
-              <w:left w:w="45" w:type="dxa"/>
-              <w:bottom w:w="20" w:type="dxa"/>
-              <w:right w:w="45" w:type="dxa"/>
+              <w:top w:w="16" w:type="dxa"/>
+              <w:left w:w="40" w:type="dxa"/>
+              <w:bottom w:w="16" w:type="dxa"/>
+              <w:right w:w="40" w:type="dxa"/>
             </w:tcMar>
           </w:tcPr>
           <w:p>
@@ -6425,10 +6664,10 @@
             </w:tcBorders>
             <w:shd w:val="clear" w:color="auto" w:fill="FFFFFF"/>
             <w:tcMar>
-              <w:top w:w="20" w:type="dxa"/>
-              <w:left w:w="45" w:type="dxa"/>
-              <w:bottom w:w="20" w:type="dxa"/>
-              <w:right w:w="45" w:type="dxa"/>
+              <w:top w:w="16" w:type="dxa"/>
+              <w:left w:w="40" w:type="dxa"/>
+              <w:bottom w:w="16" w:type="dxa"/>
+              <w:right w:w="40" w:type="dxa"/>
             </w:tcMar>
           </w:tcPr>
           <w:p>
@@ -6455,10 +6694,10 @@
             </w:tcBorders>
             <w:shd w:val="clear" w:color="auto" w:fill="FFFFFF"/>
             <w:tcMar>
-              <w:top w:w="20" w:type="dxa"/>
-              <w:left w:w="45" w:type="dxa"/>
-              <w:bottom w:w="20" w:type="dxa"/>
-              <w:right w:w="45" w:type="dxa"/>
+              <w:top w:w="16" w:type="dxa"/>
+              <w:left w:w="40" w:type="dxa"/>
+              <w:bottom w:w="16" w:type="dxa"/>
+              <w:right w:w="40" w:type="dxa"/>
             </w:tcMar>
           </w:tcPr>
           <w:p>
@@ -6485,10 +6724,10 @@
             </w:tcBorders>
             <w:shd w:val="clear" w:color="auto" w:fill="FFFFFF"/>
             <w:tcMar>
-              <w:top w:w="20" w:type="dxa"/>
-              <w:left w:w="45" w:type="dxa"/>
-              <w:bottom w:w="20" w:type="dxa"/>
-              <w:right w:w="45" w:type="dxa"/>
+              <w:top w:w="16" w:type="dxa"/>
+              <w:left w:w="40" w:type="dxa"/>
+              <w:bottom w:w="16" w:type="dxa"/>
+              <w:right w:w="40" w:type="dxa"/>
             </w:tcMar>
           </w:tcPr>
           <w:p>
@@ -6520,10 +6759,10 @@
             </w:tcBorders>
             <w:shd w:val="clear" w:color="auto" w:fill="F9FBF9"/>
             <w:tcMar>
-              <w:top w:w="20" w:type="dxa"/>
-              <w:left w:w="45" w:type="dxa"/>
-              <w:bottom w:w="20" w:type="dxa"/>
-              <w:right w:w="45" w:type="dxa"/>
+              <w:top w:w="16" w:type="dxa"/>
+              <w:left w:w="40" w:type="dxa"/>
+              <w:bottom w:w="16" w:type="dxa"/>
+              <w:right w:w="40" w:type="dxa"/>
             </w:tcMar>
           </w:tcPr>
           <w:p>
@@ -6548,10 +6787,10 @@
             </w:tcBorders>
             <w:shd w:val="clear" w:color="auto" w:fill="F9FBF9"/>
             <w:tcMar>
-              <w:top w:w="20" w:type="dxa"/>
-              <w:left w:w="45" w:type="dxa"/>
-              <w:bottom w:w="20" w:type="dxa"/>
-              <w:right w:w="45" w:type="dxa"/>
+              <w:top w:w="16" w:type="dxa"/>
+              <w:left w:w="40" w:type="dxa"/>
+              <w:bottom w:w="16" w:type="dxa"/>
+              <w:right w:w="40" w:type="dxa"/>
             </w:tcMar>
           </w:tcPr>
           <w:p>
@@ -6575,10 +6814,10 @@
             </w:tcBorders>
             <w:shd w:val="clear" w:color="auto" w:fill="F9FBF9"/>
             <w:tcMar>
-              <w:top w:w="20" w:type="dxa"/>
-              <w:left w:w="45" w:type="dxa"/>
-              <w:bottom w:w="20" w:type="dxa"/>
-              <w:right w:w="45" w:type="dxa"/>
+              <w:top w:w="16" w:type="dxa"/>
+              <w:left w:w="40" w:type="dxa"/>
+              <w:bottom w:w="16" w:type="dxa"/>
+              <w:right w:w="40" w:type="dxa"/>
             </w:tcMar>
           </w:tcPr>
           <w:p>
@@ -6605,10 +6844,10 @@
             </w:tcBorders>
             <w:shd w:val="clear" w:color="auto" w:fill="F9FBF9"/>
             <w:tcMar>
-              <w:top w:w="20" w:type="dxa"/>
-              <w:left w:w="45" w:type="dxa"/>
-              <w:bottom w:w="20" w:type="dxa"/>
-              <w:right w:w="45" w:type="dxa"/>
+              <w:top w:w="16" w:type="dxa"/>
+              <w:left w:w="40" w:type="dxa"/>
+              <w:bottom w:w="16" w:type="dxa"/>
+              <w:right w:w="40" w:type="dxa"/>
             </w:tcMar>
           </w:tcPr>
           <w:p>
@@ -6635,10 +6874,10 @@
             </w:tcBorders>
             <w:shd w:val="clear" w:color="auto" w:fill="F9FBF9"/>
             <w:tcMar>
-              <w:top w:w="20" w:type="dxa"/>
-              <w:left w:w="45" w:type="dxa"/>
-              <w:bottom w:w="20" w:type="dxa"/>
-              <w:right w:w="45" w:type="dxa"/>
+              <w:top w:w="16" w:type="dxa"/>
+              <w:left w:w="40" w:type="dxa"/>
+              <w:bottom w:w="16" w:type="dxa"/>
+              <w:right w:w="40" w:type="dxa"/>
             </w:tcMar>
           </w:tcPr>
           <w:p>
@@ -6665,10 +6904,10 @@
             </w:tcBorders>
             <w:shd w:val="clear" w:color="auto" w:fill="F9FBF9"/>
             <w:tcMar>
-              <w:top w:w="20" w:type="dxa"/>
-              <w:left w:w="45" w:type="dxa"/>
-              <w:bottom w:w="20" w:type="dxa"/>
-              <w:right w:w="45" w:type="dxa"/>
+              <w:top w:w="16" w:type="dxa"/>
+              <w:left w:w="40" w:type="dxa"/>
+              <w:bottom w:w="16" w:type="dxa"/>
+              <w:right w:w="40" w:type="dxa"/>
             </w:tcMar>
           </w:tcPr>
           <w:p>
@@ -6700,10 +6939,10 @@
             </w:tcBorders>
             <w:shd w:val="clear" w:color="auto" w:fill="FFFFFF"/>
             <w:tcMar>
-              <w:top w:w="20" w:type="dxa"/>
-              <w:left w:w="45" w:type="dxa"/>
-              <w:bottom w:w="20" w:type="dxa"/>
-              <w:right w:w="45" w:type="dxa"/>
+              <w:top w:w="16" w:type="dxa"/>
+              <w:left w:w="40" w:type="dxa"/>
+              <w:bottom w:w="16" w:type="dxa"/>
+              <w:right w:w="40" w:type="dxa"/>
             </w:tcMar>
           </w:tcPr>
           <w:p>
@@ -6728,10 +6967,10 @@
             </w:tcBorders>
             <w:shd w:val="clear" w:color="auto" w:fill="FFFFFF"/>
             <w:tcMar>
-              <w:top w:w="20" w:type="dxa"/>
-              <w:left w:w="45" w:type="dxa"/>
-              <w:bottom w:w="20" w:type="dxa"/>
-              <w:right w:w="45" w:type="dxa"/>
+              <w:top w:w="16" w:type="dxa"/>
+              <w:left w:w="40" w:type="dxa"/>
+              <w:bottom w:w="16" w:type="dxa"/>
+              <w:right w:w="40" w:type="dxa"/>
             </w:tcMar>
           </w:tcPr>
           <w:p>
@@ -6755,10 +6994,10 @@
             </w:tcBorders>
             <w:shd w:val="clear" w:color="auto" w:fill="FFFFFF"/>
             <w:tcMar>
-              <w:top w:w="20" w:type="dxa"/>
-              <w:left w:w="45" w:type="dxa"/>
-              <w:bottom w:w="20" w:type="dxa"/>
-              <w:right w:w="45" w:type="dxa"/>
+              <w:top w:w="16" w:type="dxa"/>
+              <w:left w:w="40" w:type="dxa"/>
+              <w:bottom w:w="16" w:type="dxa"/>
+              <w:right w:w="40" w:type="dxa"/>
             </w:tcMar>
           </w:tcPr>
           <w:p>
@@ -6785,10 +7024,10 @@
             </w:tcBorders>
             <w:shd w:val="clear" w:color="auto" w:fill="FFFFFF"/>
             <w:tcMar>
-              <w:top w:w="20" w:type="dxa"/>
-              <w:left w:w="45" w:type="dxa"/>
-              <w:bottom w:w="20" w:type="dxa"/>
-              <w:right w:w="45" w:type="dxa"/>
+              <w:top w:w="16" w:type="dxa"/>
+              <w:left w:w="40" w:type="dxa"/>
+              <w:bottom w:w="16" w:type="dxa"/>
+              <w:right w:w="40" w:type="dxa"/>
             </w:tcMar>
           </w:tcPr>
           <w:p>
@@ -6815,10 +7054,10 @@
             </w:tcBorders>
             <w:shd w:val="clear" w:color="auto" w:fill="FFFFFF"/>
             <w:tcMar>
-              <w:top w:w="20" w:type="dxa"/>
-              <w:left w:w="45" w:type="dxa"/>
-              <w:bottom w:w="20" w:type="dxa"/>
-              <w:right w:w="45" w:type="dxa"/>
+              <w:top w:w="16" w:type="dxa"/>
+              <w:left w:w="40" w:type="dxa"/>
+              <w:bottom w:w="16" w:type="dxa"/>
+              <w:right w:w="40" w:type="dxa"/>
             </w:tcMar>
           </w:tcPr>
           <w:p>
@@ -6845,10 +7084,10 @@
             </w:tcBorders>
             <w:shd w:val="clear" w:color="auto" w:fill="FFFFFF"/>
             <w:tcMar>
-              <w:top w:w="20" w:type="dxa"/>
-              <w:left w:w="45" w:type="dxa"/>
-              <w:bottom w:w="20" w:type="dxa"/>
-              <w:right w:w="45" w:type="dxa"/>
+              <w:top w:w="16" w:type="dxa"/>
+              <w:left w:w="40" w:type="dxa"/>
+              <w:bottom w:w="16" w:type="dxa"/>
+              <w:right w:w="40" w:type="dxa"/>
             </w:tcMar>
           </w:tcPr>
           <w:p>
@@ -6880,10 +7119,10 @@
             </w:tcBorders>
             <w:shd w:val="clear" w:color="auto" w:fill="F9FBF9"/>
             <w:tcMar>
-              <w:top w:w="20" w:type="dxa"/>
-              <w:left w:w="45" w:type="dxa"/>
-              <w:bottom w:w="20" w:type="dxa"/>
-              <w:right w:w="45" w:type="dxa"/>
+              <w:top w:w="16" w:type="dxa"/>
+              <w:left w:w="40" w:type="dxa"/>
+              <w:bottom w:w="16" w:type="dxa"/>
+              <w:right w:w="40" w:type="dxa"/>
             </w:tcMar>
           </w:tcPr>
           <w:p>
@@ -6908,10 +7147,10 @@
             </w:tcBorders>
             <w:shd w:val="clear" w:color="auto" w:fill="F9FBF9"/>
             <w:tcMar>
-              <w:top w:w="20" w:type="dxa"/>
-              <w:left w:w="45" w:type="dxa"/>
-              <w:bottom w:w="20" w:type="dxa"/>
-              <w:right w:w="45" w:type="dxa"/>
+              <w:top w:w="16" w:type="dxa"/>
+              <w:left w:w="40" w:type="dxa"/>
+              <w:bottom w:w="16" w:type="dxa"/>
+              <w:right w:w="40" w:type="dxa"/>
             </w:tcMar>
           </w:tcPr>
           <w:p>
@@ -6935,10 +7174,10 @@
             </w:tcBorders>
             <w:shd w:val="clear" w:color="auto" w:fill="F9FBF9"/>
             <w:tcMar>
-              <w:top w:w="20" w:type="dxa"/>
-              <w:left w:w="45" w:type="dxa"/>
-              <w:bottom w:w="20" w:type="dxa"/>
-              <w:right w:w="45" w:type="dxa"/>
+              <w:top w:w="16" w:type="dxa"/>
+              <w:left w:w="40" w:type="dxa"/>
+              <w:bottom w:w="16" w:type="dxa"/>
+              <w:right w:w="40" w:type="dxa"/>
             </w:tcMar>
           </w:tcPr>
           <w:p>
@@ -6965,10 +7204,10 @@
             </w:tcBorders>
             <w:shd w:val="clear" w:color="auto" w:fill="F9FBF9"/>
             <w:tcMar>
-              <w:top w:w="20" w:type="dxa"/>
-              <w:left w:w="45" w:type="dxa"/>
-              <w:bottom w:w="20" w:type="dxa"/>
-              <w:right w:w="45" w:type="dxa"/>
+              <w:top w:w="16" w:type="dxa"/>
+              <w:left w:w="40" w:type="dxa"/>
+              <w:bottom w:w="16" w:type="dxa"/>
+              <w:right w:w="40" w:type="dxa"/>
             </w:tcMar>
           </w:tcPr>
           <w:p>
@@ -6995,10 +7234,10 @@
             </w:tcBorders>
             <w:shd w:val="clear" w:color="auto" w:fill="F9FBF9"/>
             <w:tcMar>
-              <w:top w:w="20" w:type="dxa"/>
-              <w:left w:w="45" w:type="dxa"/>
-              <w:bottom w:w="20" w:type="dxa"/>
-              <w:right w:w="45" w:type="dxa"/>
+              <w:top w:w="16" w:type="dxa"/>
+              <w:left w:w="40" w:type="dxa"/>
+              <w:bottom w:w="16" w:type="dxa"/>
+              <w:right w:w="40" w:type="dxa"/>
             </w:tcMar>
           </w:tcPr>
           <w:p>
@@ -7025,10 +7264,10 @@
             </w:tcBorders>
             <w:shd w:val="clear" w:color="auto" w:fill="F9FBF9"/>
             <w:tcMar>
-              <w:top w:w="20" w:type="dxa"/>
-              <w:left w:w="45" w:type="dxa"/>
-              <w:bottom w:w="20" w:type="dxa"/>
-              <w:right w:w="45" w:type="dxa"/>
+              <w:top w:w="16" w:type="dxa"/>
+              <w:left w:w="40" w:type="dxa"/>
+              <w:bottom w:w="16" w:type="dxa"/>
+              <w:right w:w="40" w:type="dxa"/>
             </w:tcMar>
           </w:tcPr>
           <w:p>
@@ -7060,10 +7299,10 @@
             </w:tcBorders>
             <w:shd w:val="clear" w:color="auto" w:fill="FFFFFF"/>
             <w:tcMar>
-              <w:top w:w="20" w:type="dxa"/>
-              <w:left w:w="45" w:type="dxa"/>
-              <w:bottom w:w="20" w:type="dxa"/>
-              <w:right w:w="45" w:type="dxa"/>
+              <w:top w:w="16" w:type="dxa"/>
+              <w:left w:w="40" w:type="dxa"/>
+              <w:bottom w:w="16" w:type="dxa"/>
+              <w:right w:w="40" w:type="dxa"/>
             </w:tcMar>
           </w:tcPr>
           <w:p>
@@ -7088,10 +7327,10 @@
             </w:tcBorders>
             <w:shd w:val="clear" w:color="auto" w:fill="FFFFFF"/>
             <w:tcMar>
-              <w:top w:w="20" w:type="dxa"/>
-              <w:left w:w="45" w:type="dxa"/>
-              <w:bottom w:w="20" w:type="dxa"/>
-              <w:right w:w="45" w:type="dxa"/>
+              <w:top w:w="16" w:type="dxa"/>
+              <w:left w:w="40" w:type="dxa"/>
+              <w:bottom w:w="16" w:type="dxa"/>
+              <w:right w:w="40" w:type="dxa"/>
             </w:tcMar>
           </w:tcPr>
           <w:p>
@@ -7115,10 +7354,10 @@
             </w:tcBorders>
             <w:shd w:val="clear" w:color="auto" w:fill="FFFFFF"/>
             <w:tcMar>
-              <w:top w:w="20" w:type="dxa"/>
-              <w:left w:w="45" w:type="dxa"/>
-              <w:bottom w:w="20" w:type="dxa"/>
-              <w:right w:w="45" w:type="dxa"/>
+              <w:top w:w="16" w:type="dxa"/>
+              <w:left w:w="40" w:type="dxa"/>
+              <w:bottom w:w="16" w:type="dxa"/>
+              <w:right w:w="40" w:type="dxa"/>
             </w:tcMar>
           </w:tcPr>
           <w:p>
@@ -7145,10 +7384,10 @@
             </w:tcBorders>
             <w:shd w:val="clear" w:color="auto" w:fill="FFFFFF"/>
             <w:tcMar>
-              <w:top w:w="20" w:type="dxa"/>
-              <w:left w:w="45" w:type="dxa"/>
-              <w:bottom w:w="20" w:type="dxa"/>
-              <w:right w:w="45" w:type="dxa"/>
+              <w:top w:w="16" w:type="dxa"/>
+              <w:left w:w="40" w:type="dxa"/>
+              <w:bottom w:w="16" w:type="dxa"/>
+              <w:right w:w="40" w:type="dxa"/>
             </w:tcMar>
           </w:tcPr>
           <w:p>
@@ -7175,10 +7414,10 @@
             </w:tcBorders>
             <w:shd w:val="clear" w:color="auto" w:fill="FFFFFF"/>
             <w:tcMar>
-              <w:top w:w="20" w:type="dxa"/>
-              <w:left w:w="45" w:type="dxa"/>
-              <w:bottom w:w="20" w:type="dxa"/>
-              <w:right w:w="45" w:type="dxa"/>
+              <w:top w:w="16" w:type="dxa"/>
+              <w:left w:w="40" w:type="dxa"/>
+              <w:bottom w:w="16" w:type="dxa"/>
+              <w:right w:w="40" w:type="dxa"/>
             </w:tcMar>
           </w:tcPr>
           <w:p>
@@ -7205,10 +7444,10 @@
             </w:tcBorders>
             <w:shd w:val="clear" w:color="auto" w:fill="FFFFFF"/>
             <w:tcMar>
-              <w:top w:w="20" w:type="dxa"/>
-              <w:left w:w="45" w:type="dxa"/>
-              <w:bottom w:w="20" w:type="dxa"/>
-              <w:right w:w="45" w:type="dxa"/>
+              <w:top w:w="16" w:type="dxa"/>
+              <w:left w:w="40" w:type="dxa"/>
+              <w:bottom w:w="16" w:type="dxa"/>
+              <w:right w:w="40" w:type="dxa"/>
             </w:tcMar>
           </w:tcPr>
           <w:p>
@@ -7229,11 +7468,11 @@
     <w:p>
       <w:pPr>
         <w:pBdr>
-          <w:left w:val="single" w:sz="12" w:space="4" w:color="43A047"/>
+          <w:left w:val="single" w:sz="12" w:space="4" w:color="2E7D32"/>
         </w:pBdr>
         <w:shd w:val="clear" w:color="auto" w:fill="EDF7EE"/>
-        <w:spacing w:before="20" w:after="40" w:line="252" w:lineRule="auto"/>
-        <w:ind w:left="120"/>
+        <w:spacing w:before="30" w:after="40" w:line="252" w:lineRule="auto"/>
+        <w:ind w:left="100"/>
       </w:pPr>
       <w:r>
         <w:rPr>
@@ -7241,15 +7480,80 @@
           <w:color w:val="1B5E20"/>
           <w:sz w:val="15"/>
         </w:rPr>
-        <w:t xml:space="preserve">Formulasi (Keterancaman Spesies Endemik): </w:t>
+        <w:t>Formulasi Matematis (Keterancaman Spesies Wallacea &amp; Penanda Mining Threat):</w:t>
+      </w:r>
+      <w:r>
+        <w:rPr>
+          <w:b/>
+          <w:color w:val="1B5E20"/>
+          <w:sz w:val="15"/>
+        </w:rPr>
+        <w:br/>
       </w:r>
       <w:r>
         <w:rPr>
           <w:rFonts w:ascii="Consolas" w:hAnsi="Consolas"/>
           <w:color w:val="104010"/>
+          <w:sz w:val="14"/>
+        </w:rPr>
+        <w:t>O_s = Σ o_i  |  Proporsi_Kritis (%) = ( N_CR_EN / N_total ) * 100  |  Rasio_Mining (%) = ( N_Mining / N_total ) * 100</w:t>
+      </w:r>
+      <w:r>
+        <w:rPr>
+          <w:rFonts w:ascii="Consolas" w:hAnsi="Consolas"/>
+          <w:color w:val="104010"/>
+          <w:sz w:val="14"/>
+        </w:rPr>
+        <w:br/>
+      </w:r>
+      <w:r>
+        <w:rPr>
+          <w:b/>
+          <w:color w:val="1B5E20"/>
           <w:sz w:val="15"/>
         </w:rPr>
-        <w:t>O_s = Σ o_i ; Proporsi_Kritis_Terancam = (4 / 7) * 100% = 57.1% ; Penanda_Mining_Threat = (4 / 7) * 100% = 57.1%</w:t>
+        <w:t>Persamaan Substitusi:</w:t>
+      </w:r>
+      <w:r>
+        <w:rPr>
+          <w:b/>
+          <w:color w:val="1B5E20"/>
+          <w:sz w:val="15"/>
+        </w:rPr>
+        <w:br/>
+      </w:r>
+      <w:r>
+        <w:rPr>
+          <w:rFonts w:ascii="Consolas" w:hAnsi="Consolas"/>
+          <w:color w:val="222222"/>
+          <w:sz w:val="14"/>
+        </w:rPr>
+        <w:t>Titik_Occurrence_GBIF = 269 Titik Terverifikasi (Maleo 95, Macaca 87, Babirusa 47, Anoa 28, Tarsius 12)</w:t>
+      </w:r>
+      <w:r>
+        <w:rPr>
+          <w:rFonts w:ascii="Consolas" w:hAnsi="Consolas"/>
+          <w:color w:val="222222"/>
+          <w:sz w:val="14"/>
+        </w:rPr>
+        <w:br/>
+        <w:t>Status_Konservasi_Kritis = [ ( 2 CR + 2 EN ) / 7 Spesies ] * 100% = 57,14% Sangat Terancam Punah</w:t>
+      </w:r>
+      <w:r>
+        <w:rPr>
+          <w:rFonts w:ascii="Consolas" w:hAnsi="Consolas"/>
+          <w:color w:val="222222"/>
+          <w:sz w:val="14"/>
+        </w:rPr>
+        <w:br/>
+      </w:r>
+      <w:r>
+        <w:rPr>
+          <w:rFonts w:ascii="Consolas" w:hAnsi="Consolas"/>
+          <w:color w:val="222222"/>
+          <w:sz w:val="14"/>
+        </w:rPr>
+        <w:t>Penanda_Mining_Threat = [ 4 Spesies / 7 Spesies ] * 100% = 57,14% Beririsan Langsung dengan Konsesi IUP Nikel</w:t>
       </w:r>
       <w:r>
         <w:rPr>
@@ -7257,26 +7561,8 @@
           <w:color w:val="555555"/>
           <w:sz w:val="14"/>
         </w:rPr>
-        <w:t xml:space="preserve"> | Ket: O_s: jumlah titik occurrence GBIF, Status IUCN: CR (28.6%), EN (28.6%), VU (42.9%)</w:t>
-      </w:r>
-    </w:p>
-    <w:p>
-      <w:pPr>
-        <w:spacing w:after="40" w:line="252" w:lineRule="auto"/>
-        <w:jc w:val="both"/>
-      </w:pPr>
-      <w:r>
-        <w:rPr>
-          <w:b/>
-          <w:color w:val="222222"/>
-        </w:rPr>
-        <w:t xml:space="preserve">Analisis Temuan Empiris: </w:t>
-      </w:r>
-      <w:r>
-        <w:rPr>
-          <w:color w:val="222222"/>
-        </w:rPr>
-        <w:t>Pembacaan spasial GBIF dan validasi IUCN Red List membuktikan bahwa ekspansi industri hilirisasi dan tambang nikel mengfragmentasi habitat kritis satwa endemik Wallacea. Keterancaman ini diverifikasi oleh keberadaan penanda resmi Mining Threat pada Anoa dan Babirusa yang habitat alaminya beririsan langsung dengan konsesi IUP nikel.</w:t>
+        <w:br/>
+        <w:t>Ket: Spesies Anoa dan Babirusa terbukti secara empiris menghadapi ancaman kepunahan langsung akibat fragmentasi habitat konsesi pertambangan.</w:t>
       </w:r>
     </w:p>
     <w:sectPr>
@@ -7462,31 +7748,31 @@
       </w:rPr>
     </w:lvl>
   </w:abstractNum>
-  <w:num w:numId="1" w16cid:durableId="1462652876">
+  <w:num w:numId="1" w16cid:durableId="127356902">
     <w:abstractNumId w:val="8"/>
   </w:num>
-  <w:num w:numId="2" w16cid:durableId="98184600">
+  <w:num w:numId="2" w16cid:durableId="663508353">
     <w:abstractNumId w:val="6"/>
   </w:num>
-  <w:num w:numId="3" w16cid:durableId="1082023175">
+  <w:num w:numId="3" w16cid:durableId="463620341">
     <w:abstractNumId w:val="5"/>
   </w:num>
-  <w:num w:numId="4" w16cid:durableId="284892864">
+  <w:num w:numId="4" w16cid:durableId="1767268966">
     <w:abstractNumId w:val="4"/>
   </w:num>
-  <w:num w:numId="5" w16cid:durableId="1865828940">
+  <w:num w:numId="5" w16cid:durableId="513375696">
     <w:abstractNumId w:val="7"/>
   </w:num>
-  <w:num w:numId="6" w16cid:durableId="1637101554">
+  <w:num w:numId="6" w16cid:durableId="1180199743">
     <w:abstractNumId w:val="3"/>
   </w:num>
-  <w:num w:numId="7" w16cid:durableId="186261259">
+  <w:num w:numId="7" w16cid:durableId="195847693">
     <w:abstractNumId w:val="2"/>
   </w:num>
-  <w:num w:numId="8" w16cid:durableId="404181813">
+  <w:num w:numId="8" w16cid:durableId="1040476485">
     <w:abstractNumId w:val="1"/>
   </w:num>
-  <w:num w:numId="9" w16cid:durableId="773594111">
+  <w:num w:numId="9" w16cid:durableId="350448687">
     <w:abstractNumId w:val="0"/>
   </w:num>
 </w:numbering>

--- a/tools/report_metodologi/versicompact/bab_2/Metodologi_Bab2_Kualitas_Lingkungan_Compact.docx
+++ b/tools/report_metodologi/versicompact/bab_2/Metodologi_Bab2_Kualitas_Lingkungan_Compact.docx
@@ -607,12 +607,11 @@
         <w:tblLook w:firstColumn="1" w:firstRow="1" w:lastColumn="0" w:lastRow="0" w:noHBand="0" w:noVBand="1" w:val="04A0"/>
       </w:tblPr>
       <w:tblGrid>
-        <w:gridCol w:w="1606"/>
-        <w:gridCol w:w="1606"/>
-        <w:gridCol w:w="1606"/>
-        <w:gridCol w:w="1606"/>
-        <w:gridCol w:w="1606"/>
-        <w:gridCol w:w="1606"/>
+        <w:gridCol w:w="1928"/>
+        <w:gridCol w:w="1928"/>
+        <w:gridCol w:w="1928"/>
+        <w:gridCol w:w="1928"/>
+        <w:gridCol w:w="1928"/>
       </w:tblGrid>
       <w:tr>
         <w:tc>
@@ -651,7 +650,7 @@
         </w:tc>
         <w:tc>
           <w:tcPr>
-            <w:tcW w:type="dxa" w:w="1984"/>
+            <w:tcW w:type="dxa" w:w="2551"/>
             <w:shd w:val="clear" w:color="auto" w:fill="2E7D32"/>
             <w:tcMar>
               <w:top w:w="50" w:type="dxa"/>
@@ -685,7 +684,7 @@
         </w:tc>
         <w:tc>
           <w:tcPr>
-            <w:tcW w:type="dxa" w:w="2098"/>
+            <w:tcW w:type="dxa" w:w="2551"/>
             <w:shd w:val="clear" w:color="auto" w:fill="2E7D32"/>
             <w:tcMar>
               <w:top w:w="50" w:type="dxa"/>
@@ -719,7 +718,7 @@
         </w:tc>
         <w:tc>
           <w:tcPr>
-            <w:tcW w:type="dxa" w:w="1020"/>
+            <w:tcW w:type="dxa" w:w="1247"/>
             <w:shd w:val="clear" w:color="auto" w:fill="2E7D32"/>
             <w:tcMar>
               <w:top w:w="50" w:type="dxa"/>
@@ -753,41 +752,7 @@
         </w:tc>
         <w:tc>
           <w:tcPr>
-            <w:tcW w:type="dxa" w:w="1134"/>
-            <w:shd w:val="clear" w:color="auto" w:fill="2E7D32"/>
-            <w:tcMar>
-              <w:top w:w="50" w:type="dxa"/>
-              <w:bottom w:w="50" w:type="dxa"/>
-              <w:left w:w="80" w:type="dxa"/>
-              <w:right w:w="80" w:type="dxa"/>
-            </w:tcMar>
-            <w:tcBorders>
-              <w:top w:val="single" w:sz="4" w:color="D0D7DE" w:space="0"/>
-              <w:left w:val="single" w:sz="4" w:color="D0D7DE" w:space="0"/>
-              <w:bottom w:val="single" w:sz="4" w:color="D0D7DE" w:space="0"/>
-              <w:right w:val="single" w:sz="4" w:color="D0D7DE" w:space="0"/>
-            </w:tcBorders>
-          </w:tcPr>
-          <w:p>
-            <w:pPr>
-              <w:spacing w:before="40" w:after="40"/>
-              <w:jc w:val="center"/>
-            </w:pPr>
-            <w:r>
-              <w:rPr>
-                <w:rFonts w:ascii="Calibri" w:hAnsi="Calibri"/>
-                <w:b/>
-                <w:i w:val="0"/>
-                <w:color w:val="FFFFFF"/>
-                <w:sz w:val="16"/>
-              </w:rPr>
-              <w:t>Periode</w:t>
-            </w:r>
-          </w:p>
-        </w:tc>
-        <w:tc>
-          <w:tcPr>
-            <w:tcW w:type="dxa" w:w="2948"/>
+            <w:tcW w:type="dxa" w:w="2835"/>
             <w:shd w:val="clear" w:color="auto" w:fill="2E7D32"/>
             <w:tcMar>
               <w:top w:w="50" w:type="dxa"/>
@@ -858,7 +823,7 @@
         </w:tc>
         <w:tc>
           <w:tcPr>
-            <w:tcW w:type="dxa" w:w="1984"/>
+            <w:tcW w:type="dxa" w:w="2551"/>
             <w:vAlign w:val="center"/>
             <w:shd w:val="clear" w:color="auto" w:fill="F9FBF9"/>
             <w:tcMar>
@@ -893,7 +858,7 @@
         </w:tc>
         <w:tc>
           <w:tcPr>
-            <w:tcW w:type="dxa" w:w="2098"/>
+            <w:tcW w:type="dxa" w:w="2551"/>
             <w:vAlign w:val="center"/>
             <w:shd w:val="clear" w:color="auto" w:fill="F9FBF9"/>
             <w:tcMar>
@@ -928,7 +893,7 @@
         </w:tc>
         <w:tc>
           <w:tcPr>
-            <w:tcW w:type="dxa" w:w="1020"/>
+            <w:tcW w:type="dxa" w:w="1247"/>
             <w:vAlign w:val="center"/>
             <w:shd w:val="clear" w:color="auto" w:fill="F9FBF9"/>
             <w:tcMar>
@@ -963,42 +928,7 @@
         </w:tc>
         <w:tc>
           <w:tcPr>
-            <w:tcW w:type="dxa" w:w="1134"/>
-            <w:vAlign w:val="center"/>
-            <w:shd w:val="clear" w:color="auto" w:fill="F9FBF9"/>
-            <w:tcMar>
-              <w:top w:w="40" w:type="dxa"/>
-              <w:bottom w:w="40" w:type="dxa"/>
-              <w:left w:w="80" w:type="dxa"/>
-              <w:right w:w="80" w:type="dxa"/>
-            </w:tcMar>
-            <w:tcBorders>
-              <w:top w:val="single" w:sz="4" w:color="D0D7DE" w:space="0"/>
-              <w:left w:val="single" w:sz="4" w:color="D0D7DE" w:space="0"/>
-              <w:bottom w:val="single" w:sz="4" w:color="D0D7DE" w:space="0"/>
-              <w:right w:val="single" w:sz="4" w:color="D0D7DE" w:space="0"/>
-            </w:tcBorders>
-          </w:tcPr>
-          <w:p>
-            <w:pPr>
-              <w:spacing w:before="20" w:after="20"/>
-              <w:jc w:val="center"/>
-            </w:pPr>
-            <w:r>
-              <w:rPr>
-                <w:rFonts w:ascii="Calibri" w:hAnsi="Calibri"/>
-                <w:b w:val="0"/>
-                <w:i w:val="0"/>
-                <w:color w:val="222222"/>
-                <w:sz w:val="15"/>
-              </w:rPr>
-              <w:t>2016–2024</w:t>
-            </w:r>
-          </w:p>
-        </w:tc>
-        <w:tc>
-          <w:tcPr>
-            <w:tcW w:type="dxa" w:w="2948"/>
+            <w:tcW w:type="dxa" w:w="2835"/>
             <w:vAlign w:val="center"/>
             <w:shd w:val="clear" w:color="auto" w:fill="F9FBF9"/>
             <w:tcMar>
@@ -1070,7 +1000,7 @@
         </w:tc>
         <w:tc>
           <w:tcPr>
-            <w:tcW w:type="dxa" w:w="1984"/>
+            <w:tcW w:type="dxa" w:w="2551"/>
             <w:vAlign w:val="center"/>
             <w:shd w:val="clear" w:color="auto" w:fill="FFFFFF"/>
             <w:tcMar>
@@ -1105,7 +1035,7 @@
         </w:tc>
         <w:tc>
           <w:tcPr>
-            <w:tcW w:type="dxa" w:w="2098"/>
+            <w:tcW w:type="dxa" w:w="2551"/>
             <w:vAlign w:val="center"/>
             <w:shd w:val="clear" w:color="auto" w:fill="FFFFFF"/>
             <w:tcMar>
@@ -1140,7 +1070,7 @@
         </w:tc>
         <w:tc>
           <w:tcPr>
-            <w:tcW w:type="dxa" w:w="1020"/>
+            <w:tcW w:type="dxa" w:w="1247"/>
             <w:vAlign w:val="center"/>
             <w:shd w:val="clear" w:color="auto" w:fill="FFFFFF"/>
             <w:tcMar>
@@ -1175,42 +1105,7 @@
         </w:tc>
         <w:tc>
           <w:tcPr>
-            <w:tcW w:type="dxa" w:w="1134"/>
-            <w:vAlign w:val="center"/>
-            <w:shd w:val="clear" w:color="auto" w:fill="FFFFFF"/>
-            <w:tcMar>
-              <w:top w:w="40" w:type="dxa"/>
-              <w:bottom w:w="40" w:type="dxa"/>
-              <w:left w:w="80" w:type="dxa"/>
-              <w:right w:w="80" w:type="dxa"/>
-            </w:tcMar>
-            <w:tcBorders>
-              <w:top w:val="single" w:sz="4" w:color="D0D7DE" w:space="0"/>
-              <w:left w:val="single" w:sz="4" w:color="D0D7DE" w:space="0"/>
-              <w:bottom w:val="single" w:sz="4" w:color="D0D7DE" w:space="0"/>
-              <w:right w:val="single" w:sz="4" w:color="D0D7DE" w:space="0"/>
-            </w:tcBorders>
-          </w:tcPr>
-          <w:p>
-            <w:pPr>
-              <w:spacing w:before="20" w:after="20"/>
-              <w:jc w:val="center"/>
-            </w:pPr>
-            <w:r>
-              <w:rPr>
-                <w:rFonts w:ascii="Calibri" w:hAnsi="Calibri"/>
-                <w:b w:val="0"/>
-                <w:i w:val="0"/>
-                <w:color w:val="222222"/>
-                <w:sz w:val="15"/>
-              </w:rPr>
-              <w:t>2016–2024</w:t>
-            </w:r>
-          </w:p>
-        </w:tc>
-        <w:tc>
-          <w:tcPr>
-            <w:tcW w:type="dxa" w:w="2948"/>
+            <w:tcW w:type="dxa" w:w="2835"/>
             <w:vAlign w:val="center"/>
             <w:shd w:val="clear" w:color="auto" w:fill="FFFFFF"/>
             <w:tcMar>
@@ -1282,7 +1177,7 @@
         </w:tc>
         <w:tc>
           <w:tcPr>
-            <w:tcW w:type="dxa" w:w="1984"/>
+            <w:tcW w:type="dxa" w:w="2551"/>
             <w:vAlign w:val="center"/>
             <w:shd w:val="clear" w:color="auto" w:fill="F9FBF9"/>
             <w:tcMar>
@@ -1317,7 +1212,7 @@
         </w:tc>
         <w:tc>
           <w:tcPr>
-            <w:tcW w:type="dxa" w:w="2098"/>
+            <w:tcW w:type="dxa" w:w="2551"/>
             <w:vAlign w:val="center"/>
             <w:shd w:val="clear" w:color="auto" w:fill="F9FBF9"/>
             <w:tcMar>
@@ -1352,7 +1247,7 @@
         </w:tc>
         <w:tc>
           <w:tcPr>
-            <w:tcW w:type="dxa" w:w="1020"/>
+            <w:tcW w:type="dxa" w:w="1247"/>
             <w:vAlign w:val="center"/>
             <w:shd w:val="clear" w:color="auto" w:fill="F9FBF9"/>
             <w:tcMar>
@@ -1387,42 +1282,7 @@
         </w:tc>
         <w:tc>
           <w:tcPr>
-            <w:tcW w:type="dxa" w:w="1134"/>
-            <w:vAlign w:val="center"/>
-            <w:shd w:val="clear" w:color="auto" w:fill="F9FBF9"/>
-            <w:tcMar>
-              <w:top w:w="40" w:type="dxa"/>
-              <w:bottom w:w="40" w:type="dxa"/>
-              <w:left w:w="80" w:type="dxa"/>
-              <w:right w:w="80" w:type="dxa"/>
-            </w:tcMar>
-            <w:tcBorders>
-              <w:top w:val="single" w:sz="4" w:color="D0D7DE" w:space="0"/>
-              <w:left w:val="single" w:sz="4" w:color="D0D7DE" w:space="0"/>
-              <w:bottom w:val="single" w:sz="4" w:color="D0D7DE" w:space="0"/>
-              <w:right w:val="single" w:sz="4" w:color="D0D7DE" w:space="0"/>
-            </w:tcBorders>
-          </w:tcPr>
-          <w:p>
-            <w:pPr>
-              <w:spacing w:before="20" w:after="20"/>
-              <w:jc w:val="center"/>
-            </w:pPr>
-            <w:r>
-              <w:rPr>
-                <w:rFonts w:ascii="Calibri" w:hAnsi="Calibri"/>
-                <w:b w:val="0"/>
-                <w:i w:val="0"/>
-                <w:color w:val="222222"/>
-                <w:sz w:val="15"/>
-              </w:rPr>
-              <w:t>2016–2024</w:t>
-            </w:r>
-          </w:p>
-        </w:tc>
-        <w:tc>
-          <w:tcPr>
-            <w:tcW w:type="dxa" w:w="2948"/>
+            <w:tcW w:type="dxa" w:w="2835"/>
             <w:vAlign w:val="center"/>
             <w:shd w:val="clear" w:color="auto" w:fill="F9FBF9"/>
             <w:tcMar>
@@ -1494,7 +1354,7 @@
         </w:tc>
         <w:tc>
           <w:tcPr>
-            <w:tcW w:type="dxa" w:w="1984"/>
+            <w:tcW w:type="dxa" w:w="2551"/>
             <w:vAlign w:val="center"/>
             <w:shd w:val="clear" w:color="auto" w:fill="FFFFFF"/>
             <w:tcMar>
@@ -1529,7 +1389,7 @@
         </w:tc>
         <w:tc>
           <w:tcPr>
-            <w:tcW w:type="dxa" w:w="2098"/>
+            <w:tcW w:type="dxa" w:w="2551"/>
             <w:vAlign w:val="center"/>
             <w:shd w:val="clear" w:color="auto" w:fill="FFFFFF"/>
             <w:tcMar>
@@ -1564,7 +1424,7 @@
         </w:tc>
         <w:tc>
           <w:tcPr>
-            <w:tcW w:type="dxa" w:w="1020"/>
+            <w:tcW w:type="dxa" w:w="1247"/>
             <w:vAlign w:val="center"/>
             <w:shd w:val="clear" w:color="auto" w:fill="FFFFFF"/>
             <w:tcMar>
@@ -1599,42 +1459,7 @@
         </w:tc>
         <w:tc>
           <w:tcPr>
-            <w:tcW w:type="dxa" w:w="1134"/>
-            <w:vAlign w:val="center"/>
-            <w:shd w:val="clear" w:color="auto" w:fill="FFFFFF"/>
-            <w:tcMar>
-              <w:top w:w="40" w:type="dxa"/>
-              <w:bottom w:w="40" w:type="dxa"/>
-              <w:left w:w="80" w:type="dxa"/>
-              <w:right w:w="80" w:type="dxa"/>
-            </w:tcMar>
-            <w:tcBorders>
-              <w:top w:val="single" w:sz="4" w:color="D0D7DE" w:space="0"/>
-              <w:left w:val="single" w:sz="4" w:color="D0D7DE" w:space="0"/>
-              <w:bottom w:val="single" w:sz="4" w:color="D0D7DE" w:space="0"/>
-              <w:right w:val="single" w:sz="4" w:color="D0D7DE" w:space="0"/>
-            </w:tcBorders>
-          </w:tcPr>
-          <w:p>
-            <w:pPr>
-              <w:spacing w:before="20" w:after="20"/>
-              <w:jc w:val="center"/>
-            </w:pPr>
-            <w:r>
-              <w:rPr>
-                <w:rFonts w:ascii="Calibri" w:hAnsi="Calibri"/>
-                <w:b w:val="0"/>
-                <w:i w:val="0"/>
-                <w:color w:val="222222"/>
-                <w:sz w:val="15"/>
-              </w:rPr>
-              <w:t>2016–2024</w:t>
-            </w:r>
-          </w:p>
-        </w:tc>
-        <w:tc>
-          <w:tcPr>
-            <w:tcW w:type="dxa" w:w="2948"/>
+            <w:tcW w:type="dxa" w:w="2835"/>
             <w:vAlign w:val="center"/>
             <w:shd w:val="clear" w:color="auto" w:fill="FFFFFF"/>
             <w:tcMar>
@@ -1706,7 +1531,7 @@
         </w:tc>
         <w:tc>
           <w:tcPr>
-            <w:tcW w:type="dxa" w:w="1984"/>
+            <w:tcW w:type="dxa" w:w="2551"/>
             <w:vAlign w:val="center"/>
             <w:shd w:val="clear" w:color="auto" w:fill="F9FBF9"/>
             <w:tcMar>
@@ -1741,7 +1566,7 @@
         </w:tc>
         <w:tc>
           <w:tcPr>
-            <w:tcW w:type="dxa" w:w="2098"/>
+            <w:tcW w:type="dxa" w:w="2551"/>
             <w:vAlign w:val="center"/>
             <w:shd w:val="clear" w:color="auto" w:fill="F9FBF9"/>
             <w:tcMar>
@@ -1776,7 +1601,7 @@
         </w:tc>
         <w:tc>
           <w:tcPr>
-            <w:tcW w:type="dxa" w:w="1020"/>
+            <w:tcW w:type="dxa" w:w="1247"/>
             <w:vAlign w:val="center"/>
             <w:shd w:val="clear" w:color="auto" w:fill="F9FBF9"/>
             <w:tcMar>
@@ -1811,42 +1636,7 @@
         </w:tc>
         <w:tc>
           <w:tcPr>
-            <w:tcW w:type="dxa" w:w="1134"/>
-            <w:vAlign w:val="center"/>
-            <w:shd w:val="clear" w:color="auto" w:fill="F9FBF9"/>
-            <w:tcMar>
-              <w:top w:w="40" w:type="dxa"/>
-              <w:bottom w:w="40" w:type="dxa"/>
-              <w:left w:w="80" w:type="dxa"/>
-              <w:right w:w="80" w:type="dxa"/>
-            </w:tcMar>
-            <w:tcBorders>
-              <w:top w:val="single" w:sz="4" w:color="D0D7DE" w:space="0"/>
-              <w:left w:val="single" w:sz="4" w:color="D0D7DE" w:space="0"/>
-              <w:bottom w:val="single" w:sz="4" w:color="D0D7DE" w:space="0"/>
-              <w:right w:val="single" w:sz="4" w:color="D0D7DE" w:space="0"/>
-            </w:tcBorders>
-          </w:tcPr>
-          <w:p>
-            <w:pPr>
-              <w:spacing w:before="20" w:after="20"/>
-              <w:jc w:val="center"/>
-            </w:pPr>
-            <w:r>
-              <w:rPr>
-                <w:rFonts w:ascii="Calibri" w:hAnsi="Calibri"/>
-                <w:b w:val="0"/>
-                <w:i w:val="0"/>
-                <w:color w:val="222222"/>
-                <w:sz w:val="15"/>
-              </w:rPr>
-              <w:t>2016–2024</w:t>
-            </w:r>
-          </w:p>
-        </w:tc>
-        <w:tc>
-          <w:tcPr>
-            <w:tcW w:type="dxa" w:w="2948"/>
+            <w:tcW w:type="dxa" w:w="2835"/>
             <w:vAlign w:val="center"/>
             <w:shd w:val="clear" w:color="auto" w:fill="F9FBF9"/>
             <w:tcMar>
@@ -1918,7 +1708,7 @@
         </w:tc>
         <w:tc>
           <w:tcPr>
-            <w:tcW w:type="dxa" w:w="1984"/>
+            <w:tcW w:type="dxa" w:w="2551"/>
             <w:vAlign w:val="center"/>
             <w:shd w:val="clear" w:color="auto" w:fill="FFFFFF"/>
             <w:tcMar>
@@ -1953,7 +1743,7 @@
         </w:tc>
         <w:tc>
           <w:tcPr>
-            <w:tcW w:type="dxa" w:w="2098"/>
+            <w:tcW w:type="dxa" w:w="2551"/>
             <w:vAlign w:val="center"/>
             <w:shd w:val="clear" w:color="auto" w:fill="FFFFFF"/>
             <w:tcMar>
@@ -1988,7 +1778,7 @@
         </w:tc>
         <w:tc>
           <w:tcPr>
-            <w:tcW w:type="dxa" w:w="1020"/>
+            <w:tcW w:type="dxa" w:w="1247"/>
             <w:vAlign w:val="center"/>
             <w:shd w:val="clear" w:color="auto" w:fill="FFFFFF"/>
             <w:tcMar>
@@ -2023,42 +1813,7 @@
         </w:tc>
         <w:tc>
           <w:tcPr>
-            <w:tcW w:type="dxa" w:w="1134"/>
-            <w:vAlign w:val="center"/>
-            <w:shd w:val="clear" w:color="auto" w:fill="FFFFFF"/>
-            <w:tcMar>
-              <w:top w:w="40" w:type="dxa"/>
-              <w:bottom w:w="40" w:type="dxa"/>
-              <w:left w:w="80" w:type="dxa"/>
-              <w:right w:w="80" w:type="dxa"/>
-            </w:tcMar>
-            <w:tcBorders>
-              <w:top w:val="single" w:sz="4" w:color="D0D7DE" w:space="0"/>
-              <w:left w:val="single" w:sz="4" w:color="D0D7DE" w:space="0"/>
-              <w:bottom w:val="single" w:sz="4" w:color="D0D7DE" w:space="0"/>
-              <w:right w:val="single" w:sz="4" w:color="D0D7DE" w:space="0"/>
-            </w:tcBorders>
-          </w:tcPr>
-          <w:p>
-            <w:pPr>
-              <w:spacing w:before="20" w:after="20"/>
-              <w:jc w:val="center"/>
-            </w:pPr>
-            <w:r>
-              <w:rPr>
-                <w:rFonts w:ascii="Calibri" w:hAnsi="Calibri"/>
-                <w:b w:val="0"/>
-                <w:i w:val="0"/>
-                <w:color w:val="222222"/>
-                <w:sz w:val="15"/>
-              </w:rPr>
-              <w:t>2019–2024</w:t>
-            </w:r>
-          </w:p>
-        </w:tc>
-        <w:tc>
-          <w:tcPr>
-            <w:tcW w:type="dxa" w:w="2948"/>
+            <w:tcW w:type="dxa" w:w="2835"/>
             <w:vAlign w:val="center"/>
             <w:shd w:val="clear" w:color="auto" w:fill="FFFFFF"/>
             <w:tcMar>
@@ -2130,7 +1885,7 @@
         </w:tc>
         <w:tc>
           <w:tcPr>
-            <w:tcW w:type="dxa" w:w="1984"/>
+            <w:tcW w:type="dxa" w:w="2551"/>
             <w:vAlign w:val="center"/>
             <w:shd w:val="clear" w:color="auto" w:fill="F9FBF9"/>
             <w:tcMar>
@@ -2165,7 +1920,7 @@
         </w:tc>
         <w:tc>
           <w:tcPr>
-            <w:tcW w:type="dxa" w:w="2098"/>
+            <w:tcW w:type="dxa" w:w="2551"/>
             <w:vAlign w:val="center"/>
             <w:shd w:val="clear" w:color="auto" w:fill="F9FBF9"/>
             <w:tcMar>
@@ -2200,7 +1955,7 @@
         </w:tc>
         <w:tc>
           <w:tcPr>
-            <w:tcW w:type="dxa" w:w="1020"/>
+            <w:tcW w:type="dxa" w:w="1247"/>
             <w:vAlign w:val="center"/>
             <w:shd w:val="clear" w:color="auto" w:fill="F9FBF9"/>
             <w:tcMar>
@@ -2235,42 +1990,7 @@
         </w:tc>
         <w:tc>
           <w:tcPr>
-            <w:tcW w:type="dxa" w:w="1134"/>
-            <w:vAlign w:val="center"/>
-            <w:shd w:val="clear" w:color="auto" w:fill="F9FBF9"/>
-            <w:tcMar>
-              <w:top w:w="40" w:type="dxa"/>
-              <w:bottom w:w="40" w:type="dxa"/>
-              <w:left w:w="80" w:type="dxa"/>
-              <w:right w:w="80" w:type="dxa"/>
-            </w:tcMar>
-            <w:tcBorders>
-              <w:top w:val="single" w:sz="4" w:color="D0D7DE" w:space="0"/>
-              <w:left w:val="single" w:sz="4" w:color="D0D7DE" w:space="0"/>
-              <w:bottom w:val="single" w:sz="4" w:color="D0D7DE" w:space="0"/>
-              <w:right w:val="single" w:sz="4" w:color="D0D7DE" w:space="0"/>
-            </w:tcBorders>
-          </w:tcPr>
-          <w:p>
-            <w:pPr>
-              <w:spacing w:before="20" w:after="20"/>
-              <w:jc w:val="center"/>
-            </w:pPr>
-            <w:r>
-              <w:rPr>
-                <w:rFonts w:ascii="Calibri" w:hAnsi="Calibri"/>
-                <w:b w:val="0"/>
-                <w:i w:val="0"/>
-                <w:color w:val="222222"/>
-                <w:sz w:val="15"/>
-              </w:rPr>
-              <w:t>2014–2023</w:t>
-            </w:r>
-          </w:p>
-        </w:tc>
-        <w:tc>
-          <w:tcPr>
-            <w:tcW w:type="dxa" w:w="2948"/>
+            <w:tcW w:type="dxa" w:w="2835"/>
             <w:vAlign w:val="center"/>
             <w:shd w:val="clear" w:color="auto" w:fill="F9FBF9"/>
             <w:tcMar>
@@ -2342,7 +2062,7 @@
         </w:tc>
         <w:tc>
           <w:tcPr>
-            <w:tcW w:type="dxa" w:w="1984"/>
+            <w:tcW w:type="dxa" w:w="2551"/>
             <w:vAlign w:val="center"/>
             <w:shd w:val="clear" w:color="auto" w:fill="FFFFFF"/>
             <w:tcMar>
@@ -2377,7 +2097,7 @@
         </w:tc>
         <w:tc>
           <w:tcPr>
-            <w:tcW w:type="dxa" w:w="2098"/>
+            <w:tcW w:type="dxa" w:w="2551"/>
             <w:vAlign w:val="center"/>
             <w:shd w:val="clear" w:color="auto" w:fill="FFFFFF"/>
             <w:tcMar>
@@ -2412,7 +2132,7 @@
         </w:tc>
         <w:tc>
           <w:tcPr>
-            <w:tcW w:type="dxa" w:w="1020"/>
+            <w:tcW w:type="dxa" w:w="1247"/>
             <w:vAlign w:val="center"/>
             <w:shd w:val="clear" w:color="auto" w:fill="FFFFFF"/>
             <w:tcMar>
@@ -2447,42 +2167,7 @@
         </w:tc>
         <w:tc>
           <w:tcPr>
-            <w:tcW w:type="dxa" w:w="1134"/>
-            <w:vAlign w:val="center"/>
-            <w:shd w:val="clear" w:color="auto" w:fill="FFFFFF"/>
-            <w:tcMar>
-              <w:top w:w="40" w:type="dxa"/>
-              <w:bottom w:w="40" w:type="dxa"/>
-              <w:left w:w="80" w:type="dxa"/>
-              <w:right w:w="80" w:type="dxa"/>
-            </w:tcMar>
-            <w:tcBorders>
-              <w:top w:val="single" w:sz="4" w:color="D0D7DE" w:space="0"/>
-              <w:left w:val="single" w:sz="4" w:color="D0D7DE" w:space="0"/>
-              <w:bottom w:val="single" w:sz="4" w:color="D0D7DE" w:space="0"/>
-              <w:right w:val="single" w:sz="4" w:color="D0D7DE" w:space="0"/>
-            </w:tcBorders>
-          </w:tcPr>
-          <w:p>
-            <w:pPr>
-              <w:spacing w:before="20" w:after="20"/>
-              <w:jc w:val="center"/>
-            </w:pPr>
-            <w:r>
-              <w:rPr>
-                <w:rFonts w:ascii="Calibri" w:hAnsi="Calibri"/>
-                <w:b w:val="0"/>
-                <w:i w:val="0"/>
-                <w:color w:val="222222"/>
-                <w:sz w:val="15"/>
-              </w:rPr>
-              <w:t>2014–2023</w:t>
-            </w:r>
-          </w:p>
-        </w:tc>
-        <w:tc>
-          <w:tcPr>
-            <w:tcW w:type="dxa" w:w="2948"/>
+            <w:tcW w:type="dxa" w:w="2835"/>
             <w:vAlign w:val="center"/>
             <w:shd w:val="clear" w:color="auto" w:fill="FFFFFF"/>
             <w:tcMar>
@@ -2554,7 +2239,7 @@
         </w:tc>
         <w:tc>
           <w:tcPr>
-            <w:tcW w:type="dxa" w:w="1984"/>
+            <w:tcW w:type="dxa" w:w="2551"/>
             <w:vAlign w:val="center"/>
             <w:shd w:val="clear" w:color="auto" w:fill="F9FBF9"/>
             <w:tcMar>
@@ -2589,7 +2274,7 @@
         </w:tc>
         <w:tc>
           <w:tcPr>
-            <w:tcW w:type="dxa" w:w="2098"/>
+            <w:tcW w:type="dxa" w:w="2551"/>
             <w:vAlign w:val="center"/>
             <w:shd w:val="clear" w:color="auto" w:fill="F9FBF9"/>
             <w:tcMar>
@@ -2624,7 +2309,7 @@
         </w:tc>
         <w:tc>
           <w:tcPr>
-            <w:tcW w:type="dxa" w:w="1020"/>
+            <w:tcW w:type="dxa" w:w="1247"/>
             <w:vAlign w:val="center"/>
             <w:shd w:val="clear" w:color="auto" w:fill="F9FBF9"/>
             <w:tcMar>
@@ -2659,42 +2344,7 @@
         </w:tc>
         <w:tc>
           <w:tcPr>
-            <w:tcW w:type="dxa" w:w="1134"/>
-            <w:vAlign w:val="center"/>
-            <w:shd w:val="clear" w:color="auto" w:fill="F9FBF9"/>
-            <w:tcMar>
-              <w:top w:w="40" w:type="dxa"/>
-              <w:bottom w:w="40" w:type="dxa"/>
-              <w:left w:w="80" w:type="dxa"/>
-              <w:right w:w="80" w:type="dxa"/>
-            </w:tcMar>
-            <w:tcBorders>
-              <w:top w:val="single" w:sz="4" w:color="D0D7DE" w:space="0"/>
-              <w:left w:val="single" w:sz="4" w:color="D0D7DE" w:space="0"/>
-              <w:bottom w:val="single" w:sz="4" w:color="D0D7DE" w:space="0"/>
-              <w:right w:val="single" w:sz="4" w:color="D0D7DE" w:space="0"/>
-            </w:tcBorders>
-          </w:tcPr>
-          <w:p>
-            <w:pPr>
-              <w:spacing w:before="20" w:after="20"/>
-              <w:jc w:val="center"/>
-            </w:pPr>
-            <w:r>
-              <w:rPr>
-                <w:rFonts w:ascii="Calibri" w:hAnsi="Calibri"/>
-                <w:b w:val="0"/>
-                <w:i w:val="0"/>
-                <w:color w:val="222222"/>
-                <w:sz w:val="15"/>
-              </w:rPr>
-              <w:t>2014–2023</w:t>
-            </w:r>
-          </w:p>
-        </w:tc>
-        <w:tc>
-          <w:tcPr>
-            <w:tcW w:type="dxa" w:w="2948"/>
+            <w:tcW w:type="dxa" w:w="2835"/>
             <w:vAlign w:val="center"/>
             <w:shd w:val="clear" w:color="auto" w:fill="F9FBF9"/>
             <w:tcMar>
@@ -2766,7 +2416,7 @@
         </w:tc>
         <w:tc>
           <w:tcPr>
-            <w:tcW w:type="dxa" w:w="1984"/>
+            <w:tcW w:type="dxa" w:w="2551"/>
             <w:vAlign w:val="center"/>
             <w:shd w:val="clear" w:color="auto" w:fill="FFFFFF"/>
             <w:tcMar>
@@ -2801,7 +2451,7 @@
         </w:tc>
         <w:tc>
           <w:tcPr>
-            <w:tcW w:type="dxa" w:w="2098"/>
+            <w:tcW w:type="dxa" w:w="2551"/>
             <w:vAlign w:val="center"/>
             <w:shd w:val="clear" w:color="auto" w:fill="FFFFFF"/>
             <w:tcMar>
@@ -2836,7 +2486,7 @@
         </w:tc>
         <w:tc>
           <w:tcPr>
-            <w:tcW w:type="dxa" w:w="1020"/>
+            <w:tcW w:type="dxa" w:w="1247"/>
             <w:vAlign w:val="center"/>
             <w:shd w:val="clear" w:color="auto" w:fill="FFFFFF"/>
             <w:tcMar>
@@ -2871,42 +2521,7 @@
         </w:tc>
         <w:tc>
           <w:tcPr>
-            <w:tcW w:type="dxa" w:w="1134"/>
-            <w:vAlign w:val="center"/>
-            <w:shd w:val="clear" w:color="auto" w:fill="FFFFFF"/>
-            <w:tcMar>
-              <w:top w:w="40" w:type="dxa"/>
-              <w:bottom w:w="40" w:type="dxa"/>
-              <w:left w:w="80" w:type="dxa"/>
-              <w:right w:w="80" w:type="dxa"/>
-            </w:tcMar>
-            <w:tcBorders>
-              <w:top w:val="single" w:sz="4" w:color="D0D7DE" w:space="0"/>
-              <w:left w:val="single" w:sz="4" w:color="D0D7DE" w:space="0"/>
-              <w:bottom w:val="single" w:sz="4" w:color="D0D7DE" w:space="0"/>
-              <w:right w:val="single" w:sz="4" w:color="D0D7DE" w:space="0"/>
-            </w:tcBorders>
-          </w:tcPr>
-          <w:p>
-            <w:pPr>
-              <w:spacing w:before="20" w:after="20"/>
-              <w:jc w:val="center"/>
-            </w:pPr>
-            <w:r>
-              <w:rPr>
-                <w:rFonts w:ascii="Calibri" w:hAnsi="Calibri"/>
-                <w:b w:val="0"/>
-                <w:i w:val="0"/>
-                <w:color w:val="222222"/>
-                <w:sz w:val="15"/>
-              </w:rPr>
-              <w:t>2014–2024</w:t>
-            </w:r>
-          </w:p>
-        </w:tc>
-        <w:tc>
-          <w:tcPr>
-            <w:tcW w:type="dxa" w:w="2948"/>
+            <w:tcW w:type="dxa" w:w="2835"/>
             <w:vAlign w:val="center"/>
             <w:shd w:val="clear" w:color="auto" w:fill="FFFFFF"/>
             <w:tcMar>
